--- a/ConsumerWorkplace_v_1.0/Templates/F_DOGOVIR-NA-UPRAVLINNYA-PRAVAMI-Avtora-2018-1_.docx
+++ b/ConsumerWorkplace_v_1.0/Templates/F_DOGOVIR-NA-UPRAVLINNYA-PRAVAMI-Avtora-2018-1_.docx
@@ -480,52 +480,8 @@
         <w:jc w:val="center"/>
         <w:rPr>
           <w:b/>
-          <w:sz w:val="28"/>
-          <w:szCs w:val="28"/>
-          <w:lang w:val="uk-UA"/>
-        </w:rPr>
-      </w:pPr>
-      <w:r>
-        <w:rPr>
-          <w:sz w:val="28"/>
-          <w:szCs w:val="28"/>
-          <w:lang w:val="uk-UA"/>
-        </w:rPr>
-        <w:t>____________________________________________________</w:t>
-      </w:r>
-    </w:p>
-    <w:p>
-      <w:pPr>
-        <w:pStyle w:val="21"/>
-        <w:spacing w:after="0" w:line="240" w:lineRule="auto"/>
-        <w:jc w:val="center"/>
-        <w:rPr>
-          <w:b/>
-          <w:sz w:val="22"/>
-          <w:szCs w:val="22"/>
-          <w:lang w:val="uk-UA"/>
-        </w:rPr>
-      </w:pPr>
-      <w:r>
-        <w:rPr>
-          <w:b/>
-          <w:sz w:val="28"/>
-          <w:szCs w:val="28"/>
-          <w:lang w:val="uk-UA"/>
-        </w:rPr>
-        <w:t>(Автор)</w:t>
-      </w:r>
-    </w:p>
-    <w:p>
-      <w:pPr>
-        <w:pStyle w:val="21"/>
-        <w:spacing w:after="0" w:line="240" w:lineRule="auto"/>
-        <w:jc w:val="center"/>
-        <w:rPr>
-          <w:b/>
-          <w:sz w:val="22"/>
-          <w:szCs w:val="22"/>
-          <w:lang w:val="uk-UA"/>
+          <w:sz w:val="22"/>
+          <w:szCs w:val="22"/>
         </w:rPr>
       </w:pPr>
     </w:p>
@@ -897,6 +853,19 @@
       <w:pPr>
         <w:pStyle w:val="21"/>
         <w:spacing w:after="0" w:line="276" w:lineRule="auto"/>
+        <w:ind w:firstLine="720"/>
+        <w:jc w:val="both"/>
+        <w:rPr>
+          <w:sz w:val="16"/>
+          <w:szCs w:val="16"/>
+          <w:lang w:val="uk-UA"/>
+        </w:rPr>
+      </w:pPr>
+    </w:p>
+    <w:p>
+      <w:pPr>
+        <w:pStyle w:val="21"/>
+        <w:spacing w:after="0" w:line="276" w:lineRule="auto"/>
         <w:jc w:val="both"/>
         <w:rPr>
           <w:b/>
@@ -909,6 +878,7 @@
     <w:p>
       <w:pPr>
         <w:pStyle w:val="21"/>
+        <w:pageBreakBefore/>
         <w:spacing w:after="0" w:line="276" w:lineRule="auto"/>
         <w:ind w:firstLine="720"/>
         <w:jc w:val="both"/>
@@ -1164,25 +1134,13 @@
     </w:p>
     <w:p>
       <w:pPr>
-        <w:spacing w:line="276" w:lineRule="auto"/>
-        <w:ind w:right="-42"/>
-        <w:jc w:val="both"/>
-        <w:rPr>
-          <w:sz w:val="22"/>
-          <w:szCs w:val="22"/>
-          <w:lang w:val="uk-UA"/>
-        </w:rPr>
-      </w:pPr>
-    </w:p>
-    <w:p>
-      <w:pPr>
         <w:pStyle w:val="a4"/>
         <w:numPr>
           <w:ilvl w:val="0"/>
           <w:numId w:val="6"/>
         </w:numPr>
-        <w:spacing w:after="120" w:line="276" w:lineRule="auto"/>
-        <w:ind w:left="0" w:right="0" w:firstLine="900"/>
+        <w:spacing w:before="120" w:after="120" w:line="276" w:lineRule="auto"/>
+        <w:ind w:left="0" w:right="0" w:firstLine="902"/>
         <w:jc w:val="center"/>
         <w:rPr>
           <w:b/>
@@ -1511,23 +1469,12 @@
     <w:p>
       <w:pPr>
         <w:pStyle w:val="a4"/>
-        <w:spacing w:line="276" w:lineRule="auto"/>
-        <w:ind w:right="0"/>
-        <w:rPr>
-          <w:b/>
-          <w:sz w:val="22"/>
-          <w:szCs w:val="22"/>
-        </w:rPr>
-      </w:pPr>
-    </w:p>
-    <w:p>
-      <w:pPr>
-        <w:pStyle w:val="a4"/>
         <w:numPr>
           <w:ilvl w:val="0"/>
           <w:numId w:val="6"/>
         </w:numPr>
-        <w:spacing w:line="276" w:lineRule="auto"/>
+        <w:spacing w:before="120" w:after="120" w:line="276" w:lineRule="auto"/>
+        <w:ind w:left="714" w:right="-567" w:hanging="357"/>
         <w:jc w:val="center"/>
         <w:rPr>
           <w:color w:val="000000"/>
@@ -1942,43 +1889,21 @@
     </w:p>
     <w:p>
       <w:pPr>
-        <w:pStyle w:val="11"/>
-        <w:spacing w:before="120" w:line="276" w:lineRule="auto"/>
-        <w:jc w:val="both"/>
-        <w:rPr>
-          <w:sz w:val="22"/>
-          <w:szCs w:val="22"/>
-          <w:lang w:val="uk-UA"/>
-        </w:rPr>
-      </w:pPr>
-    </w:p>
-    <w:p>
-      <w:pPr>
-        <w:pStyle w:val="11"/>
-        <w:spacing w:before="120" w:line="276" w:lineRule="auto"/>
-        <w:jc w:val="both"/>
-        <w:rPr>
-          <w:b/>
-          <w:sz w:val="22"/>
-          <w:szCs w:val="22"/>
-          <w:lang w:val="uk-UA"/>
-        </w:rPr>
-      </w:pPr>
-    </w:p>
-    <w:p>
-      <w:pPr>
         <w:pStyle w:val="a4"/>
         <w:numPr>
           <w:ilvl w:val="0"/>
           <w:numId w:val="6"/>
         </w:numPr>
-        <w:spacing w:line="276" w:lineRule="auto"/>
+        <w:spacing w:before="120" w:after="120" w:line="276" w:lineRule="auto"/>
+        <w:ind w:left="714" w:right="-567" w:hanging="357"/>
         <w:jc w:val="center"/>
         <w:rPr>
           <w:sz w:val="22"/>
           <w:szCs w:val="22"/>
         </w:rPr>
       </w:pPr>
+      <w:bookmarkStart w:id="0" w:name="_GoBack"/>
+      <w:bookmarkEnd w:id="0"/>
       <w:r>
         <w:rPr>
           <w:b/>
@@ -2009,16 +1934,17 @@
           <w:lang w:val="uk-UA"/>
         </w:rPr>
       </w:pPr>
-      <w:bookmarkStart w:id="0" w:name="_Ref346106947"/>
-      <w:r>
-        <w:rPr>
-          <w:sz w:val="22"/>
-          <w:szCs w:val="22"/>
-          <w:lang w:val="uk-UA"/>
-        </w:rPr>
+      <w:bookmarkStart w:id="1" w:name="_Ref346106947"/>
+      <w:r>
+        <w:rPr>
+          <w:sz w:val="22"/>
+          <w:szCs w:val="22"/>
+          <w:lang w:val="uk-UA"/>
+        </w:rPr>
+        <w:lastRenderedPageBreak/>
         <w:t>Згідно даному Договору ДО УААСП отримує виключне повноваження здійснювати колективне управління  майновими правами Автора при наступних способах використання Творів шляхом надання ліцензій користувачам на:</w:t>
       </w:r>
-      <w:bookmarkEnd w:id="0"/>
+      <w:bookmarkEnd w:id="1"/>
     </w:p>
     <w:p>
       <w:pPr>
@@ -2137,25 +2063,13 @@
     </w:sdt>
     <w:p>
       <w:pPr>
-        <w:pStyle w:val="ae"/>
-        <w:ind w:left="720"/>
-        <w:rPr>
-          <w:rFonts w:ascii="Calibri" w:eastAsiaTheme="minorHAnsi" w:hAnsi="Calibri" w:cs="Calibri"/>
-          <w:color w:val="002060"/>
-          <w:sz w:val="16"/>
-          <w:szCs w:val="16"/>
-          <w:lang w:eastAsia="en-US"/>
-        </w:rPr>
-      </w:pPr>
-    </w:p>
-    <w:p>
-      <w:pPr>
         <w:pStyle w:val="a4"/>
         <w:numPr>
           <w:ilvl w:val="0"/>
           <w:numId w:val="6"/>
         </w:numPr>
-        <w:spacing w:line="276" w:lineRule="auto"/>
+        <w:spacing w:before="120" w:after="120" w:line="276" w:lineRule="auto"/>
+        <w:ind w:left="714" w:right="-567" w:hanging="357"/>
         <w:jc w:val="center"/>
         <w:rPr>
           <w:color w:val="000000"/>
@@ -2431,40 +2345,13 @@
     </w:sdt>
     <w:p>
       <w:pPr>
-        <w:pStyle w:val="11"/>
-        <w:widowControl w:val="0"/>
-        <w:autoSpaceDE w:val="0"/>
-        <w:spacing w:line="276" w:lineRule="auto"/>
-        <w:ind w:left="0" w:right="43"/>
-        <w:jc w:val="both"/>
-        <w:rPr>
-          <w:sz w:val="22"/>
-          <w:szCs w:val="22"/>
-        </w:rPr>
-      </w:pPr>
-    </w:p>
-    <w:p>
-      <w:pPr>
-        <w:pStyle w:val="11"/>
-        <w:widowControl w:val="0"/>
-        <w:autoSpaceDE w:val="0"/>
-        <w:spacing w:line="276" w:lineRule="auto"/>
-        <w:ind w:left="0" w:right="43"/>
-        <w:jc w:val="both"/>
-        <w:rPr>
-          <w:sz w:val="22"/>
-          <w:szCs w:val="22"/>
-        </w:rPr>
-      </w:pPr>
-    </w:p>
-    <w:p>
-      <w:pPr>
         <w:pStyle w:val="a4"/>
         <w:numPr>
           <w:ilvl w:val="0"/>
           <w:numId w:val="6"/>
         </w:numPr>
-        <w:spacing w:line="276" w:lineRule="auto"/>
+        <w:spacing w:before="120" w:after="120" w:line="276" w:lineRule="auto"/>
+        <w:ind w:left="714" w:right="-567" w:hanging="357"/>
         <w:jc w:val="center"/>
         <w:rPr>
           <w:color w:val="000000"/>
@@ -2480,18 +2367,6 @@
         </w:rPr>
         <w:t xml:space="preserve">ПРАВА, ОБОВ`ЯЗКИ ТА ГАРАНТІЇ АВТОРА </w:t>
       </w:r>
-    </w:p>
-    <w:p>
-      <w:pPr>
-        <w:pStyle w:val="a4"/>
-        <w:spacing w:line="276" w:lineRule="auto"/>
-        <w:ind w:left="720"/>
-        <w:rPr>
-          <w:color w:val="000000"/>
-          <w:sz w:val="22"/>
-          <w:szCs w:val="22"/>
-        </w:rPr>
-      </w:pPr>
     </w:p>
     <w:p>
       <w:pPr>
@@ -2870,7 +2745,6 @@
           <w:szCs w:val="22"/>
           <w:lang w:val="uk-UA"/>
         </w:rPr>
-        <w:lastRenderedPageBreak/>
         <w:t>не уповноважувати та не доручати третім особам надання дозволів та здійснення збору авторської винагороди (шляхом управління на колективній основі, укладення договору доручення, тощо) за використання творів Автора способами, передбаченими даним Договором.</w:t>
       </w:r>
     </w:p>
@@ -2923,6 +2797,7 @@
           <w:szCs w:val="22"/>
           <w:lang w:val="uk-UA"/>
         </w:rPr>
+        <w:lastRenderedPageBreak/>
         <w:t>не відмовлятися від пред’явлених ДО УААСП в інтересах Автора вимог (позовів) в органах судових інстанцій без попереднього письмового повідомлення ДО УААСП та сплати ДО УААСП всіх понесених ДО УААСП витрат у кожній конкретній справі.</w:t>
       </w:r>
     </w:p>
@@ -3218,22 +3093,12 @@
     <w:p>
       <w:pPr>
         <w:pStyle w:val="a4"/>
-        <w:spacing w:line="276" w:lineRule="auto"/>
-        <w:ind w:left="720"/>
-        <w:rPr>
-          <w:sz w:val="22"/>
-          <w:szCs w:val="22"/>
-        </w:rPr>
-      </w:pPr>
-    </w:p>
-    <w:p>
-      <w:pPr>
-        <w:pStyle w:val="a4"/>
         <w:numPr>
           <w:ilvl w:val="0"/>
           <w:numId w:val="6"/>
         </w:numPr>
-        <w:spacing w:line="276" w:lineRule="auto"/>
+        <w:spacing w:before="120" w:after="120" w:line="276" w:lineRule="auto"/>
+        <w:ind w:left="714" w:right="-567" w:hanging="357"/>
         <w:jc w:val="center"/>
         <w:rPr>
           <w:b/>
@@ -3497,7 +3362,6 @@
           <w:sz w:val="22"/>
           <w:szCs w:val="22"/>
         </w:rPr>
-        <w:lastRenderedPageBreak/>
         <w:t>включати до репертуару ДО УААСП назви творів Автора, прізвище, ім`я, по-батькові (псевдонім) Автора, використовувати дану інформацію з метою розміщення на веб-сайті ДО УААСП, з правом надання репертуару третім особам будь-яким способом і в будь-якій формі (електронній, цифровій, паперовій та ін.), а також подавати таку інформацію для реєстрації в міжнародних базах.</w:t>
       </w:r>
     </w:p>
@@ -3550,6 +3414,7 @@
           <w:szCs w:val="22"/>
           <w:lang w:val="uk-UA"/>
         </w:rPr>
+        <w:lastRenderedPageBreak/>
         <w:t>ДО УААСП зобов’язується:</w:t>
       </w:r>
     </w:p>
@@ -3770,22 +3635,12 @@
     <w:p>
       <w:pPr>
         <w:pStyle w:val="a4"/>
-        <w:spacing w:line="276" w:lineRule="auto"/>
-        <w:rPr>
-          <w:b/>
-          <w:sz w:val="22"/>
-          <w:szCs w:val="22"/>
-        </w:rPr>
-      </w:pPr>
-    </w:p>
-    <w:p>
-      <w:pPr>
-        <w:pStyle w:val="a4"/>
         <w:numPr>
           <w:ilvl w:val="0"/>
           <w:numId w:val="6"/>
         </w:numPr>
-        <w:spacing w:line="276" w:lineRule="auto"/>
+        <w:spacing w:before="120" w:after="120" w:line="276" w:lineRule="auto"/>
+        <w:ind w:left="714" w:right="-567" w:hanging="357"/>
         <w:jc w:val="center"/>
         <w:rPr>
           <w:sz w:val="22"/>
@@ -4152,16 +4007,7 @@
           <w:szCs w:val="22"/>
           <w:lang w:val="uk-UA"/>
         </w:rPr>
-        <w:t xml:space="preserve">Заявляти вимоги щодо стягнення та зарахування на розрахунковий рахунок ДО УААСП будь-яких коштів, належних Автору в результаті досудового вирішення спору ДО УААСП з третіми особами або будь-якого </w:t>
-      </w:r>
-      <w:r>
-        <w:rPr>
-          <w:sz w:val="22"/>
-          <w:szCs w:val="22"/>
-          <w:lang w:val="uk-UA"/>
-        </w:rPr>
-        <w:lastRenderedPageBreak/>
-        <w:t>судового провадження для подальшо</w:t>
+        <w:t>Заявляти вимоги щодо стягнення та зарахування на розрахунковий рахунок ДО УААСП будь-яких коштів, належних Автору в результаті досудового вирішення спору ДО УААСП з третіми особами або будь-якого судового провадження для подальшо</w:t>
       </w:r>
       <w:r>
         <w:rPr>
@@ -4203,7 +4049,8 @@
           <w:ilvl w:val="0"/>
           <w:numId w:val="6"/>
         </w:numPr>
-        <w:spacing w:line="276" w:lineRule="auto"/>
+        <w:spacing w:before="120" w:after="120" w:line="276" w:lineRule="auto"/>
+        <w:ind w:left="714" w:right="-567" w:hanging="357"/>
         <w:jc w:val="center"/>
         <w:rPr>
           <w:color w:val="000000"/>
@@ -4235,18 +4082,6 @@
         </w:rPr>
         <w:t>Я</w:t>
       </w:r>
-    </w:p>
-    <w:p>
-      <w:pPr>
-        <w:pStyle w:val="a4"/>
-        <w:spacing w:line="276" w:lineRule="auto"/>
-        <w:ind w:left="720"/>
-        <w:rPr>
-          <w:color w:val="000000"/>
-          <w:sz w:val="22"/>
-          <w:szCs w:val="22"/>
-        </w:rPr>
-      </w:pPr>
     </w:p>
     <w:p>
       <w:pPr>
@@ -4323,6 +4158,7 @@
           <w:szCs w:val="22"/>
           <w:lang w:val="uk-UA"/>
         </w:rPr>
+        <w:lastRenderedPageBreak/>
         <w:t>З метою забезпечення своєчасного та правильного нарахування і розподілу авторської винагороди, Автор</w:t>
       </w:r>
       <w:r>
@@ -4542,7 +4378,7 @@
           <w:lang w:val="uk-UA"/>
         </w:rPr>
       </w:pPr>
-      <w:bookmarkStart w:id="1" w:name="_Ref346109396"/>
+      <w:bookmarkStart w:id="2" w:name="_Ref346109396"/>
       <w:r>
         <w:rPr>
           <w:sz w:val="22"/>
@@ -4707,7 +4543,7 @@
         </w:rPr>
         <w:t xml:space="preserve">від сум, </w:t>
       </w:r>
-      <w:bookmarkEnd w:id="1"/>
+      <w:bookmarkEnd w:id="2"/>
       <w:r>
         <w:rPr>
           <w:sz w:val="22"/>
@@ -4960,7 +4796,8 @@
           <w:ilvl w:val="0"/>
           <w:numId w:val="6"/>
         </w:numPr>
-        <w:spacing w:line="276" w:lineRule="auto"/>
+        <w:spacing w:before="120" w:after="120" w:line="276" w:lineRule="auto"/>
+        <w:ind w:left="714" w:right="-567" w:hanging="357"/>
         <w:jc w:val="center"/>
         <w:rPr>
           <w:sz w:val="22"/>
@@ -5167,7 +5004,8 @@
           <w:ilvl w:val="0"/>
           <w:numId w:val="6"/>
         </w:numPr>
-        <w:spacing w:line="276" w:lineRule="auto"/>
+        <w:spacing w:before="120" w:after="120" w:line="276" w:lineRule="auto"/>
+        <w:ind w:left="714" w:right="-567" w:hanging="357"/>
         <w:jc w:val="center"/>
         <w:rPr>
           <w:sz w:val="22"/>
@@ -5254,17 +5092,7 @@
           <w:szCs w:val="22"/>
           <w:lang w:val="uk-UA"/>
         </w:rPr>
-        <w:t xml:space="preserve">Підписанням даного Договору Автор підтверджує свою згоду на обробку зазначених в даному Договорі персональних даних з метою збирання, розподілу та виплати авторської винагороди за використання об’єктів авторського права, з метою укладення договорів про використання прав, переданих в управління, з метою вчинення необхідних дій для захисту прав, управління якими здійснює ДО УААСП, в тому числі з метою звернення до суду за захистом прав суб’єктів авторського права, з метою передання персональних даних за межу території України для реалізації здійснення колективного управління аналогічним іноземними організаціями </w:t>
-      </w:r>
-      <w:r>
-        <w:rPr>
-          <w:rStyle w:val="xfm286267334"/>
-          <w:sz w:val="22"/>
-          <w:szCs w:val="22"/>
-          <w:lang w:val="uk-UA"/>
-        </w:rPr>
-        <w:lastRenderedPageBreak/>
-        <w:t xml:space="preserve">колективного управління, розміщення персональних даних в мережі </w:t>
+        <w:t xml:space="preserve">Підписанням даного Договору Автор підтверджує свою згоду на обробку зазначених в даному Договорі персональних даних з метою збирання, розподілу та виплати авторської винагороди за використання об’єктів авторського права, з метою укладення договорів про використання прав, переданих в управління, з метою вчинення необхідних дій для захисту прав, управління якими здійснює ДО УААСП, в тому числі з метою звернення до суду за захистом прав суб’єктів авторського права, з метою передання персональних даних за межу території України для реалізації здійснення колективного управління аналогічним іноземними організаціями колективного управління, розміщення персональних даних в мережі </w:t>
       </w:r>
       <w:proofErr w:type="spellStart"/>
       <w:r>
@@ -5349,7 +5177,16 @@
           <w:szCs w:val="22"/>
           <w:lang w:val="uk-UA"/>
         </w:rPr>
-        <w:t>, дані документів, що підтверджують право на спадщину, контактні телефони, банківські реквізити, твори.</w:t>
+        <w:t xml:space="preserve">, дані </w:t>
+      </w:r>
+      <w:r>
+        <w:rPr>
+          <w:sz w:val="22"/>
+          <w:szCs w:val="22"/>
+          <w:lang w:val="uk-UA"/>
+        </w:rPr>
+        <w:lastRenderedPageBreak/>
+        <w:t>документів, що підтверджують право на спадщину, контактні телефони, банківські реквізити, твори.</w:t>
       </w:r>
     </w:p>
     <w:p>
@@ -5386,7 +5223,8 @@
           <w:ilvl w:val="0"/>
           <w:numId w:val="6"/>
         </w:numPr>
-        <w:spacing w:line="276" w:lineRule="auto"/>
+        <w:spacing w:before="120" w:after="120" w:line="276" w:lineRule="auto"/>
+        <w:ind w:left="714" w:right="-567" w:hanging="357"/>
         <w:jc w:val="center"/>
         <w:rPr>
           <w:sz w:val="22"/>
@@ -5454,24 +5292,13 @@
     </w:p>
     <w:p>
       <w:pPr>
-        <w:spacing w:line="276" w:lineRule="auto"/>
-        <w:ind w:right="-42"/>
-        <w:jc w:val="both"/>
-        <w:rPr>
-          <w:sz w:val="22"/>
-          <w:szCs w:val="22"/>
-          <w:lang w:val="uk-UA"/>
-        </w:rPr>
-      </w:pPr>
-    </w:p>
-    <w:p>
-      <w:pPr>
         <w:pStyle w:val="a4"/>
         <w:numPr>
           <w:ilvl w:val="0"/>
           <w:numId w:val="6"/>
         </w:numPr>
-        <w:spacing w:line="276" w:lineRule="auto"/>
+        <w:spacing w:before="120" w:after="120" w:line="276" w:lineRule="auto"/>
+        <w:ind w:left="714" w:right="-567" w:hanging="357"/>
         <w:jc w:val="center"/>
         <w:rPr>
           <w:sz w:val="22"/>
@@ -5677,7 +5504,8 @@
           <w:ilvl w:val="0"/>
           <w:numId w:val="6"/>
         </w:numPr>
-        <w:spacing w:line="276" w:lineRule="auto"/>
+        <w:spacing w:before="120" w:after="120" w:line="276" w:lineRule="auto"/>
+        <w:ind w:left="714" w:right="-567" w:hanging="357"/>
         <w:jc w:val="center"/>
         <w:rPr>
           <w:sz w:val="22"/>
@@ -5761,25 +5589,13 @@
     </w:p>
     <w:p>
       <w:pPr>
-        <w:pStyle w:val="11"/>
-        <w:spacing w:before="120" w:line="276" w:lineRule="auto"/>
-        <w:ind w:left="0" w:right="-40"/>
-        <w:jc w:val="both"/>
-        <w:rPr>
-          <w:sz w:val="22"/>
-          <w:szCs w:val="22"/>
-          <w:lang w:val="uk-UA"/>
-        </w:rPr>
-      </w:pPr>
-    </w:p>
-    <w:p>
-      <w:pPr>
         <w:pStyle w:val="a4"/>
         <w:numPr>
           <w:ilvl w:val="0"/>
           <w:numId w:val="6"/>
         </w:numPr>
-        <w:spacing w:line="276" w:lineRule="auto"/>
+        <w:spacing w:before="120" w:after="120" w:line="276" w:lineRule="auto"/>
+        <w:ind w:left="714" w:right="-567" w:hanging="357"/>
         <w:jc w:val="center"/>
         <w:rPr>
           <w:sz w:val="22"/>
@@ -5905,7 +5721,6 @@
           <w:szCs w:val="22"/>
           <w:lang w:val="uk-UA"/>
         </w:rPr>
-        <w:lastRenderedPageBreak/>
         <w:t>Будь-які зміни, доповнення та/чи додатки до даного Договору повинні бути зроблені в письмовій формі та підписані уповноваженими представниками Сторін.</w:t>
       </w:r>
     </w:p>
@@ -5956,6 +5771,7 @@
           <w:szCs w:val="22"/>
           <w:lang w:val="uk-UA"/>
         </w:rPr>
+        <w:lastRenderedPageBreak/>
         <w:t xml:space="preserve">Сторони зобов’язуються у п’ятиденний строк повідомляти одна одну в письмовій формі про зміну організаційно-правової форми, характеру діяльності, зміни юридичної та (або) фактичної адреси, обсягу прав, переліку творів, надати іншу інформацію, пов’язану з виконанням Сторонами зобов’язань за цим Договором, а у разі неповідомлення несе ризик настання пов’язаних із ним несприятливих наслідків. </w:t>
       </w:r>
     </w:p>
@@ -5999,7 +5815,8 @@
           <w:ilvl w:val="0"/>
           <w:numId w:val="6"/>
         </w:numPr>
-        <w:ind w:left="0" w:right="-42" w:firstLine="0"/>
+        <w:spacing w:before="120" w:after="120"/>
+        <w:ind w:left="0" w:right="-40" w:firstLine="0"/>
         <w:jc w:val="center"/>
         <w:rPr>
           <w:sz w:val="20"/>
@@ -6025,17 +5842,6 @@
         </w:rPr>
         <w:t>:</w:t>
       </w:r>
-    </w:p>
-    <w:p>
-      <w:pPr>
-        <w:ind w:right="-42"/>
-        <w:jc w:val="both"/>
-        <w:rPr>
-          <w:sz w:val="20"/>
-          <w:szCs w:val="20"/>
-          <w:lang w:val="uk-UA"/>
-        </w:rPr>
-      </w:pPr>
     </w:p>
     <w:tbl>
       <w:tblPr>
@@ -6696,8 +6502,6 @@
                 <w:lang w:val="uk-UA"/>
               </w:rPr>
             </w:pPr>
-            <w:bookmarkStart w:id="2" w:name="_GoBack"/>
-            <w:bookmarkEnd w:id="2"/>
           </w:p>
           <w:p>
             <w:pPr>
@@ -6717,16 +6521,6 @@
               </w:rPr>
               <w:t xml:space="preserve">Домашня адреса (місце реєстрації): </w:t>
             </w:r>
-          </w:p>
-          <w:p>
-            <w:pPr>
-              <w:rPr>
-                <w:color w:val="000000"/>
-                <w:sz w:val="18"/>
-                <w:szCs w:val="18"/>
-                <w:lang w:val="uk-UA"/>
-              </w:rPr>
-            </w:pPr>
             <w:sdt>
               <w:sdtPr>
                 <w:rPr>
@@ -6903,6 +6697,15 @@
               </w:rPr>
               <w:t>Ідентифікаційний номер:</w:t>
             </w:r>
+            <w:r>
+              <w:rPr>
+                <w:color w:val="000000"/>
+                <w:sz w:val="18"/>
+                <w:szCs w:val="18"/>
+                <w:lang w:val="uk-UA"/>
+              </w:rPr>
+              <w:t xml:space="preserve"> </w:t>
+            </w:r>
             <w:sdt>
               <w:sdtPr>
                 <w:rPr>
@@ -6993,15 +6796,6 @@
                 </w:r>
               </w:sdtContent>
             </w:sdt>
-            <w:r>
-              <w:rPr>
-                <w:color w:val="000000"/>
-                <w:sz w:val="18"/>
-                <w:szCs w:val="18"/>
-                <w:lang w:val="uk-UA"/>
-              </w:rPr>
-              <w:t>(серія, номер)</w:t>
-            </w:r>
           </w:p>
           <w:p>
             <w:pPr>
@@ -7019,6 +6813,15 @@
                 <w:lang w:val="uk-UA"/>
               </w:rPr>
               <w:t>ким та коли виданий</w:t>
+            </w:r>
+            <w:r>
+              <w:rPr>
+                <w:color w:val="000000"/>
+                <w:sz w:val="18"/>
+                <w:szCs w:val="18"/>
+                <w:lang w:val="uk-UA"/>
+              </w:rPr>
+              <w:t>:</w:t>
             </w:r>
             <w:r>
               <w:rPr>
@@ -7162,7 +6965,8 @@
             <w:pPr>
               <w:ind w:left="267" w:hanging="30"/>
               <w:rPr>
-                <w:color w:val="000000"/>
+                <w:rFonts w:ascii="Calibri" w:hAnsi="Calibri" w:cs="Calibri"/>
+                <w:color w:val="FF0000"/>
                 <w:sz w:val="18"/>
                 <w:szCs w:val="18"/>
                 <w:lang w:val="uk-UA"/>
@@ -7175,7 +6979,25 @@
                 <w:szCs w:val="18"/>
                 <w:lang w:val="uk-UA"/>
               </w:rPr>
-              <w:t xml:space="preserve">МФО - </w:t>
+              <w:t xml:space="preserve">МФО </w:t>
+            </w:r>
+            <w:r>
+              <w:rPr>
+                <w:color w:val="000000"/>
+                <w:sz w:val="18"/>
+                <w:szCs w:val="18"/>
+                <w:lang w:val="uk-UA"/>
+              </w:rPr>
+              <w:t>–</w:t>
+            </w:r>
+            <w:r>
+              <w:rPr>
+                <w:color w:val="000000"/>
+                <w:sz w:val="18"/>
+                <w:szCs w:val="18"/>
+                <w:lang w:val="uk-UA"/>
+              </w:rPr>
+              <w:t xml:space="preserve"> </w:t>
             </w:r>
             <w:sdt>
               <w:sdtPr>
@@ -7218,6 +7040,17 @@
               </w:rPr>
               <w:t xml:space="preserve"> </w:t>
             </w:r>
+          </w:p>
+          <w:p>
+            <w:pPr>
+              <w:ind w:left="267" w:hanging="30"/>
+              <w:rPr>
+                <w:color w:val="000000"/>
+                <w:sz w:val="18"/>
+                <w:szCs w:val="18"/>
+                <w:lang w:val="uk-UA"/>
+              </w:rPr>
+            </w:pPr>
             <w:r>
               <w:rPr>
                 <w:color w:val="000000"/>
@@ -7226,6 +7059,24 @@
                 <w:lang w:val="uk-UA"/>
               </w:rPr>
               <w:t>ЄДРПОУ</w:t>
+            </w:r>
+            <w:r>
+              <w:rPr>
+                <w:color w:val="000000"/>
+                <w:sz w:val="18"/>
+                <w:szCs w:val="18"/>
+                <w:lang w:val="uk-UA"/>
+              </w:rPr>
+              <w:t xml:space="preserve"> </w:t>
+            </w:r>
+            <w:r>
+              <w:rPr>
+                <w:color w:val="000000"/>
+                <w:sz w:val="18"/>
+                <w:szCs w:val="18"/>
+                <w:lang w:val="uk-UA"/>
+              </w:rPr>
+              <w:t>–</w:t>
             </w:r>
             <w:r>
               <w:rPr>
@@ -7372,7 +7223,25 @@
                 <w:szCs w:val="18"/>
                 <w:lang w:val="uk-UA"/>
               </w:rPr>
-              <w:t xml:space="preserve">Особистий рахунок - </w:t>
+              <w:t xml:space="preserve">Особистий рахунок </w:t>
+            </w:r>
+            <w:r>
+              <w:rPr>
+                <w:color w:val="000000"/>
+                <w:sz w:val="18"/>
+                <w:szCs w:val="18"/>
+                <w:lang w:val="uk-UA"/>
+              </w:rPr>
+              <w:t>–</w:t>
+            </w:r>
+            <w:r>
+              <w:rPr>
+                <w:color w:val="000000"/>
+                <w:sz w:val="18"/>
+                <w:szCs w:val="18"/>
+                <w:lang w:val="uk-UA"/>
+              </w:rPr>
+              <w:t xml:space="preserve"> </w:t>
             </w:r>
             <w:r>
               <w:rPr>
@@ -7493,6 +7362,15 @@
                 </w:r>
               </w:sdtContent>
             </w:sdt>
+            <w:r>
+              <w:rPr>
+                <w:color w:val="000000"/>
+                <w:sz w:val="18"/>
+                <w:szCs w:val="18"/>
+                <w:lang w:val="uk-UA"/>
+              </w:rPr>
+              <w:t>,</w:t>
+            </w:r>
           </w:p>
           <w:p>
             <w:pPr>
@@ -7641,7 +7519,7 @@
                 <w:szCs w:val="18"/>
                 <w:lang w:val="uk-UA"/>
               </w:rPr>
-              <w:t>;</w:t>
+              <w:t>,</w:t>
             </w:r>
           </w:p>
           <w:p>
@@ -8007,8 +7885,12 @@
       </w:pPr>
     </w:p>
     <w:sectPr>
-      <w:headerReference w:type="default" r:id="rId8"/>
-      <w:footerReference w:type="default" r:id="rId9"/>
+      <w:headerReference w:type="even" r:id="rId8"/>
+      <w:headerReference w:type="default" r:id="rId9"/>
+      <w:footerReference w:type="even" r:id="rId10"/>
+      <w:footerReference w:type="default" r:id="rId11"/>
+      <w:headerReference w:type="first" r:id="rId12"/>
+      <w:footerReference w:type="first" r:id="rId13"/>
       <w:pgSz w:w="11906" w:h="16838"/>
       <w:pgMar w:top="709" w:right="566" w:bottom="993" w:left="709" w:header="340" w:footer="283" w:gutter="0"/>
       <w:cols w:space="720"/>
@@ -8038,6 +7920,16 @@
 </file>
 
 <file path=word/footer1.xml><?xml version="1.0" encoding="utf-8"?>
+<w:ftr xmlns:wpc="http://schemas.microsoft.com/office/word/2010/wordprocessingCanvas" xmlns:cx="http://schemas.microsoft.com/office/drawing/2014/chartex" xmlns:cx1="http://schemas.microsoft.com/office/drawing/2015/9/8/chartex" xmlns:cx2="http://schemas.microsoft.com/office/drawing/2015/10/21/chartex" xmlns:cx3="http://schemas.microsoft.com/office/drawing/2016/5/9/chartex" xmlns:cx4="http://schemas.microsoft.com/office/drawing/2016/5/10/chartex" xmlns:cx5="http://schemas.microsoft.com/office/drawing/2016/5/11/chartex" xmlns:cx6="http://schemas.microsoft.com/office/drawing/2016/5/12/chartex" xmlns:cx7="http://schemas.microsoft.com/office/drawing/2016/5/13/chartex" xmlns:cx8="http://schemas.microsoft.com/office/drawing/2016/5/14/chartex" xmlns:mc="http://schemas.openxmlformats.org/markup-compatibility/2006" xmlns:aink="http://schemas.microsoft.com/office/drawing/2016/ink" xmlns:am3d="http://schemas.microsoft.com/office/drawing/2017/model3d" xmlns:o="urn:schemas-microsoft-com:office:office" xmlns:r="http://schemas.openxmlformats.org/officeDocument/2006/relationships" xmlns:m="http://schemas.openxmlformats.org/officeDocument/2006/math" xmlns:v="urn:schemas-microsoft-com:vml" xmlns:wp14="http://schemas.microsoft.com/office/word/2010/wordprocessingDrawing" xmlns:wp="http://schemas.openxmlformats.org/drawingml/2006/wordprocessingDrawing" xmlns:w10="urn:schemas-microsoft-com:office:word" xmlns:w="http://schemas.openxmlformats.org/wordprocessingml/2006/main" xmlns:w14="http://schemas.microsoft.com/office/word/2010/wordml" xmlns:w15="http://schemas.microsoft.com/office/word/2012/wordml" xmlns:w16cid="http://schemas.microsoft.com/office/word/2016/wordml/cid" xmlns:w16se="http://schemas.microsoft.com/office/word/2015/wordml/symex" xmlns:wpg="http://schemas.microsoft.com/office/word/2010/wordprocessingGroup" xmlns:wpi="http://schemas.microsoft.com/office/word/2010/wordprocessingInk" xmlns:wne="http://schemas.microsoft.com/office/word/2006/wordml" xmlns:wps="http://schemas.microsoft.com/office/word/2010/wordprocessingShape" mc:Ignorable="w14 w15 w16se w16cid wp14">
+  <w:p>
+    <w:pPr>
+      <w:pStyle w:val="a8"/>
+    </w:pPr>
+  </w:p>
+</w:ftr>
+</file>
+
+<file path=word/footer2.xml><?xml version="1.0" encoding="utf-8"?>
 <w:ftr xmlns:wpc="http://schemas.microsoft.com/office/word/2010/wordprocessingCanvas" xmlns:cx="http://schemas.microsoft.com/office/drawing/2014/chartex" xmlns:cx1="http://schemas.microsoft.com/office/drawing/2015/9/8/chartex" xmlns:cx2="http://schemas.microsoft.com/office/drawing/2015/10/21/chartex" xmlns:cx3="http://schemas.microsoft.com/office/drawing/2016/5/9/chartex" xmlns:cx4="http://schemas.microsoft.com/office/drawing/2016/5/10/chartex" xmlns:cx5="http://schemas.microsoft.com/office/drawing/2016/5/11/chartex" xmlns:cx6="http://schemas.microsoft.com/office/drawing/2016/5/12/chartex" xmlns:cx7="http://schemas.microsoft.com/office/drawing/2016/5/13/chartex" xmlns:cx8="http://schemas.microsoft.com/office/drawing/2016/5/14/chartex" xmlns:mc="http://schemas.openxmlformats.org/markup-compatibility/2006" xmlns:aink="http://schemas.microsoft.com/office/drawing/2016/ink" xmlns:am3d="http://schemas.microsoft.com/office/drawing/2017/model3d" xmlns:o="urn:schemas-microsoft-com:office:office" xmlns:r="http://schemas.openxmlformats.org/officeDocument/2006/relationships" xmlns:m="http://schemas.openxmlformats.org/officeDocument/2006/math" xmlns:v="urn:schemas-microsoft-com:vml" xmlns:wp14="http://schemas.microsoft.com/office/word/2010/wordprocessingDrawing" xmlns:wp="http://schemas.openxmlformats.org/drawingml/2006/wordprocessingDrawing" xmlns:w10="urn:schemas-microsoft-com:office:word" xmlns:w="http://schemas.openxmlformats.org/wordprocessingml/2006/main" xmlns:w14="http://schemas.microsoft.com/office/word/2010/wordml" xmlns:w15="http://schemas.microsoft.com/office/word/2012/wordml" xmlns:w16cid="http://schemas.microsoft.com/office/word/2016/wordml/cid" xmlns:w16se="http://schemas.microsoft.com/office/word/2015/wordml/symex" xmlns:wpg="http://schemas.microsoft.com/office/word/2010/wordprocessingGroup" xmlns:wpi="http://schemas.microsoft.com/office/word/2010/wordprocessingInk" xmlns:wne="http://schemas.microsoft.com/office/word/2006/wordml" xmlns:wps="http://schemas.microsoft.com/office/word/2010/wordprocessingShape" mc:Ignorable="w14 w15 w16se w16cid wp14">
   <w:p>
     <w:pPr>
@@ -8399,6 +8291,16 @@
 </w:ftr>
 </file>
 
+<file path=word/footer3.xml><?xml version="1.0" encoding="utf-8"?>
+<w:ftr xmlns:wpc="http://schemas.microsoft.com/office/word/2010/wordprocessingCanvas" xmlns:cx="http://schemas.microsoft.com/office/drawing/2014/chartex" xmlns:cx1="http://schemas.microsoft.com/office/drawing/2015/9/8/chartex" xmlns:cx2="http://schemas.microsoft.com/office/drawing/2015/10/21/chartex" xmlns:cx3="http://schemas.microsoft.com/office/drawing/2016/5/9/chartex" xmlns:cx4="http://schemas.microsoft.com/office/drawing/2016/5/10/chartex" xmlns:cx5="http://schemas.microsoft.com/office/drawing/2016/5/11/chartex" xmlns:cx6="http://schemas.microsoft.com/office/drawing/2016/5/12/chartex" xmlns:cx7="http://schemas.microsoft.com/office/drawing/2016/5/13/chartex" xmlns:cx8="http://schemas.microsoft.com/office/drawing/2016/5/14/chartex" xmlns:mc="http://schemas.openxmlformats.org/markup-compatibility/2006" xmlns:aink="http://schemas.microsoft.com/office/drawing/2016/ink" xmlns:am3d="http://schemas.microsoft.com/office/drawing/2017/model3d" xmlns:o="urn:schemas-microsoft-com:office:office" xmlns:r="http://schemas.openxmlformats.org/officeDocument/2006/relationships" xmlns:m="http://schemas.openxmlformats.org/officeDocument/2006/math" xmlns:v="urn:schemas-microsoft-com:vml" xmlns:wp14="http://schemas.microsoft.com/office/word/2010/wordprocessingDrawing" xmlns:wp="http://schemas.openxmlformats.org/drawingml/2006/wordprocessingDrawing" xmlns:w10="urn:schemas-microsoft-com:office:word" xmlns:w="http://schemas.openxmlformats.org/wordprocessingml/2006/main" xmlns:w14="http://schemas.microsoft.com/office/word/2010/wordml" xmlns:w15="http://schemas.microsoft.com/office/word/2012/wordml" xmlns:w16cid="http://schemas.microsoft.com/office/word/2016/wordml/cid" xmlns:w16se="http://schemas.microsoft.com/office/word/2015/wordml/symex" xmlns:wpg="http://schemas.microsoft.com/office/word/2010/wordprocessingGroup" xmlns:wpi="http://schemas.microsoft.com/office/word/2010/wordprocessingInk" xmlns:wne="http://schemas.microsoft.com/office/word/2006/wordml" xmlns:wps="http://schemas.microsoft.com/office/word/2010/wordprocessingShape" mc:Ignorable="w14 w15 w16se w16cid wp14">
+  <w:p>
+    <w:pPr>
+      <w:pStyle w:val="a8"/>
+    </w:pPr>
+  </w:p>
+</w:ftr>
+</file>
+
 <file path=word/footnotes.xml><?xml version="1.0" encoding="utf-8"?>
 <w:footnotes xmlns:wpc="http://schemas.microsoft.com/office/word/2010/wordprocessingCanvas" xmlns:cx="http://schemas.microsoft.com/office/drawing/2014/chartex" xmlns:cx1="http://schemas.microsoft.com/office/drawing/2015/9/8/chartex" xmlns:cx2="http://schemas.microsoft.com/office/drawing/2015/10/21/chartex" xmlns:cx3="http://schemas.microsoft.com/office/drawing/2016/5/9/chartex" xmlns:cx4="http://schemas.microsoft.com/office/drawing/2016/5/10/chartex" xmlns:cx5="http://schemas.microsoft.com/office/drawing/2016/5/11/chartex" xmlns:cx6="http://schemas.microsoft.com/office/drawing/2016/5/12/chartex" xmlns:cx7="http://schemas.microsoft.com/office/drawing/2016/5/13/chartex" xmlns:cx8="http://schemas.microsoft.com/office/drawing/2016/5/14/chartex" xmlns:mc="http://schemas.openxmlformats.org/markup-compatibility/2006" xmlns:aink="http://schemas.microsoft.com/office/drawing/2016/ink" xmlns:am3d="http://schemas.microsoft.com/office/drawing/2017/model3d" xmlns:o="urn:schemas-microsoft-com:office:office" xmlns:r="http://schemas.openxmlformats.org/officeDocument/2006/relationships" xmlns:m="http://schemas.openxmlformats.org/officeDocument/2006/math" xmlns:v="urn:schemas-microsoft-com:vml" xmlns:wp14="http://schemas.microsoft.com/office/word/2010/wordprocessingDrawing" xmlns:wp="http://schemas.openxmlformats.org/drawingml/2006/wordprocessingDrawing" xmlns:w10="urn:schemas-microsoft-com:office:word" xmlns:w="http://schemas.openxmlformats.org/wordprocessingml/2006/main" xmlns:w14="http://schemas.microsoft.com/office/word/2010/wordml" xmlns:w15="http://schemas.microsoft.com/office/word/2012/wordml" xmlns:w16cid="http://schemas.microsoft.com/office/word/2016/wordml/cid" xmlns:w16se="http://schemas.microsoft.com/office/word/2015/wordml/symex" xmlns:wpg="http://schemas.microsoft.com/office/word/2010/wordprocessingGroup" xmlns:wpi="http://schemas.microsoft.com/office/word/2010/wordprocessingInk" xmlns:wne="http://schemas.microsoft.com/office/word/2006/wordml" xmlns:wps="http://schemas.microsoft.com/office/word/2010/wordprocessingShape" mc:Ignorable="w14 w15 w16se w16cid wp14">
   <w:footnote w:type="separator" w:id="-1">
@@ -8419,6 +8321,16 @@
 </file>
 
 <file path=word/header1.xml><?xml version="1.0" encoding="utf-8"?>
+<w:hdr xmlns:wpc="http://schemas.microsoft.com/office/word/2010/wordprocessingCanvas" xmlns:cx="http://schemas.microsoft.com/office/drawing/2014/chartex" xmlns:cx1="http://schemas.microsoft.com/office/drawing/2015/9/8/chartex" xmlns:cx2="http://schemas.microsoft.com/office/drawing/2015/10/21/chartex" xmlns:cx3="http://schemas.microsoft.com/office/drawing/2016/5/9/chartex" xmlns:cx4="http://schemas.microsoft.com/office/drawing/2016/5/10/chartex" xmlns:cx5="http://schemas.microsoft.com/office/drawing/2016/5/11/chartex" xmlns:cx6="http://schemas.microsoft.com/office/drawing/2016/5/12/chartex" xmlns:cx7="http://schemas.microsoft.com/office/drawing/2016/5/13/chartex" xmlns:cx8="http://schemas.microsoft.com/office/drawing/2016/5/14/chartex" xmlns:mc="http://schemas.openxmlformats.org/markup-compatibility/2006" xmlns:aink="http://schemas.microsoft.com/office/drawing/2016/ink" xmlns:am3d="http://schemas.microsoft.com/office/drawing/2017/model3d" xmlns:o="urn:schemas-microsoft-com:office:office" xmlns:r="http://schemas.openxmlformats.org/officeDocument/2006/relationships" xmlns:m="http://schemas.openxmlformats.org/officeDocument/2006/math" xmlns:v="urn:schemas-microsoft-com:vml" xmlns:wp14="http://schemas.microsoft.com/office/word/2010/wordprocessingDrawing" xmlns:wp="http://schemas.openxmlformats.org/drawingml/2006/wordprocessingDrawing" xmlns:w10="urn:schemas-microsoft-com:office:word" xmlns:w="http://schemas.openxmlformats.org/wordprocessingml/2006/main" xmlns:w14="http://schemas.microsoft.com/office/word/2010/wordml" xmlns:w15="http://schemas.microsoft.com/office/word/2012/wordml" xmlns:w16cid="http://schemas.microsoft.com/office/word/2016/wordml/cid" xmlns:w16se="http://schemas.microsoft.com/office/word/2015/wordml/symex" xmlns:wpg="http://schemas.microsoft.com/office/word/2010/wordprocessingGroup" xmlns:wpi="http://schemas.microsoft.com/office/word/2010/wordprocessingInk" xmlns:wne="http://schemas.microsoft.com/office/word/2006/wordml" xmlns:wps="http://schemas.microsoft.com/office/word/2010/wordprocessingShape" mc:Ignorable="w14 w15 w16se w16cid wp14">
+  <w:p>
+    <w:pPr>
+      <w:pStyle w:val="a6"/>
+    </w:pPr>
+  </w:p>
+</w:hdr>
+</file>
+
+<file path=word/header2.xml><?xml version="1.0" encoding="utf-8"?>
 <w:hdr xmlns:wpc="http://schemas.microsoft.com/office/word/2010/wordprocessingCanvas" xmlns:cx="http://schemas.microsoft.com/office/drawing/2014/chartex" xmlns:cx1="http://schemas.microsoft.com/office/drawing/2015/9/8/chartex" xmlns:cx2="http://schemas.microsoft.com/office/drawing/2015/10/21/chartex" xmlns:cx3="http://schemas.microsoft.com/office/drawing/2016/5/9/chartex" xmlns:cx4="http://schemas.microsoft.com/office/drawing/2016/5/10/chartex" xmlns:cx5="http://schemas.microsoft.com/office/drawing/2016/5/11/chartex" xmlns:cx6="http://schemas.microsoft.com/office/drawing/2016/5/12/chartex" xmlns:cx7="http://schemas.microsoft.com/office/drawing/2016/5/13/chartex" xmlns:cx8="http://schemas.microsoft.com/office/drawing/2016/5/14/chartex" xmlns:mc="http://schemas.openxmlformats.org/markup-compatibility/2006" xmlns:aink="http://schemas.microsoft.com/office/drawing/2016/ink" xmlns:am3d="http://schemas.microsoft.com/office/drawing/2017/model3d" xmlns:o="urn:schemas-microsoft-com:office:office" xmlns:r="http://schemas.openxmlformats.org/officeDocument/2006/relationships" xmlns:m="http://schemas.openxmlformats.org/officeDocument/2006/math" xmlns:v="urn:schemas-microsoft-com:vml" xmlns:wp14="http://schemas.microsoft.com/office/word/2010/wordprocessingDrawing" xmlns:wp="http://schemas.openxmlformats.org/drawingml/2006/wordprocessingDrawing" xmlns:w10="urn:schemas-microsoft-com:office:word" xmlns:w="http://schemas.openxmlformats.org/wordprocessingml/2006/main" xmlns:w14="http://schemas.microsoft.com/office/word/2010/wordml" xmlns:w15="http://schemas.microsoft.com/office/word/2012/wordml" xmlns:w16cid="http://schemas.microsoft.com/office/word/2016/wordml/cid" xmlns:w16se="http://schemas.microsoft.com/office/word/2015/wordml/symex" xmlns:wpg="http://schemas.microsoft.com/office/word/2010/wordprocessingGroup" xmlns:wpi="http://schemas.microsoft.com/office/word/2010/wordprocessingInk" xmlns:wne="http://schemas.microsoft.com/office/word/2006/wordml" xmlns:wps="http://schemas.microsoft.com/office/word/2010/wordprocessingShape" mc:Ignorable="w14 w15 w16se w16cid wp14">
   <w:p>
     <w:pPr>
@@ -8477,6 +8389,16 @@
       </w:rPr>
       <w:t>«Українське агентство з авторських та суміжних прав»</w:t>
     </w:r>
+  </w:p>
+</w:hdr>
+</file>
+
+<file path=word/header3.xml><?xml version="1.0" encoding="utf-8"?>
+<w:hdr xmlns:wpc="http://schemas.microsoft.com/office/word/2010/wordprocessingCanvas" xmlns:cx="http://schemas.microsoft.com/office/drawing/2014/chartex" xmlns:cx1="http://schemas.microsoft.com/office/drawing/2015/9/8/chartex" xmlns:cx2="http://schemas.microsoft.com/office/drawing/2015/10/21/chartex" xmlns:cx3="http://schemas.microsoft.com/office/drawing/2016/5/9/chartex" xmlns:cx4="http://schemas.microsoft.com/office/drawing/2016/5/10/chartex" xmlns:cx5="http://schemas.microsoft.com/office/drawing/2016/5/11/chartex" xmlns:cx6="http://schemas.microsoft.com/office/drawing/2016/5/12/chartex" xmlns:cx7="http://schemas.microsoft.com/office/drawing/2016/5/13/chartex" xmlns:cx8="http://schemas.microsoft.com/office/drawing/2016/5/14/chartex" xmlns:mc="http://schemas.openxmlformats.org/markup-compatibility/2006" xmlns:aink="http://schemas.microsoft.com/office/drawing/2016/ink" xmlns:am3d="http://schemas.microsoft.com/office/drawing/2017/model3d" xmlns:o="urn:schemas-microsoft-com:office:office" xmlns:r="http://schemas.openxmlformats.org/officeDocument/2006/relationships" xmlns:m="http://schemas.openxmlformats.org/officeDocument/2006/math" xmlns:v="urn:schemas-microsoft-com:vml" xmlns:wp14="http://schemas.microsoft.com/office/word/2010/wordprocessingDrawing" xmlns:wp="http://schemas.openxmlformats.org/drawingml/2006/wordprocessingDrawing" xmlns:w10="urn:schemas-microsoft-com:office:word" xmlns:w="http://schemas.openxmlformats.org/wordprocessingml/2006/main" xmlns:w14="http://schemas.microsoft.com/office/word/2010/wordml" xmlns:w15="http://schemas.microsoft.com/office/word/2012/wordml" xmlns:w16cid="http://schemas.microsoft.com/office/word/2016/wordml/cid" xmlns:w16se="http://schemas.microsoft.com/office/word/2015/wordml/symex" xmlns:wpg="http://schemas.microsoft.com/office/word/2010/wordprocessingGroup" xmlns:wpi="http://schemas.microsoft.com/office/word/2010/wordprocessingInk" xmlns:wne="http://schemas.microsoft.com/office/word/2006/wordml" xmlns:wps="http://schemas.microsoft.com/office/word/2010/wordprocessingShape" mc:Ignorable="w14 w15 w16se w16cid wp14">
+  <w:p>
+    <w:pPr>
+      <w:pStyle w:val="a6"/>
+    </w:pPr>
   </w:p>
 </w:hdr>
 </file>
@@ -11733,7 +11655,7 @@
     <w:charset w:val="CC"/>
     <w:family w:val="roman"/>
     <w:pitch w:val="variable"/>
-    <w:sig w:usb0="E0002EFF" w:usb1="C000785B" w:usb2="00000009" w:usb3="00000000" w:csb0="000001FF" w:csb1="00000000"/>
+    <w:sig w:usb0="E0002AFF" w:usb1="C0007843" w:usb2="00000009" w:usb3="00000000" w:csb0="000001FF" w:csb1="00000000"/>
   </w:font>
   <w:font w:name="Courier New">
     <w:panose1 w:val="02070309020205020404"/>
@@ -11754,14 +11676,14 @@
     <w:charset w:val="CC"/>
     <w:family w:val="swiss"/>
     <w:pitch w:val="variable"/>
-    <w:sig w:usb0="E0002AFF" w:usb1="C000247B" w:usb2="00000009" w:usb3="00000000" w:csb0="000001FF" w:csb1="00000000"/>
+    <w:sig w:usb0="E0002AFF" w:usb1="4000ACFF" w:usb2="00000001" w:usb3="00000000" w:csb0="000001FF" w:csb1="00000000"/>
   </w:font>
   <w:font w:name="Cambria">
     <w:panose1 w:val="02040503050406030204"/>
     <w:charset w:val="CC"/>
     <w:family w:val="roman"/>
     <w:pitch w:val="variable"/>
-    <w:sig w:usb0="E00006FF" w:usb1="420024FF" w:usb2="02000000" w:usb3="00000000" w:csb0="0000019F" w:csb1="00000000"/>
+    <w:sig w:usb0="A00002EF" w:usb1="4000004B" w:usb2="00000000" w:usb3="00000000" w:csb0="0000019F" w:csb1="00000000"/>
   </w:font>
   <w:font w:name="Tahoma">
     <w:panose1 w:val="020B0604030504040204"/>
@@ -11775,7 +11697,7 @@
     <w:charset w:val="CC"/>
     <w:family w:val="swiss"/>
     <w:pitch w:val="variable"/>
-    <w:sig w:usb0="E0002AFF" w:usb1="C000247B" w:usb2="00000009" w:usb3="00000000" w:csb0="000001FF" w:csb1="00000000"/>
+    <w:sig w:usb0="A0002AEF" w:usb1="4000207B" w:usb2="00000000" w:usb3="00000000" w:csb0="000001FF" w:csb1="00000000"/>
   </w:font>
 </w:fonts>
 </file>
@@ -13664,7 +13586,7 @@
 </file>
 
 <file path=customXml/itemProps1.xml><?xml version="1.0" encoding="utf-8"?>
-<ds:datastoreItem xmlns:ds="http://schemas.openxmlformats.org/officeDocument/2006/customXml" ds:itemID="{1B12B382-FE81-4723-938B-330E59AAF157}">
+<ds:datastoreItem xmlns:ds="http://schemas.openxmlformats.org/officeDocument/2006/customXml" ds:itemID="{FBCCFCE3-BBE8-4332-9015-909C5EF4DC66}">
   <ds:schemaRefs>
     <ds:schemaRef ds:uri="http://schemas.openxmlformats.org/officeDocument/2006/bibliography"/>
   </ds:schemaRefs>

--- a/ConsumerWorkplace_v_1.0/Templates/F_DOGOVIR-NA-UPRAVLINNYA-PRAVAMI-Avtora-2018-1_.docx
+++ b/ConsumerWorkplace_v_1.0/Templates/F_DOGOVIR-NA-UPRAVLINNYA-PRAVAMI-Avtora-2018-1_.docx
@@ -4,22 +4,17 @@
   <w:body>
     <w:p>
       <w:pPr>
-        <w:pStyle w:val="1"/>
+        <w:rPr>
+          <w:lang w:val="uk-UA"/>
+        </w:rPr>
+      </w:pPr>
+    </w:p>
+    <w:p>
+      <w:pPr>
         <w:jc w:val="center"/>
-      </w:pPr>
-    </w:p>
-    <w:p>
-      <w:pPr>
-        <w:jc w:val="center"/>
-        <w:rPr>
-          <w:lang w:val="uk-UA"/>
-        </w:rPr>
-      </w:pPr>
-    </w:p>
-    <w:p>
-      <w:pPr>
-        <w:jc w:val="center"/>
-        <w:rPr>
+        <w:rPr>
+          <w:sz w:val="28"/>
+          <w:szCs w:val="28"/>
           <w:lang w:val="uk-UA"/>
         </w:rPr>
       </w:pPr>
@@ -135,7 +130,6 @@
       <w:sdt>
         <w:sdtPr>
           <w:rPr>
-            <w:b/>
             <w:sz w:val="28"/>
             <w:szCs w:val="28"/>
           </w:rPr>
@@ -213,13 +207,13 @@
       <w:sdt>
         <w:sdtPr>
           <w:rPr>
-            <w:b/>
+            <w:color w:val="000000" w:themeColor="text1"/>
             <w:sz w:val="28"/>
             <w:szCs w:val="28"/>
             <w:lang w:val="uk-UA"/>
           </w:rPr>
-          <w:alias w:val="docDate"/>
-          <w:tag w:val="docDate"/>
+          <w:alias w:val="docDateBegin "/>
+          <w:tag w:val="docDateBegin "/>
           <w:id w:val="-541976329"/>
           <w:placeholder>
             <w:docPart w:val="EE6A686066A4478B98541DE0ED01880D"/>
@@ -306,6 +300,8 @@
           <w:lang w:val="uk-UA"/>
         </w:rPr>
       </w:pPr>
+      <w:bookmarkStart w:id="0" w:name="_GoBack"/>
+      <w:bookmarkEnd w:id="0"/>
       <w:r>
         <w:rPr>
           <w:sz w:val="28"/>
@@ -436,18 +432,19 @@
     <w:sdt>
       <w:sdtPr>
         <w:rPr>
-          <w:b/>
+          <w:color w:val="000000" w:themeColor="text1"/>
           <w:sz w:val="28"/>
           <w:szCs w:val="28"/>
           <w:lang w:val="en-US"/>
         </w:rPr>
-        <w:alias w:val="СstName"/>
-        <w:tag w:val="СstName"/>
+        <w:alias w:val="CstName"/>
+        <w:tag w:val="CstName"/>
         <w:id w:val="-1956546301"/>
         <w:placeholder>
           <w:docPart w:val="98518950C15044288EB55986CD0239E9"/>
         </w:placeholder>
         <w:showingPlcHdr/>
+        <w15:color w:val="000000"/>
         <w15:appearance w15:val="tags"/>
         <w:text/>
       </w:sdtPr>
@@ -459,14 +456,19 @@
             <w:spacing w:after="0" w:line="240" w:lineRule="auto"/>
             <w:jc w:val="center"/>
             <w:rPr>
-              <w:sz w:val="28"/>
-              <w:szCs w:val="28"/>
+              <w:rFonts w:ascii="Calibri" w:hAnsi="Calibri" w:cs="Calibri"/>
+              <w:color w:val="FF0000"/>
+              <w:sz w:val="16"/>
+              <w:szCs w:val="16"/>
             </w:rPr>
           </w:pPr>
           <w:r>
             <w:rPr>
               <w:rStyle w:val="af9"/>
               <w:rFonts w:eastAsiaTheme="minorHAnsi"/>
+              <w:color w:val="auto"/>
+              <w:sz w:val="22"/>
+              <w:szCs w:val="22"/>
             </w:rPr>
             <w:t>Место для ввода текста.</w:t>
           </w:r>
@@ -480,8 +482,52 @@
         <w:jc w:val="center"/>
         <w:rPr>
           <w:b/>
-          <w:sz w:val="22"/>
-          <w:szCs w:val="22"/>
+          <w:sz w:val="28"/>
+          <w:szCs w:val="28"/>
+          <w:lang w:val="uk-UA"/>
+        </w:rPr>
+      </w:pPr>
+      <w:r>
+        <w:rPr>
+          <w:sz w:val="28"/>
+          <w:szCs w:val="28"/>
+          <w:lang w:val="uk-UA"/>
+        </w:rPr>
+        <w:t>____________________________________________________</w:t>
+      </w:r>
+    </w:p>
+    <w:p>
+      <w:pPr>
+        <w:pStyle w:val="21"/>
+        <w:spacing w:after="0" w:line="240" w:lineRule="auto"/>
+        <w:jc w:val="center"/>
+        <w:rPr>
+          <w:b/>
+          <w:sz w:val="22"/>
+          <w:szCs w:val="22"/>
+          <w:lang w:val="uk-UA"/>
+        </w:rPr>
+      </w:pPr>
+      <w:r>
+        <w:rPr>
+          <w:b/>
+          <w:sz w:val="28"/>
+          <w:szCs w:val="28"/>
+          <w:lang w:val="uk-UA"/>
+        </w:rPr>
+        <w:t>(Автор)</w:t>
+      </w:r>
+    </w:p>
+    <w:p>
+      <w:pPr>
+        <w:pStyle w:val="21"/>
+        <w:spacing w:after="0" w:line="240" w:lineRule="auto"/>
+        <w:jc w:val="center"/>
+        <w:rPr>
+          <w:b/>
+          <w:sz w:val="22"/>
+          <w:szCs w:val="22"/>
+          <w:lang w:val="uk-UA"/>
         </w:rPr>
       </w:pPr>
     </w:p>
@@ -853,19 +899,6 @@
       <w:pPr>
         <w:pStyle w:val="21"/>
         <w:spacing w:after="0" w:line="276" w:lineRule="auto"/>
-        <w:ind w:firstLine="720"/>
-        <w:jc w:val="both"/>
-        <w:rPr>
-          <w:sz w:val="16"/>
-          <w:szCs w:val="16"/>
-          <w:lang w:val="uk-UA"/>
-        </w:rPr>
-      </w:pPr>
-    </w:p>
-    <w:p>
-      <w:pPr>
-        <w:pStyle w:val="21"/>
-        <w:spacing w:after="0" w:line="276" w:lineRule="auto"/>
         <w:jc w:val="both"/>
         <w:rPr>
           <w:b/>
@@ -878,7 +911,6 @@
     <w:p>
       <w:pPr>
         <w:pStyle w:val="21"/>
-        <w:pageBreakBefore/>
         <w:spacing w:after="0" w:line="276" w:lineRule="auto"/>
         <w:ind w:firstLine="720"/>
         <w:jc w:val="both"/>
@@ -1010,13 +1042,12 @@
       <w:sdt>
         <w:sdtPr>
           <w:rPr>
-            <w:b/>
             <w:sz w:val="22"/>
             <w:szCs w:val="22"/>
             <w:lang w:val="uk-UA"/>
           </w:rPr>
-          <w:alias w:val="СstName"/>
-          <w:tag w:val="СstName"/>
+          <w:alias w:val="CstName"/>
+          <w:tag w:val="CstName"/>
           <w:id w:val="-257986323"/>
           <w:placeholder>
             <w:docPart w:val="DFE4253A826A41CB86C331DD4083B104"/>
@@ -1084,7 +1115,6 @@
       <w:sdt>
         <w:sdtPr>
           <w:rPr>
-            <w:b/>
             <w:sz w:val="22"/>
             <w:szCs w:val="22"/>
             <w:lang w:val="uk-UA"/>
@@ -1134,13 +1164,25 @@
     </w:p>
     <w:p>
       <w:pPr>
+        <w:spacing w:line="276" w:lineRule="auto"/>
+        <w:ind w:right="-42"/>
+        <w:jc w:val="both"/>
+        <w:rPr>
+          <w:sz w:val="22"/>
+          <w:szCs w:val="22"/>
+          <w:lang w:val="uk-UA"/>
+        </w:rPr>
+      </w:pPr>
+    </w:p>
+    <w:p>
+      <w:pPr>
         <w:pStyle w:val="a4"/>
         <w:numPr>
           <w:ilvl w:val="0"/>
           <w:numId w:val="6"/>
         </w:numPr>
-        <w:spacing w:before="120" w:after="120" w:line="276" w:lineRule="auto"/>
-        <w:ind w:left="0" w:right="0" w:firstLine="902"/>
+        <w:spacing w:after="120" w:line="276" w:lineRule="auto"/>
+        <w:ind w:left="0" w:right="0" w:firstLine="900"/>
         <w:jc w:val="center"/>
         <w:rPr>
           <w:b/>
@@ -1469,12 +1511,23 @@
     <w:p>
       <w:pPr>
         <w:pStyle w:val="a4"/>
+        <w:spacing w:line="276" w:lineRule="auto"/>
+        <w:ind w:right="0"/>
+        <w:rPr>
+          <w:b/>
+          <w:sz w:val="22"/>
+          <w:szCs w:val="22"/>
+        </w:rPr>
+      </w:pPr>
+    </w:p>
+    <w:p>
+      <w:pPr>
+        <w:pStyle w:val="a4"/>
         <w:numPr>
           <w:ilvl w:val="0"/>
           <w:numId w:val="6"/>
         </w:numPr>
-        <w:spacing w:before="120" w:after="120" w:line="276" w:lineRule="auto"/>
-        <w:ind w:left="714" w:right="-567" w:hanging="357"/>
+        <w:spacing w:line="276" w:lineRule="auto"/>
         <w:jc w:val="center"/>
         <w:rPr>
           <w:color w:val="000000"/>
@@ -1889,21 +1942,43 @@
     </w:p>
     <w:p>
       <w:pPr>
+        <w:pStyle w:val="11"/>
+        <w:spacing w:before="120" w:line="276" w:lineRule="auto"/>
+        <w:jc w:val="both"/>
+        <w:rPr>
+          <w:sz w:val="22"/>
+          <w:szCs w:val="22"/>
+          <w:lang w:val="uk-UA"/>
+        </w:rPr>
+      </w:pPr>
+    </w:p>
+    <w:p>
+      <w:pPr>
+        <w:pStyle w:val="11"/>
+        <w:spacing w:before="120" w:line="276" w:lineRule="auto"/>
+        <w:jc w:val="both"/>
+        <w:rPr>
+          <w:b/>
+          <w:sz w:val="22"/>
+          <w:szCs w:val="22"/>
+          <w:lang w:val="uk-UA"/>
+        </w:rPr>
+      </w:pPr>
+    </w:p>
+    <w:p>
+      <w:pPr>
         <w:pStyle w:val="a4"/>
         <w:numPr>
           <w:ilvl w:val="0"/>
           <w:numId w:val="6"/>
         </w:numPr>
-        <w:spacing w:before="120" w:after="120" w:line="276" w:lineRule="auto"/>
-        <w:ind w:left="714" w:right="-567" w:hanging="357"/>
+        <w:spacing w:line="276" w:lineRule="auto"/>
         <w:jc w:val="center"/>
         <w:rPr>
           <w:sz w:val="22"/>
           <w:szCs w:val="22"/>
         </w:rPr>
       </w:pPr>
-      <w:bookmarkStart w:id="0" w:name="_GoBack"/>
-      <w:bookmarkEnd w:id="0"/>
       <w:r>
         <w:rPr>
           <w:b/>
@@ -1941,7 +2016,6 @@
           <w:szCs w:val="22"/>
           <w:lang w:val="uk-UA"/>
         </w:rPr>
-        <w:lastRenderedPageBreak/>
         <w:t>Згідно даному Договору ДО УААСП отримує виключне повноваження здійснювати колективне управління  майновими правами Автора при наступних способах використання Творів шляхом надання ліцензій користувачам на:</w:t>
       </w:r>
       <w:bookmarkEnd w:id="1"/>
@@ -2014,7 +2088,10 @@
                 <w:pPr>
                   <w:pStyle w:val="ae"/>
                   <w:rPr>
-                    <w:rFonts w:eastAsiaTheme="minorHAnsi"/>
+                    <w:rFonts w:ascii="Calibri" w:eastAsiaTheme="minorHAnsi" w:hAnsi="Calibri" w:cs="Calibri"/>
+                    <w:color w:val="002060"/>
+                    <w:sz w:val="16"/>
+                    <w:szCs w:val="16"/>
                     <w:lang w:eastAsia="en-US"/>
                   </w:rPr>
                 </w:pPr>
@@ -2063,13 +2140,25 @@
     </w:sdt>
     <w:p>
       <w:pPr>
+        <w:pStyle w:val="ae"/>
+        <w:ind w:left="720"/>
+        <w:rPr>
+          <w:rFonts w:ascii="Calibri" w:eastAsiaTheme="minorHAnsi" w:hAnsi="Calibri" w:cs="Calibri"/>
+          <w:color w:val="002060"/>
+          <w:sz w:val="16"/>
+          <w:szCs w:val="16"/>
+          <w:lang w:eastAsia="en-US"/>
+        </w:rPr>
+      </w:pPr>
+    </w:p>
+    <w:p>
+      <w:pPr>
         <w:pStyle w:val="a4"/>
         <w:numPr>
           <w:ilvl w:val="0"/>
           <w:numId w:val="6"/>
         </w:numPr>
-        <w:spacing w:before="120" w:after="120" w:line="276" w:lineRule="auto"/>
-        <w:ind w:left="714" w:right="-567" w:hanging="357"/>
+        <w:spacing w:line="276" w:lineRule="auto"/>
         <w:jc w:val="center"/>
         <w:rPr>
           <w:color w:val="000000"/>
@@ -2180,8 +2269,11 @@
                   <w:ind w:left="0" w:right="-40"/>
                   <w:jc w:val="both"/>
                   <w:rPr>
+                    <w:b/>
+                    <w:i/>
                     <w:sz w:val="20"/>
                     <w:szCs w:val="20"/>
+                    <w:u w:val="single"/>
                     <w:lang w:val="uk-UA"/>
                   </w:rPr>
                 </w:pPr>
@@ -2316,6 +2408,7 @@
                   <w:ind w:left="0"/>
                   <w:jc w:val="center"/>
                   <w:rPr>
+                    <w:i/>
                     <w:color w:val="000000"/>
                     <w:sz w:val="20"/>
                     <w:szCs w:val="20"/>
@@ -2345,13 +2438,40 @@
     </w:sdt>
     <w:p>
       <w:pPr>
+        <w:pStyle w:val="11"/>
+        <w:widowControl w:val="0"/>
+        <w:autoSpaceDE w:val="0"/>
+        <w:spacing w:line="276" w:lineRule="auto"/>
+        <w:ind w:left="0" w:right="43"/>
+        <w:jc w:val="both"/>
+        <w:rPr>
+          <w:sz w:val="22"/>
+          <w:szCs w:val="22"/>
+        </w:rPr>
+      </w:pPr>
+    </w:p>
+    <w:p>
+      <w:pPr>
+        <w:pStyle w:val="11"/>
+        <w:widowControl w:val="0"/>
+        <w:autoSpaceDE w:val="0"/>
+        <w:spacing w:line="276" w:lineRule="auto"/>
+        <w:ind w:left="0" w:right="43"/>
+        <w:jc w:val="both"/>
+        <w:rPr>
+          <w:sz w:val="22"/>
+          <w:szCs w:val="22"/>
+        </w:rPr>
+      </w:pPr>
+    </w:p>
+    <w:p>
+      <w:pPr>
         <w:pStyle w:val="a4"/>
         <w:numPr>
           <w:ilvl w:val="0"/>
           <w:numId w:val="6"/>
         </w:numPr>
-        <w:spacing w:before="120" w:after="120" w:line="276" w:lineRule="auto"/>
-        <w:ind w:left="714" w:right="-567" w:hanging="357"/>
+        <w:spacing w:line="276" w:lineRule="auto"/>
         <w:jc w:val="center"/>
         <w:rPr>
           <w:color w:val="000000"/>
@@ -2367,6 +2487,18 @@
         </w:rPr>
         <w:t xml:space="preserve">ПРАВА, ОБОВ`ЯЗКИ ТА ГАРАНТІЇ АВТОРА </w:t>
       </w:r>
+    </w:p>
+    <w:p>
+      <w:pPr>
+        <w:pStyle w:val="a4"/>
+        <w:spacing w:line="276" w:lineRule="auto"/>
+        <w:ind w:left="720"/>
+        <w:rPr>
+          <w:color w:val="000000"/>
+          <w:sz w:val="22"/>
+          <w:szCs w:val="22"/>
+        </w:rPr>
+      </w:pPr>
     </w:p>
     <w:p>
       <w:pPr>
@@ -2745,6 +2877,7 @@
           <w:szCs w:val="22"/>
           <w:lang w:val="uk-UA"/>
         </w:rPr>
+        <w:lastRenderedPageBreak/>
         <w:t>не уповноважувати та не доручати третім особам надання дозволів та здійснення збору авторської винагороди (шляхом управління на колективній основі, укладення договору доручення, тощо) за використання творів Автора способами, передбаченими даним Договором.</w:t>
       </w:r>
     </w:p>
@@ -2797,7 +2930,6 @@
           <w:szCs w:val="22"/>
           <w:lang w:val="uk-UA"/>
         </w:rPr>
-        <w:lastRenderedPageBreak/>
         <w:t>не відмовлятися від пред’явлених ДО УААСП в інтересах Автора вимог (позовів) в органах судових інстанцій без попереднього письмового повідомлення ДО УААСП та сплати ДО УААСП всіх понесених ДО УААСП витрат у кожній конкретній справі.</w:t>
       </w:r>
     </w:p>
@@ -3093,12 +3225,22 @@
     <w:p>
       <w:pPr>
         <w:pStyle w:val="a4"/>
+        <w:spacing w:line="276" w:lineRule="auto"/>
+        <w:ind w:left="720"/>
+        <w:rPr>
+          <w:sz w:val="22"/>
+          <w:szCs w:val="22"/>
+        </w:rPr>
+      </w:pPr>
+    </w:p>
+    <w:p>
+      <w:pPr>
+        <w:pStyle w:val="a4"/>
         <w:numPr>
           <w:ilvl w:val="0"/>
           <w:numId w:val="6"/>
         </w:numPr>
-        <w:spacing w:before="120" w:after="120" w:line="276" w:lineRule="auto"/>
-        <w:ind w:left="714" w:right="-567" w:hanging="357"/>
+        <w:spacing w:line="276" w:lineRule="auto"/>
         <w:jc w:val="center"/>
         <w:rPr>
           <w:b/>
@@ -3362,6 +3504,7 @@
           <w:sz w:val="22"/>
           <w:szCs w:val="22"/>
         </w:rPr>
+        <w:lastRenderedPageBreak/>
         <w:t>включати до репертуару ДО УААСП назви творів Автора, прізвище, ім`я, по-батькові (псевдонім) Автора, використовувати дану інформацію з метою розміщення на веб-сайті ДО УААСП, з правом надання репертуару третім особам будь-яким способом і в будь-якій формі (електронній, цифровій, паперовій та ін.), а також подавати таку інформацію для реєстрації в міжнародних базах.</w:t>
       </w:r>
     </w:p>
@@ -3414,7 +3557,6 @@
           <w:szCs w:val="22"/>
           <w:lang w:val="uk-UA"/>
         </w:rPr>
-        <w:lastRenderedPageBreak/>
         <w:t>ДО УААСП зобов’язується:</w:t>
       </w:r>
     </w:p>
@@ -3635,12 +3777,22 @@
     <w:p>
       <w:pPr>
         <w:pStyle w:val="a4"/>
+        <w:spacing w:line="276" w:lineRule="auto"/>
+        <w:rPr>
+          <w:b/>
+          <w:sz w:val="22"/>
+          <w:szCs w:val="22"/>
+        </w:rPr>
+      </w:pPr>
+    </w:p>
+    <w:p>
+      <w:pPr>
+        <w:pStyle w:val="a4"/>
         <w:numPr>
           <w:ilvl w:val="0"/>
           <w:numId w:val="6"/>
         </w:numPr>
-        <w:spacing w:before="120" w:after="120" w:line="276" w:lineRule="auto"/>
-        <w:ind w:left="714" w:right="-567" w:hanging="357"/>
+        <w:spacing w:line="276" w:lineRule="auto"/>
         <w:jc w:val="center"/>
         <w:rPr>
           <w:sz w:val="22"/>
@@ -4007,7 +4159,16 @@
           <w:szCs w:val="22"/>
           <w:lang w:val="uk-UA"/>
         </w:rPr>
-        <w:t>Заявляти вимоги щодо стягнення та зарахування на розрахунковий рахунок ДО УААСП будь-яких коштів, належних Автору в результаті досудового вирішення спору ДО УААСП з третіми особами або будь-якого судового провадження для подальшо</w:t>
+        <w:t xml:space="preserve">Заявляти вимоги щодо стягнення та зарахування на розрахунковий рахунок ДО УААСП будь-яких коштів, належних Автору в результаті досудового вирішення спору ДО УААСП з третіми особами або будь-якого </w:t>
+      </w:r>
+      <w:r>
+        <w:rPr>
+          <w:sz w:val="22"/>
+          <w:szCs w:val="22"/>
+          <w:lang w:val="uk-UA"/>
+        </w:rPr>
+        <w:lastRenderedPageBreak/>
+        <w:t>судового провадження для подальшо</w:t>
       </w:r>
       <w:r>
         <w:rPr>
@@ -4049,8 +4210,7 @@
           <w:ilvl w:val="0"/>
           <w:numId w:val="6"/>
         </w:numPr>
-        <w:spacing w:before="120" w:after="120" w:line="276" w:lineRule="auto"/>
-        <w:ind w:left="714" w:right="-567" w:hanging="357"/>
+        <w:spacing w:line="276" w:lineRule="auto"/>
         <w:jc w:val="center"/>
         <w:rPr>
           <w:color w:val="000000"/>
@@ -4082,6 +4242,18 @@
         </w:rPr>
         <w:t>Я</w:t>
       </w:r>
+    </w:p>
+    <w:p>
+      <w:pPr>
+        <w:pStyle w:val="a4"/>
+        <w:spacing w:line="276" w:lineRule="auto"/>
+        <w:ind w:left="720"/>
+        <w:rPr>
+          <w:color w:val="000000"/>
+          <w:sz w:val="22"/>
+          <w:szCs w:val="22"/>
+        </w:rPr>
+      </w:pPr>
     </w:p>
     <w:p>
       <w:pPr>
@@ -4158,7 +4330,6 @@
           <w:szCs w:val="22"/>
           <w:lang w:val="uk-UA"/>
         </w:rPr>
-        <w:lastRenderedPageBreak/>
         <w:t>З метою забезпечення своєчасного та правильного нарахування і розподілу авторської винагороди, Автор</w:t>
       </w:r>
       <w:r>
@@ -4525,23 +4696,7 @@
           <w:szCs w:val="22"/>
           <w:lang w:val="uk-UA"/>
         </w:rPr>
-        <w:t xml:space="preserve"> </w:t>
-      </w:r>
-      <w:r>
-        <w:rPr>
-          <w:sz w:val="22"/>
-          <w:szCs w:val="22"/>
-          <w:lang w:val="uk-UA"/>
-        </w:rPr>
-        <w:t xml:space="preserve">% </w:t>
-      </w:r>
-      <w:r>
-        <w:rPr>
-          <w:sz w:val="22"/>
-          <w:szCs w:val="22"/>
-          <w:lang w:val="uk-UA"/>
-        </w:rPr>
-        <w:t xml:space="preserve">від сум, </w:t>
+        <w:t xml:space="preserve"> від сум, </w:t>
       </w:r>
       <w:bookmarkEnd w:id="2"/>
       <w:r>
@@ -4769,24 +4924,7 @@
           <w:szCs w:val="22"/>
           <w:lang w:val="uk-UA"/>
         </w:rPr>
-        <w:t xml:space="preserve"> </w:t>
-      </w:r>
-      <w:r>
-        <w:rPr>
-          <w:sz w:val="22"/>
-          <w:szCs w:val="22"/>
-          <w:lang w:val="uk-UA"/>
-        </w:rPr>
-        <w:t xml:space="preserve">% </w:t>
-      </w:r>
-      <w:r>
-        <w:rPr>
-          <w:color w:val="000000"/>
-          <w:sz w:val="22"/>
-          <w:szCs w:val="22"/>
-          <w:lang w:val="uk-UA"/>
-        </w:rPr>
-        <w:t>від суми авторської винагороди, зібраної за таке використання.</w:t>
+        <w:t xml:space="preserve"> від суми авторської винагороди, зібраної за таке використання.</w:t>
       </w:r>
     </w:p>
     <w:p>
@@ -4796,8 +4934,7 @@
           <w:ilvl w:val="0"/>
           <w:numId w:val="6"/>
         </w:numPr>
-        <w:spacing w:before="120" w:after="120" w:line="276" w:lineRule="auto"/>
-        <w:ind w:left="714" w:right="-567" w:hanging="357"/>
+        <w:spacing w:line="276" w:lineRule="auto"/>
         <w:jc w:val="center"/>
         <w:rPr>
           <w:sz w:val="22"/>
@@ -5004,8 +5141,7 @@
           <w:ilvl w:val="0"/>
           <w:numId w:val="6"/>
         </w:numPr>
-        <w:spacing w:before="120" w:after="120" w:line="276" w:lineRule="auto"/>
-        <w:ind w:left="714" w:right="-567" w:hanging="357"/>
+        <w:spacing w:line="276" w:lineRule="auto"/>
         <w:jc w:val="center"/>
         <w:rPr>
           <w:sz w:val="22"/>
@@ -5092,7 +5228,17 @@
           <w:szCs w:val="22"/>
           <w:lang w:val="uk-UA"/>
         </w:rPr>
-        <w:t xml:space="preserve">Підписанням даного Договору Автор підтверджує свою згоду на обробку зазначених в даному Договорі персональних даних з метою збирання, розподілу та виплати авторської винагороди за використання об’єктів авторського права, з метою укладення договорів про використання прав, переданих в управління, з метою вчинення необхідних дій для захисту прав, управління якими здійснює ДО УААСП, в тому числі з метою звернення до суду за захистом прав суб’єктів авторського права, з метою передання персональних даних за межу території України для реалізації здійснення колективного управління аналогічним іноземними організаціями колективного управління, розміщення персональних даних в мережі </w:t>
+        <w:t xml:space="preserve">Підписанням даного Договору Автор підтверджує свою згоду на обробку зазначених в даному Договорі персональних даних з метою збирання, розподілу та виплати авторської винагороди за використання об’єктів авторського права, з метою укладення договорів про використання прав, переданих в управління, з метою вчинення необхідних дій для захисту прав, управління якими здійснює ДО УААСП, в тому числі з метою звернення до суду за захистом прав суб’єктів авторського права, з метою передання персональних даних за межу території України для реалізації здійснення колективного управління аналогічним іноземними організаціями </w:t>
+      </w:r>
+      <w:r>
+        <w:rPr>
+          <w:rStyle w:val="xfm286267334"/>
+          <w:sz w:val="22"/>
+          <w:szCs w:val="22"/>
+          <w:lang w:val="uk-UA"/>
+        </w:rPr>
+        <w:lastRenderedPageBreak/>
+        <w:t xml:space="preserve">колективного управління, розміщення персональних даних в мережі </w:t>
       </w:r>
       <w:proofErr w:type="spellStart"/>
       <w:r>
@@ -5177,16 +5323,7 @@
           <w:szCs w:val="22"/>
           <w:lang w:val="uk-UA"/>
         </w:rPr>
-        <w:t xml:space="preserve">, дані </w:t>
-      </w:r>
-      <w:r>
-        <w:rPr>
-          <w:sz w:val="22"/>
-          <w:szCs w:val="22"/>
-          <w:lang w:val="uk-UA"/>
-        </w:rPr>
-        <w:lastRenderedPageBreak/>
-        <w:t>документів, що підтверджують право на спадщину, контактні телефони, банківські реквізити, твори.</w:t>
+        <w:t>, дані документів, що підтверджують право на спадщину, контактні телефони, банківські реквізити, твори.</w:t>
       </w:r>
     </w:p>
     <w:p>
@@ -5223,8 +5360,7 @@
           <w:ilvl w:val="0"/>
           <w:numId w:val="6"/>
         </w:numPr>
-        <w:spacing w:before="120" w:after="120" w:line="276" w:lineRule="auto"/>
-        <w:ind w:left="714" w:right="-567" w:hanging="357"/>
+        <w:spacing w:line="276" w:lineRule="auto"/>
         <w:jc w:val="center"/>
         <w:rPr>
           <w:sz w:val="22"/>
@@ -5292,13 +5428,24 @@
     </w:p>
     <w:p>
       <w:pPr>
+        <w:spacing w:line="276" w:lineRule="auto"/>
+        <w:ind w:right="-42"/>
+        <w:jc w:val="both"/>
+        <w:rPr>
+          <w:sz w:val="22"/>
+          <w:szCs w:val="22"/>
+          <w:lang w:val="uk-UA"/>
+        </w:rPr>
+      </w:pPr>
+    </w:p>
+    <w:p>
+      <w:pPr>
         <w:pStyle w:val="a4"/>
         <w:numPr>
           <w:ilvl w:val="0"/>
           <w:numId w:val="6"/>
         </w:numPr>
-        <w:spacing w:before="120" w:after="120" w:line="276" w:lineRule="auto"/>
-        <w:ind w:left="714" w:right="-567" w:hanging="357"/>
+        <w:spacing w:line="276" w:lineRule="auto"/>
         <w:jc w:val="center"/>
         <w:rPr>
           <w:sz w:val="22"/>
@@ -5504,8 +5651,7 @@
           <w:ilvl w:val="0"/>
           <w:numId w:val="6"/>
         </w:numPr>
-        <w:spacing w:before="120" w:after="120" w:line="276" w:lineRule="auto"/>
-        <w:ind w:left="714" w:right="-567" w:hanging="357"/>
+        <w:spacing w:line="276" w:lineRule="auto"/>
         <w:jc w:val="center"/>
         <w:rPr>
           <w:sz w:val="22"/>
@@ -5589,13 +5735,25 @@
     </w:p>
     <w:p>
       <w:pPr>
+        <w:pStyle w:val="11"/>
+        <w:spacing w:before="120" w:line="276" w:lineRule="auto"/>
+        <w:ind w:left="0" w:right="-40"/>
+        <w:jc w:val="both"/>
+        <w:rPr>
+          <w:sz w:val="22"/>
+          <w:szCs w:val="22"/>
+          <w:lang w:val="uk-UA"/>
+        </w:rPr>
+      </w:pPr>
+    </w:p>
+    <w:p>
+      <w:pPr>
         <w:pStyle w:val="a4"/>
         <w:numPr>
           <w:ilvl w:val="0"/>
           <w:numId w:val="6"/>
         </w:numPr>
-        <w:spacing w:before="120" w:after="120" w:line="276" w:lineRule="auto"/>
-        <w:ind w:left="714" w:right="-567" w:hanging="357"/>
+        <w:spacing w:line="276" w:lineRule="auto"/>
         <w:jc w:val="center"/>
         <w:rPr>
           <w:sz w:val="22"/>
@@ -5721,6 +5879,7 @@
           <w:szCs w:val="22"/>
           <w:lang w:val="uk-UA"/>
         </w:rPr>
+        <w:lastRenderedPageBreak/>
         <w:t>Будь-які зміни, доповнення та/чи додатки до даного Договору повинні бути зроблені в письмовій формі та підписані уповноваженими представниками Сторін.</w:t>
       </w:r>
     </w:p>
@@ -5771,7 +5930,6 @@
           <w:szCs w:val="22"/>
           <w:lang w:val="uk-UA"/>
         </w:rPr>
-        <w:lastRenderedPageBreak/>
         <w:t xml:space="preserve">Сторони зобов’язуються у п’ятиденний строк повідомляти одна одну в письмовій формі про зміну організаційно-правової форми, характеру діяльності, зміни юридичної та (або) фактичної адреси, обсягу прав, переліку творів, надати іншу інформацію, пов’язану з виконанням Сторонами зобов’язань за цим Договором, а у разі неповідомлення несе ризик настання пов’язаних із ним несприятливих наслідків. </w:t>
       </w:r>
     </w:p>
@@ -5815,8 +5973,7 @@
           <w:ilvl w:val="0"/>
           <w:numId w:val="6"/>
         </w:numPr>
-        <w:spacing w:before="120" w:after="120"/>
-        <w:ind w:left="0" w:right="-40" w:firstLine="0"/>
+        <w:ind w:left="0" w:right="-42" w:firstLine="0"/>
         <w:jc w:val="center"/>
         <w:rPr>
           <w:sz w:val="20"/>
@@ -5842,6 +5999,17 @@
         </w:rPr>
         <w:t>:</w:t>
       </w:r>
+    </w:p>
+    <w:p>
+      <w:pPr>
+        <w:ind w:right="-42"/>
+        <w:jc w:val="both"/>
+        <w:rPr>
+          <w:sz w:val="20"/>
+          <w:szCs w:val="20"/>
+          <w:lang w:val="uk-UA"/>
+        </w:rPr>
+      </w:pPr>
     </w:p>
     <w:tbl>
       <w:tblPr>
@@ -6455,10 +6623,9 @@
           <w:sdt>
             <w:sdtPr>
               <w:rPr>
-                <w:b/>
                 <w:color w:val="000000"/>
-                <w:sz w:val="20"/>
-                <w:szCs w:val="20"/>
+                <w:sz w:val="16"/>
+                <w:szCs w:val="16"/>
                 <w:lang w:val="uk-UA"/>
               </w:rPr>
               <w:alias w:val="СstName"/>
@@ -6478,8 +6645,8 @@
                   <w:jc w:val="center"/>
                   <w:rPr>
                     <w:color w:val="000000"/>
-                    <w:sz w:val="18"/>
-                    <w:szCs w:val="18"/>
+                    <w:sz w:val="16"/>
+                    <w:szCs w:val="16"/>
                     <w:lang w:val="uk-UA"/>
                   </w:rPr>
                 </w:pPr>
@@ -6521,6 +6688,16 @@
               </w:rPr>
               <w:t xml:space="preserve">Домашня адреса (місце реєстрації): </w:t>
             </w:r>
+          </w:p>
+          <w:p>
+            <w:pPr>
+              <w:rPr>
+                <w:color w:val="000000"/>
+                <w:sz w:val="18"/>
+                <w:szCs w:val="18"/>
+                <w:lang w:val="uk-UA"/>
+              </w:rPr>
+            </w:pPr>
             <w:sdt>
               <w:sdtPr>
                 <w:rPr>
@@ -6545,8 +6722,6 @@
                   <w:rPr>
                     <w:rStyle w:val="af9"/>
                     <w:rFonts w:eastAsiaTheme="minorHAnsi"/>
-                    <w:sz w:val="18"/>
-                    <w:szCs w:val="18"/>
                   </w:rPr>
                   <w:t>Место для ввода текста.</w:t>
                 </w:r>
@@ -6604,8 +6779,6 @@
                   <w:rPr>
                     <w:rStyle w:val="af9"/>
                     <w:rFonts w:eastAsiaTheme="minorHAnsi"/>
-                    <w:sz w:val="18"/>
-                    <w:szCs w:val="18"/>
                   </w:rPr>
                   <w:t>Место для ввода текста.</w:t>
                 </w:r>
@@ -6654,8 +6827,6 @@
                   <w:rPr>
                     <w:rStyle w:val="af9"/>
                     <w:rFonts w:eastAsiaTheme="minorHAnsi"/>
-                    <w:sz w:val="18"/>
-                    <w:szCs w:val="18"/>
                   </w:rPr>
                   <w:t>Место для ввода текста.</w:t>
                 </w:r>
@@ -6697,15 +6868,6 @@
               </w:rPr>
               <w:t>Ідентифікаційний номер:</w:t>
             </w:r>
-            <w:r>
-              <w:rPr>
-                <w:color w:val="000000"/>
-                <w:sz w:val="18"/>
-                <w:szCs w:val="18"/>
-                <w:lang w:val="uk-UA"/>
-              </w:rPr>
-              <w:t xml:space="preserve"> </w:t>
-            </w:r>
             <w:sdt>
               <w:sdtPr>
                 <w:rPr>
@@ -6730,8 +6892,6 @@
                   <w:rPr>
                     <w:rStyle w:val="af9"/>
                     <w:rFonts w:eastAsiaTheme="minorHAnsi"/>
-                    <w:sz w:val="18"/>
-                    <w:szCs w:val="18"/>
                   </w:rPr>
                   <w:t>Место для ввода текста.</w:t>
                 </w:r>
@@ -6789,13 +6949,20 @@
                   <w:rPr>
                     <w:rStyle w:val="af9"/>
                     <w:rFonts w:eastAsiaTheme="minorHAnsi"/>
-                    <w:sz w:val="18"/>
-                    <w:szCs w:val="18"/>
                   </w:rPr>
                   <w:t>Место для ввода текста.</w:t>
                 </w:r>
               </w:sdtContent>
             </w:sdt>
+            <w:r>
+              <w:rPr>
+                <w:color w:val="000000"/>
+                <w:sz w:val="18"/>
+                <w:szCs w:val="18"/>
+                <w:lang w:val="uk-UA"/>
+              </w:rPr>
+              <w:t>(серія, номер)</w:t>
+            </w:r>
           </w:p>
           <w:p>
             <w:pPr>
@@ -6813,15 +6980,6 @@
                 <w:lang w:val="uk-UA"/>
               </w:rPr>
               <w:t>ким та коли виданий</w:t>
-            </w:r>
-            <w:r>
-              <w:rPr>
-                <w:color w:val="000000"/>
-                <w:sz w:val="18"/>
-                <w:szCs w:val="18"/>
-                <w:lang w:val="uk-UA"/>
-              </w:rPr>
-              <w:t>:</w:t>
             </w:r>
             <w:r>
               <w:rPr>
@@ -6856,8 +7014,6 @@
                   <w:rPr>
                     <w:rStyle w:val="af9"/>
                     <w:rFonts w:eastAsiaTheme="minorHAnsi"/>
-                    <w:sz w:val="18"/>
-                    <w:szCs w:val="18"/>
                   </w:rPr>
                   <w:t>Место для ввода текста.</w:t>
                 </w:r>
@@ -6944,8 +7100,6 @@
                   <w:rPr>
                     <w:rStyle w:val="af9"/>
                     <w:rFonts w:eastAsiaTheme="minorHAnsi"/>
-                    <w:sz w:val="18"/>
-                    <w:szCs w:val="18"/>
                   </w:rPr>
                   <w:t>Место для ввода текста.</w:t>
                 </w:r>
@@ -6965,8 +7119,7 @@
             <w:pPr>
               <w:ind w:left="267" w:hanging="30"/>
               <w:rPr>
-                <w:rFonts w:ascii="Calibri" w:hAnsi="Calibri" w:cs="Calibri"/>
-                <w:color w:val="FF0000"/>
+                <w:color w:val="000000"/>
                 <w:sz w:val="18"/>
                 <w:szCs w:val="18"/>
                 <w:lang w:val="uk-UA"/>
@@ -6979,25 +7132,7 @@
                 <w:szCs w:val="18"/>
                 <w:lang w:val="uk-UA"/>
               </w:rPr>
-              <w:t xml:space="preserve">МФО </w:t>
-            </w:r>
-            <w:r>
-              <w:rPr>
-                <w:color w:val="000000"/>
-                <w:sz w:val="18"/>
-                <w:szCs w:val="18"/>
-                <w:lang w:val="uk-UA"/>
-              </w:rPr>
-              <w:t>–</w:t>
-            </w:r>
-            <w:r>
-              <w:rPr>
-                <w:color w:val="000000"/>
-                <w:sz w:val="18"/>
-                <w:szCs w:val="18"/>
-                <w:lang w:val="uk-UA"/>
-              </w:rPr>
-              <w:t xml:space="preserve"> </w:t>
+              <w:t xml:space="preserve">МФО - </w:t>
             </w:r>
             <w:sdt>
               <w:sdtPr>
@@ -7023,8 +7158,6 @@
                   <w:rPr>
                     <w:rStyle w:val="af9"/>
                     <w:rFonts w:eastAsiaTheme="minorHAnsi"/>
-                    <w:sz w:val="18"/>
-                    <w:szCs w:val="18"/>
                   </w:rPr>
                   <w:t>Место для ввода текста.</w:t>
                 </w:r>
@@ -7034,37 +7167,8 @@
               <w:rPr>
                 <w:rFonts w:ascii="Calibri" w:hAnsi="Calibri" w:cs="Calibri"/>
                 <w:color w:val="FF0000"/>
-                <w:sz w:val="18"/>
-                <w:szCs w:val="18"/>
-                <w:lang w:val="uk-UA"/>
-              </w:rPr>
-              <w:t xml:space="preserve"> </w:t>
-            </w:r>
-          </w:p>
-          <w:p>
-            <w:pPr>
-              <w:ind w:left="267" w:hanging="30"/>
-              <w:rPr>
-                <w:color w:val="000000"/>
-                <w:sz w:val="18"/>
-                <w:szCs w:val="18"/>
-                <w:lang w:val="uk-UA"/>
-              </w:rPr>
-            </w:pPr>
-            <w:r>
-              <w:rPr>
-                <w:color w:val="000000"/>
-                <w:sz w:val="18"/>
-                <w:szCs w:val="18"/>
-                <w:lang w:val="uk-UA"/>
-              </w:rPr>
-              <w:t>ЄДРПОУ</w:t>
-            </w:r>
-            <w:r>
-              <w:rPr>
-                <w:color w:val="000000"/>
-                <w:sz w:val="18"/>
-                <w:szCs w:val="18"/>
+                <w:sz w:val="16"/>
+                <w:szCs w:val="16"/>
                 <w:lang w:val="uk-UA"/>
               </w:rPr>
               <w:t xml:space="preserve"> </w:t>
@@ -7076,7 +7180,7 @@
                 <w:szCs w:val="18"/>
                 <w:lang w:val="uk-UA"/>
               </w:rPr>
-              <w:t>–</w:t>
+              <w:t>ЄДРПОУ</w:t>
             </w:r>
             <w:r>
               <w:rPr>
@@ -7111,8 +7215,6 @@
                   <w:rPr>
                     <w:rStyle w:val="af9"/>
                     <w:rFonts w:eastAsiaTheme="minorHAnsi"/>
-                    <w:sz w:val="18"/>
-                    <w:szCs w:val="18"/>
                   </w:rPr>
                   <w:t>Место для ввода текста.</w:t>
                 </w:r>
@@ -7189,8 +7291,6 @@
                   <w:rPr>
                     <w:rStyle w:val="af9"/>
                     <w:rFonts w:eastAsiaTheme="minorHAnsi"/>
-                    <w:sz w:val="18"/>
-                    <w:szCs w:val="18"/>
                   </w:rPr>
                   <w:t>Место для ввода текста.</w:t>
                 </w:r>
@@ -7223,25 +7323,7 @@
                 <w:szCs w:val="18"/>
                 <w:lang w:val="uk-UA"/>
               </w:rPr>
-              <w:t xml:space="preserve">Особистий рахунок </w:t>
-            </w:r>
-            <w:r>
-              <w:rPr>
-                <w:color w:val="000000"/>
-                <w:sz w:val="18"/>
-                <w:szCs w:val="18"/>
-                <w:lang w:val="uk-UA"/>
-              </w:rPr>
-              <w:t>–</w:t>
-            </w:r>
-            <w:r>
-              <w:rPr>
-                <w:color w:val="000000"/>
-                <w:sz w:val="18"/>
-                <w:szCs w:val="18"/>
-                <w:lang w:val="uk-UA"/>
-              </w:rPr>
-              <w:t xml:space="preserve"> </w:t>
+              <w:t xml:space="preserve">Особистий рахунок - </w:t>
             </w:r>
             <w:r>
               <w:rPr>
@@ -7276,8 +7358,6 @@
                   <w:rPr>
                     <w:rStyle w:val="af9"/>
                     <w:rFonts w:eastAsiaTheme="minorHAnsi"/>
-                    <w:sz w:val="18"/>
-                    <w:szCs w:val="18"/>
                   </w:rPr>
                   <w:t>Место для ввода текста.</w:t>
                 </w:r>
@@ -7355,22 +7435,11 @@
                   <w:rPr>
                     <w:rStyle w:val="af9"/>
                     <w:rFonts w:eastAsiaTheme="minorHAnsi"/>
-                    <w:sz w:val="18"/>
-                    <w:szCs w:val="18"/>
                   </w:rPr>
                   <w:t>Место для ввода текста.</w:t>
                 </w:r>
               </w:sdtContent>
             </w:sdt>
-            <w:r>
-              <w:rPr>
-                <w:color w:val="000000"/>
-                <w:sz w:val="18"/>
-                <w:szCs w:val="18"/>
-                <w:lang w:val="uk-UA"/>
-              </w:rPr>
-              <w:t>,</w:t>
-            </w:r>
           </w:p>
           <w:p>
             <w:pPr>
@@ -7414,17 +7483,11 @@
               <w:t>.):</w:t>
             </w:r>
             <w:r>
-              <w:rPr>
-                <w:sz w:val="18"/>
-                <w:szCs w:val="18"/>
-              </w:rPr>
               <w:t xml:space="preserve"> </w:t>
             </w:r>
             <w:sdt>
               <w:sdtPr>
                 <w:rPr>
-                  <w:sz w:val="18"/>
-                  <w:szCs w:val="18"/>
                   <w:lang w:val="en-US"/>
                 </w:rPr>
                 <w:alias w:val="СstPhone"/>
@@ -7443,8 +7506,6 @@
                   <w:rPr>
                     <w:rStyle w:val="af9"/>
                     <w:rFonts w:eastAsiaTheme="minorHAnsi"/>
-                    <w:sz w:val="18"/>
-                    <w:szCs w:val="18"/>
                   </w:rPr>
                   <w:t>Место для ввода текста.</w:t>
                 </w:r>
@@ -7493,7 +7554,7 @@
                 <w:tag w:val="СstPhoneWork"/>
                 <w:id w:val="739369011"/>
                 <w:placeholder>
-                  <w:docPart w:val="B427A4E7FE4E481ABC0FD7A111803A2A"/>
+                  <w:docPart w:val="1C4B464C7C4A4464BA71CE2F2FA80C77"/>
                 </w:placeholder>
                 <w:showingPlcHdr/>
                 <w15:appearance w15:val="tags"/>
@@ -7505,8 +7566,6 @@
                   <w:rPr>
                     <w:rStyle w:val="af9"/>
                     <w:rFonts w:eastAsiaTheme="minorHAnsi"/>
-                    <w:sz w:val="18"/>
-                    <w:szCs w:val="18"/>
                   </w:rPr>
                   <w:t>Место для ввода текста.</w:t>
                 </w:r>
@@ -7519,7 +7578,7 @@
                 <w:szCs w:val="18"/>
                 <w:lang w:val="uk-UA"/>
               </w:rPr>
-              <w:t>,</w:t>
+              <w:t>;</w:t>
             </w:r>
           </w:p>
           <w:p>
@@ -7584,7 +7643,7 @@
                 <w:tag w:val="СstEmail"/>
                 <w:id w:val="-318652928"/>
                 <w:placeholder>
-                  <w:docPart w:val="41F2BDAC22994746AACFB1BB7423863C"/>
+                  <w:docPart w:val="41C7B96E8A2F4CCDB15DF23B381E7609"/>
                 </w:placeholder>
                 <w:showingPlcHdr/>
                 <w15:appearance w15:val="tags"/>
@@ -7596,8 +7655,6 @@
                   <w:rPr>
                     <w:rStyle w:val="af9"/>
                     <w:rFonts w:eastAsiaTheme="minorHAnsi"/>
-                    <w:sz w:val="18"/>
-                    <w:szCs w:val="18"/>
                   </w:rPr>
                   <w:t>Место для ввода текста.</w:t>
                 </w:r>
@@ -7679,6 +7736,7 @@
                 <w:szCs w:val="18"/>
                 <w:lang w:val="uk-UA"/>
               </w:rPr>
+              <w:lastRenderedPageBreak/>
               <w:t xml:space="preserve">                  (підпис)</w:t>
             </w:r>
             <w:r>
@@ -7718,6 +7776,7 @@
           <w:szCs w:val="20"/>
           <w:lang w:val="uk-UA"/>
         </w:rPr>
+        <w:lastRenderedPageBreak/>
         <w:t>С</w:t>
       </w:r>
       <w:r>
@@ -7885,12 +7944,8 @@
       </w:pPr>
     </w:p>
     <w:sectPr>
-      <w:headerReference w:type="even" r:id="rId8"/>
-      <w:headerReference w:type="default" r:id="rId9"/>
-      <w:footerReference w:type="even" r:id="rId10"/>
-      <w:footerReference w:type="default" r:id="rId11"/>
-      <w:headerReference w:type="first" r:id="rId12"/>
-      <w:footerReference w:type="first" r:id="rId13"/>
+      <w:headerReference w:type="default" r:id="rId8"/>
+      <w:footerReference w:type="default" r:id="rId9"/>
       <w:pgSz w:w="11906" w:h="16838"/>
       <w:pgMar w:top="709" w:right="566" w:bottom="993" w:left="709" w:header="340" w:footer="283" w:gutter="0"/>
       <w:cols w:space="720"/>
@@ -7920,16 +7975,6 @@
 </file>
 
 <file path=word/footer1.xml><?xml version="1.0" encoding="utf-8"?>
-<w:ftr xmlns:wpc="http://schemas.microsoft.com/office/word/2010/wordprocessingCanvas" xmlns:cx="http://schemas.microsoft.com/office/drawing/2014/chartex" xmlns:cx1="http://schemas.microsoft.com/office/drawing/2015/9/8/chartex" xmlns:cx2="http://schemas.microsoft.com/office/drawing/2015/10/21/chartex" xmlns:cx3="http://schemas.microsoft.com/office/drawing/2016/5/9/chartex" xmlns:cx4="http://schemas.microsoft.com/office/drawing/2016/5/10/chartex" xmlns:cx5="http://schemas.microsoft.com/office/drawing/2016/5/11/chartex" xmlns:cx6="http://schemas.microsoft.com/office/drawing/2016/5/12/chartex" xmlns:cx7="http://schemas.microsoft.com/office/drawing/2016/5/13/chartex" xmlns:cx8="http://schemas.microsoft.com/office/drawing/2016/5/14/chartex" xmlns:mc="http://schemas.openxmlformats.org/markup-compatibility/2006" xmlns:aink="http://schemas.microsoft.com/office/drawing/2016/ink" xmlns:am3d="http://schemas.microsoft.com/office/drawing/2017/model3d" xmlns:o="urn:schemas-microsoft-com:office:office" xmlns:r="http://schemas.openxmlformats.org/officeDocument/2006/relationships" xmlns:m="http://schemas.openxmlformats.org/officeDocument/2006/math" xmlns:v="urn:schemas-microsoft-com:vml" xmlns:wp14="http://schemas.microsoft.com/office/word/2010/wordprocessingDrawing" xmlns:wp="http://schemas.openxmlformats.org/drawingml/2006/wordprocessingDrawing" xmlns:w10="urn:schemas-microsoft-com:office:word" xmlns:w="http://schemas.openxmlformats.org/wordprocessingml/2006/main" xmlns:w14="http://schemas.microsoft.com/office/word/2010/wordml" xmlns:w15="http://schemas.microsoft.com/office/word/2012/wordml" xmlns:w16cid="http://schemas.microsoft.com/office/word/2016/wordml/cid" xmlns:w16se="http://schemas.microsoft.com/office/word/2015/wordml/symex" xmlns:wpg="http://schemas.microsoft.com/office/word/2010/wordprocessingGroup" xmlns:wpi="http://schemas.microsoft.com/office/word/2010/wordprocessingInk" xmlns:wne="http://schemas.microsoft.com/office/word/2006/wordml" xmlns:wps="http://schemas.microsoft.com/office/word/2010/wordprocessingShape" mc:Ignorable="w14 w15 w16se w16cid wp14">
-  <w:p>
-    <w:pPr>
-      <w:pStyle w:val="a8"/>
-    </w:pPr>
-  </w:p>
-</w:ftr>
-</file>
-
-<file path=word/footer2.xml><?xml version="1.0" encoding="utf-8"?>
 <w:ftr xmlns:wpc="http://schemas.microsoft.com/office/word/2010/wordprocessingCanvas" xmlns:cx="http://schemas.microsoft.com/office/drawing/2014/chartex" xmlns:cx1="http://schemas.microsoft.com/office/drawing/2015/9/8/chartex" xmlns:cx2="http://schemas.microsoft.com/office/drawing/2015/10/21/chartex" xmlns:cx3="http://schemas.microsoft.com/office/drawing/2016/5/9/chartex" xmlns:cx4="http://schemas.microsoft.com/office/drawing/2016/5/10/chartex" xmlns:cx5="http://schemas.microsoft.com/office/drawing/2016/5/11/chartex" xmlns:cx6="http://schemas.microsoft.com/office/drawing/2016/5/12/chartex" xmlns:cx7="http://schemas.microsoft.com/office/drawing/2016/5/13/chartex" xmlns:cx8="http://schemas.microsoft.com/office/drawing/2016/5/14/chartex" xmlns:mc="http://schemas.openxmlformats.org/markup-compatibility/2006" xmlns:aink="http://schemas.microsoft.com/office/drawing/2016/ink" xmlns:am3d="http://schemas.microsoft.com/office/drawing/2017/model3d" xmlns:o="urn:schemas-microsoft-com:office:office" xmlns:r="http://schemas.openxmlformats.org/officeDocument/2006/relationships" xmlns:m="http://schemas.openxmlformats.org/officeDocument/2006/math" xmlns:v="urn:schemas-microsoft-com:vml" xmlns:wp14="http://schemas.microsoft.com/office/word/2010/wordprocessingDrawing" xmlns:wp="http://schemas.openxmlformats.org/drawingml/2006/wordprocessingDrawing" xmlns:w10="urn:schemas-microsoft-com:office:word" xmlns:w="http://schemas.openxmlformats.org/wordprocessingml/2006/main" xmlns:w14="http://schemas.microsoft.com/office/word/2010/wordml" xmlns:w15="http://schemas.microsoft.com/office/word/2012/wordml" xmlns:w16cid="http://schemas.microsoft.com/office/word/2016/wordml/cid" xmlns:w16se="http://schemas.microsoft.com/office/word/2015/wordml/symex" xmlns:wpg="http://schemas.microsoft.com/office/word/2010/wordprocessingGroup" xmlns:wpi="http://schemas.microsoft.com/office/word/2010/wordprocessingInk" xmlns:wne="http://schemas.microsoft.com/office/word/2006/wordml" xmlns:wps="http://schemas.microsoft.com/office/word/2010/wordprocessingShape" mc:Ignorable="w14 w15 w16se w16cid wp14">
   <w:p>
     <w:pPr>
@@ -8291,16 +8336,6 @@
 </w:ftr>
 </file>
 
-<file path=word/footer3.xml><?xml version="1.0" encoding="utf-8"?>
-<w:ftr xmlns:wpc="http://schemas.microsoft.com/office/word/2010/wordprocessingCanvas" xmlns:cx="http://schemas.microsoft.com/office/drawing/2014/chartex" xmlns:cx1="http://schemas.microsoft.com/office/drawing/2015/9/8/chartex" xmlns:cx2="http://schemas.microsoft.com/office/drawing/2015/10/21/chartex" xmlns:cx3="http://schemas.microsoft.com/office/drawing/2016/5/9/chartex" xmlns:cx4="http://schemas.microsoft.com/office/drawing/2016/5/10/chartex" xmlns:cx5="http://schemas.microsoft.com/office/drawing/2016/5/11/chartex" xmlns:cx6="http://schemas.microsoft.com/office/drawing/2016/5/12/chartex" xmlns:cx7="http://schemas.microsoft.com/office/drawing/2016/5/13/chartex" xmlns:cx8="http://schemas.microsoft.com/office/drawing/2016/5/14/chartex" xmlns:mc="http://schemas.openxmlformats.org/markup-compatibility/2006" xmlns:aink="http://schemas.microsoft.com/office/drawing/2016/ink" xmlns:am3d="http://schemas.microsoft.com/office/drawing/2017/model3d" xmlns:o="urn:schemas-microsoft-com:office:office" xmlns:r="http://schemas.openxmlformats.org/officeDocument/2006/relationships" xmlns:m="http://schemas.openxmlformats.org/officeDocument/2006/math" xmlns:v="urn:schemas-microsoft-com:vml" xmlns:wp14="http://schemas.microsoft.com/office/word/2010/wordprocessingDrawing" xmlns:wp="http://schemas.openxmlformats.org/drawingml/2006/wordprocessingDrawing" xmlns:w10="urn:schemas-microsoft-com:office:word" xmlns:w="http://schemas.openxmlformats.org/wordprocessingml/2006/main" xmlns:w14="http://schemas.microsoft.com/office/word/2010/wordml" xmlns:w15="http://schemas.microsoft.com/office/word/2012/wordml" xmlns:w16cid="http://schemas.microsoft.com/office/word/2016/wordml/cid" xmlns:w16se="http://schemas.microsoft.com/office/word/2015/wordml/symex" xmlns:wpg="http://schemas.microsoft.com/office/word/2010/wordprocessingGroup" xmlns:wpi="http://schemas.microsoft.com/office/word/2010/wordprocessingInk" xmlns:wne="http://schemas.microsoft.com/office/word/2006/wordml" xmlns:wps="http://schemas.microsoft.com/office/word/2010/wordprocessingShape" mc:Ignorable="w14 w15 w16se w16cid wp14">
-  <w:p>
-    <w:pPr>
-      <w:pStyle w:val="a8"/>
-    </w:pPr>
-  </w:p>
-</w:ftr>
-</file>
-
 <file path=word/footnotes.xml><?xml version="1.0" encoding="utf-8"?>
 <w:footnotes xmlns:wpc="http://schemas.microsoft.com/office/word/2010/wordprocessingCanvas" xmlns:cx="http://schemas.microsoft.com/office/drawing/2014/chartex" xmlns:cx1="http://schemas.microsoft.com/office/drawing/2015/9/8/chartex" xmlns:cx2="http://schemas.microsoft.com/office/drawing/2015/10/21/chartex" xmlns:cx3="http://schemas.microsoft.com/office/drawing/2016/5/9/chartex" xmlns:cx4="http://schemas.microsoft.com/office/drawing/2016/5/10/chartex" xmlns:cx5="http://schemas.microsoft.com/office/drawing/2016/5/11/chartex" xmlns:cx6="http://schemas.microsoft.com/office/drawing/2016/5/12/chartex" xmlns:cx7="http://schemas.microsoft.com/office/drawing/2016/5/13/chartex" xmlns:cx8="http://schemas.microsoft.com/office/drawing/2016/5/14/chartex" xmlns:mc="http://schemas.openxmlformats.org/markup-compatibility/2006" xmlns:aink="http://schemas.microsoft.com/office/drawing/2016/ink" xmlns:am3d="http://schemas.microsoft.com/office/drawing/2017/model3d" xmlns:o="urn:schemas-microsoft-com:office:office" xmlns:r="http://schemas.openxmlformats.org/officeDocument/2006/relationships" xmlns:m="http://schemas.openxmlformats.org/officeDocument/2006/math" xmlns:v="urn:schemas-microsoft-com:vml" xmlns:wp14="http://schemas.microsoft.com/office/word/2010/wordprocessingDrawing" xmlns:wp="http://schemas.openxmlformats.org/drawingml/2006/wordprocessingDrawing" xmlns:w10="urn:schemas-microsoft-com:office:word" xmlns:w="http://schemas.openxmlformats.org/wordprocessingml/2006/main" xmlns:w14="http://schemas.microsoft.com/office/word/2010/wordml" xmlns:w15="http://schemas.microsoft.com/office/word/2012/wordml" xmlns:w16cid="http://schemas.microsoft.com/office/word/2016/wordml/cid" xmlns:w16se="http://schemas.microsoft.com/office/word/2015/wordml/symex" xmlns:wpg="http://schemas.microsoft.com/office/word/2010/wordprocessingGroup" xmlns:wpi="http://schemas.microsoft.com/office/word/2010/wordprocessingInk" xmlns:wne="http://schemas.microsoft.com/office/word/2006/wordml" xmlns:wps="http://schemas.microsoft.com/office/word/2010/wordprocessingShape" mc:Ignorable="w14 w15 w16se w16cid wp14">
   <w:footnote w:type="separator" w:id="-1">
@@ -8321,16 +8356,6 @@
 </file>
 
 <file path=word/header1.xml><?xml version="1.0" encoding="utf-8"?>
-<w:hdr xmlns:wpc="http://schemas.microsoft.com/office/word/2010/wordprocessingCanvas" xmlns:cx="http://schemas.microsoft.com/office/drawing/2014/chartex" xmlns:cx1="http://schemas.microsoft.com/office/drawing/2015/9/8/chartex" xmlns:cx2="http://schemas.microsoft.com/office/drawing/2015/10/21/chartex" xmlns:cx3="http://schemas.microsoft.com/office/drawing/2016/5/9/chartex" xmlns:cx4="http://schemas.microsoft.com/office/drawing/2016/5/10/chartex" xmlns:cx5="http://schemas.microsoft.com/office/drawing/2016/5/11/chartex" xmlns:cx6="http://schemas.microsoft.com/office/drawing/2016/5/12/chartex" xmlns:cx7="http://schemas.microsoft.com/office/drawing/2016/5/13/chartex" xmlns:cx8="http://schemas.microsoft.com/office/drawing/2016/5/14/chartex" xmlns:mc="http://schemas.openxmlformats.org/markup-compatibility/2006" xmlns:aink="http://schemas.microsoft.com/office/drawing/2016/ink" xmlns:am3d="http://schemas.microsoft.com/office/drawing/2017/model3d" xmlns:o="urn:schemas-microsoft-com:office:office" xmlns:r="http://schemas.openxmlformats.org/officeDocument/2006/relationships" xmlns:m="http://schemas.openxmlformats.org/officeDocument/2006/math" xmlns:v="urn:schemas-microsoft-com:vml" xmlns:wp14="http://schemas.microsoft.com/office/word/2010/wordprocessingDrawing" xmlns:wp="http://schemas.openxmlformats.org/drawingml/2006/wordprocessingDrawing" xmlns:w10="urn:schemas-microsoft-com:office:word" xmlns:w="http://schemas.openxmlformats.org/wordprocessingml/2006/main" xmlns:w14="http://schemas.microsoft.com/office/word/2010/wordml" xmlns:w15="http://schemas.microsoft.com/office/word/2012/wordml" xmlns:w16cid="http://schemas.microsoft.com/office/word/2016/wordml/cid" xmlns:w16se="http://schemas.microsoft.com/office/word/2015/wordml/symex" xmlns:wpg="http://schemas.microsoft.com/office/word/2010/wordprocessingGroup" xmlns:wpi="http://schemas.microsoft.com/office/word/2010/wordprocessingInk" xmlns:wne="http://schemas.microsoft.com/office/word/2006/wordml" xmlns:wps="http://schemas.microsoft.com/office/word/2010/wordprocessingShape" mc:Ignorable="w14 w15 w16se w16cid wp14">
-  <w:p>
-    <w:pPr>
-      <w:pStyle w:val="a6"/>
-    </w:pPr>
-  </w:p>
-</w:hdr>
-</file>
-
-<file path=word/header2.xml><?xml version="1.0" encoding="utf-8"?>
 <w:hdr xmlns:wpc="http://schemas.microsoft.com/office/word/2010/wordprocessingCanvas" xmlns:cx="http://schemas.microsoft.com/office/drawing/2014/chartex" xmlns:cx1="http://schemas.microsoft.com/office/drawing/2015/9/8/chartex" xmlns:cx2="http://schemas.microsoft.com/office/drawing/2015/10/21/chartex" xmlns:cx3="http://schemas.microsoft.com/office/drawing/2016/5/9/chartex" xmlns:cx4="http://schemas.microsoft.com/office/drawing/2016/5/10/chartex" xmlns:cx5="http://schemas.microsoft.com/office/drawing/2016/5/11/chartex" xmlns:cx6="http://schemas.microsoft.com/office/drawing/2016/5/12/chartex" xmlns:cx7="http://schemas.microsoft.com/office/drawing/2016/5/13/chartex" xmlns:cx8="http://schemas.microsoft.com/office/drawing/2016/5/14/chartex" xmlns:mc="http://schemas.openxmlformats.org/markup-compatibility/2006" xmlns:aink="http://schemas.microsoft.com/office/drawing/2016/ink" xmlns:am3d="http://schemas.microsoft.com/office/drawing/2017/model3d" xmlns:o="urn:schemas-microsoft-com:office:office" xmlns:r="http://schemas.openxmlformats.org/officeDocument/2006/relationships" xmlns:m="http://schemas.openxmlformats.org/officeDocument/2006/math" xmlns:v="urn:schemas-microsoft-com:vml" xmlns:wp14="http://schemas.microsoft.com/office/word/2010/wordprocessingDrawing" xmlns:wp="http://schemas.openxmlformats.org/drawingml/2006/wordprocessingDrawing" xmlns:w10="urn:schemas-microsoft-com:office:word" xmlns:w="http://schemas.openxmlformats.org/wordprocessingml/2006/main" xmlns:w14="http://schemas.microsoft.com/office/word/2010/wordml" xmlns:w15="http://schemas.microsoft.com/office/word/2012/wordml" xmlns:w16cid="http://schemas.microsoft.com/office/word/2016/wordml/cid" xmlns:w16se="http://schemas.microsoft.com/office/word/2015/wordml/symex" xmlns:wpg="http://schemas.microsoft.com/office/word/2010/wordprocessingGroup" xmlns:wpi="http://schemas.microsoft.com/office/word/2010/wordprocessingInk" xmlns:wne="http://schemas.microsoft.com/office/word/2006/wordml" xmlns:wps="http://schemas.microsoft.com/office/word/2010/wordprocessingShape" mc:Ignorable="w14 w15 w16se w16cid wp14">
   <w:p>
     <w:pPr>
@@ -8389,16 +8414,6 @@
       </w:rPr>
       <w:t>«Українське агентство з авторських та суміжних прав»</w:t>
     </w:r>
-  </w:p>
-</w:hdr>
-</file>
-
-<file path=word/header3.xml><?xml version="1.0" encoding="utf-8"?>
-<w:hdr xmlns:wpc="http://schemas.microsoft.com/office/word/2010/wordprocessingCanvas" xmlns:cx="http://schemas.microsoft.com/office/drawing/2014/chartex" xmlns:cx1="http://schemas.microsoft.com/office/drawing/2015/9/8/chartex" xmlns:cx2="http://schemas.microsoft.com/office/drawing/2015/10/21/chartex" xmlns:cx3="http://schemas.microsoft.com/office/drawing/2016/5/9/chartex" xmlns:cx4="http://schemas.microsoft.com/office/drawing/2016/5/10/chartex" xmlns:cx5="http://schemas.microsoft.com/office/drawing/2016/5/11/chartex" xmlns:cx6="http://schemas.microsoft.com/office/drawing/2016/5/12/chartex" xmlns:cx7="http://schemas.microsoft.com/office/drawing/2016/5/13/chartex" xmlns:cx8="http://schemas.microsoft.com/office/drawing/2016/5/14/chartex" xmlns:mc="http://schemas.openxmlformats.org/markup-compatibility/2006" xmlns:aink="http://schemas.microsoft.com/office/drawing/2016/ink" xmlns:am3d="http://schemas.microsoft.com/office/drawing/2017/model3d" xmlns:o="urn:schemas-microsoft-com:office:office" xmlns:r="http://schemas.openxmlformats.org/officeDocument/2006/relationships" xmlns:m="http://schemas.openxmlformats.org/officeDocument/2006/math" xmlns:v="urn:schemas-microsoft-com:vml" xmlns:wp14="http://schemas.microsoft.com/office/word/2010/wordprocessingDrawing" xmlns:wp="http://schemas.openxmlformats.org/drawingml/2006/wordprocessingDrawing" xmlns:w10="urn:schemas-microsoft-com:office:word" xmlns:w="http://schemas.openxmlformats.org/wordprocessingml/2006/main" xmlns:w14="http://schemas.microsoft.com/office/word/2010/wordml" xmlns:w15="http://schemas.microsoft.com/office/word/2012/wordml" xmlns:w16cid="http://schemas.microsoft.com/office/word/2016/wordml/cid" xmlns:w16se="http://schemas.microsoft.com/office/word/2015/wordml/symex" xmlns:wpg="http://schemas.microsoft.com/office/word/2010/wordprocessingGroup" xmlns:wpi="http://schemas.microsoft.com/office/word/2010/wordprocessingInk" xmlns:wne="http://schemas.microsoft.com/office/word/2006/wordml" xmlns:wps="http://schemas.microsoft.com/office/word/2010/wordprocessingShape" mc:Ignorable="w14 w15 w16se w16cid wp14">
-  <w:p>
-    <w:pPr>
-      <w:pStyle w:val="a6"/>
-    </w:pPr>
   </w:p>
 </w:hdr>
 </file>
@@ -10879,7 +10894,7 @@
       <w:docPartBody>
         <w:p>
           <w:pPr>
-            <w:pStyle w:val="7000F3773B5D45598E24BE2A206B0CB63"/>
+            <w:pStyle w:val="7000F3773B5D45598E24BE2A206B0CB69"/>
           </w:pPr>
           <w:r>
             <w:rPr>
@@ -10909,7 +10924,7 @@
       <w:docPartBody>
         <w:p>
           <w:pPr>
-            <w:pStyle w:val="EE6A686066A4478B98541DE0ED01880D3"/>
+            <w:pStyle w:val="EE6A686066A4478B98541DE0ED01880D9"/>
           </w:pPr>
           <w:r>
             <w:rPr>
@@ -10939,12 +10954,15 @@
       <w:docPartBody>
         <w:p>
           <w:pPr>
-            <w:pStyle w:val="98518950C15044288EB55986CD0239E93"/>
+            <w:pStyle w:val="98518950C15044288EB55986CD0239E99"/>
           </w:pPr>
           <w:r>
             <w:rPr>
               <w:rStyle w:val="a3"/>
               <w:rFonts w:eastAsiaTheme="minorHAnsi"/>
+              <w:color w:val="auto"/>
+              <w:sz w:val="22"/>
+              <w:szCs w:val="22"/>
             </w:rPr>
             <w:t>Место для ввода текста.</w:t>
           </w:r>
@@ -10969,7 +10987,7 @@
       <w:docPartBody>
         <w:p>
           <w:pPr>
-            <w:pStyle w:val="DFE4253A826A41CB86C331DD4083B1043"/>
+            <w:pStyle w:val="DFE4253A826A41CB86C331DD4083B1049"/>
           </w:pPr>
           <w:r>
             <w:rPr>
@@ -10999,7 +11017,7 @@
       <w:docPartBody>
         <w:p>
           <w:pPr>
-            <w:pStyle w:val="79042A016C5A407A9E7DD96D7EC4B9383"/>
+            <w:pStyle w:val="79042A016C5A407A9E7DD96D7EC4B9389"/>
           </w:pPr>
           <w:r>
             <w:rPr>
@@ -11029,7 +11047,7 @@
       <w:docPartBody>
         <w:p>
           <w:pPr>
-            <w:pStyle w:val="51EF8E6C5B744057A17BC75C120E1F202"/>
+            <w:pStyle w:val="51EF8E6C5B744057A17BC75C120E1F208"/>
           </w:pPr>
           <w:r>
             <w:rPr>
@@ -11059,7 +11077,7 @@
       <w:docPartBody>
         <w:p>
           <w:pPr>
-            <w:pStyle w:val="6644C4ECF492402DB7F2BA9B6748E8782"/>
+            <w:pStyle w:val="6644C4ECF492402DB7F2BA9B6748E8788"/>
           </w:pPr>
           <w:r>
             <w:rPr>
@@ -11089,7 +11107,7 @@
       <w:docPartBody>
         <w:p>
           <w:pPr>
-            <w:pStyle w:val="C02B5CE2A98843C7A134DC3C1BECBCB32"/>
+            <w:pStyle w:val="C02B5CE2A98843C7A134DC3C1BECBCB38"/>
           </w:pPr>
           <w:r>
             <w:rPr>
@@ -11119,7 +11137,7 @@
       <w:docPartBody>
         <w:p>
           <w:pPr>
-            <w:pStyle w:val="F08CB367DF454DEDA5E6E09941FD86C62"/>
+            <w:pStyle w:val="F08CB367DF454DEDA5E6E09941FD86C68"/>
           </w:pPr>
           <w:r>
             <w:rPr>
@@ -11149,7 +11167,7 @@
       <w:docPartBody>
         <w:p>
           <w:pPr>
-            <w:pStyle w:val="30B5231132DE4C44B87DC8A4A77312F82"/>
+            <w:pStyle w:val="30B5231132DE4C44B87DC8A4A77312F88"/>
           </w:pPr>
           <w:r>
             <w:rPr>
@@ -11179,7 +11197,7 @@
       <w:docPartBody>
         <w:p>
           <w:pPr>
-            <w:pStyle w:val="641844EF88A0483585C42633FB27E1472"/>
+            <w:pStyle w:val="641844EF88A0483585C42633FB27E1478"/>
           </w:pPr>
           <w:r>
             <w:rPr>
@@ -11209,7 +11227,7 @@
       <w:docPartBody>
         <w:p>
           <w:pPr>
-            <w:pStyle w:val="11C5206171604150A0F0E34E3DB6DB7C2"/>
+            <w:pStyle w:val="11C5206171604150A0F0E34E3DB6DB7C8"/>
           </w:pPr>
           <w:r>
             <w:rPr>
@@ -11239,7 +11257,7 @@
       <w:docPartBody>
         <w:p>
           <w:pPr>
-            <w:pStyle w:val="24D557F4BD1F4680AF94C4A8664941572"/>
+            <w:pStyle w:val="24D557F4BD1F4680AF94C4A8664941578"/>
           </w:pPr>
           <w:r>
             <w:rPr>
@@ -11269,7 +11287,7 @@
       <w:docPartBody>
         <w:p>
           <w:pPr>
-            <w:pStyle w:val="F2031ECA10CA432EAFAFCC13CBD26CA12"/>
+            <w:pStyle w:val="F2031ECA10CA432EAFAFCC13CBD26CA18"/>
           </w:pPr>
           <w:r>
             <w:rPr>
@@ -11299,7 +11317,7 @@
       <w:docPartBody>
         <w:p>
           <w:pPr>
-            <w:pStyle w:val="F6D2CF914FB545CFAF75D2C668297D5A2"/>
+            <w:pStyle w:val="F6D2CF914FB545CFAF75D2C668297D5A8"/>
           </w:pPr>
           <w:r>
             <w:rPr>
@@ -11329,7 +11347,7 @@
       <w:docPartBody>
         <w:p>
           <w:pPr>
-            <w:pStyle w:val="9E9A8FC7DA374C97938206616E58A5442"/>
+            <w:pStyle w:val="9E9A8FC7DA374C97938206616E58A5448"/>
           </w:pPr>
           <w:r>
             <w:rPr>
@@ -11359,7 +11377,7 @@
       <w:docPartBody>
         <w:p>
           <w:pPr>
-            <w:pStyle w:val="D569733F90D8465780AAFEA9A72292CC2"/>
+            <w:pStyle w:val="D569733F90D8465780AAFEA9A72292CC8"/>
           </w:pPr>
           <w:r>
             <w:rPr>
@@ -11389,7 +11407,7 @@
       <w:docPartBody>
         <w:p>
           <w:pPr>
-            <w:pStyle w:val="A424099D39AD4CE8A3386ED4CCAB1C512"/>
+            <w:pStyle w:val="A424099D39AD4CE8A3386ED4CCAB1C518"/>
           </w:pPr>
           <w:r>
             <w:rPr>
@@ -11419,7 +11437,7 @@
       <w:docPartBody>
         <w:p>
           <w:pPr>
-            <w:pStyle w:val="1C25BBCB9E8C458DB55945E1653B7B602"/>
+            <w:pStyle w:val="1C25BBCB9E8C458DB55945E1653B7B608"/>
           </w:pPr>
           <w:r>
             <w:rPr>
@@ -11449,7 +11467,7 @@
       <w:docPartBody>
         <w:p>
           <w:pPr>
-            <w:pStyle w:val="C4D8D8EBF8FB4F208FCCE4F22312AE582"/>
+            <w:pStyle w:val="C4D8D8EBF8FB4F208FCCE4F22312AE588"/>
           </w:pPr>
           <w:r>
             <w:rPr>
@@ -11479,7 +11497,7 @@
       <w:docPartBody>
         <w:p>
           <w:pPr>
-            <w:pStyle w:val="334026C924924B0F8F30D585C3574F7F2"/>
+            <w:pStyle w:val="334026C924924B0F8F30D585C3574F7F8"/>
           </w:pPr>
           <w:r>
             <w:rPr>
@@ -11509,7 +11527,7 @@
       <w:docPartBody>
         <w:p>
           <w:pPr>
-            <w:pStyle w:val="7ADE624015B146EC945C11081BCEF5B12"/>
+            <w:pStyle w:val="7ADE624015B146EC945C11081BCEF5B18"/>
           </w:pPr>
           <w:r>
             <w:rPr>
@@ -11539,7 +11557,7 @@
       <w:docPartBody>
         <w:p>
           <w:pPr>
-            <w:pStyle w:val="E25F84A56559403AB6E70300BAAE09972"/>
+            <w:pStyle w:val="E25F84A56559403AB6E70300BAAE09978"/>
           </w:pPr>
           <w:r>
             <w:rPr>
@@ -11579,7 +11597,7 @@
     </w:docPart>
     <w:docPart>
       <w:docPartPr>
-        <w:name w:val="B427A4E7FE4E481ABC0FD7A111803A2A"/>
+        <w:name w:val="1C4B464C7C4A4464BA71CE2F2FA80C77"/>
         <w:category>
           <w:name w:val="Общие"/>
           <w:gallery w:val="placeholder"/>
@@ -11590,12 +11608,12 @@
         <w:behaviors>
           <w:behavior w:val="content"/>
         </w:behaviors>
-        <w:guid w:val="{BFAAAC68-9908-40BD-B602-84B3D1538F7C}"/>
+        <w:guid w:val="{7343D629-44E2-4B09-886D-E5E4F746C88B}"/>
       </w:docPartPr>
       <w:docPartBody>
         <w:p>
           <w:pPr>
-            <w:pStyle w:val="B427A4E7FE4E481ABC0FD7A111803A2A1"/>
+            <w:pStyle w:val="1C4B464C7C4A4464BA71CE2F2FA80C777"/>
           </w:pPr>
           <w:r>
             <w:rPr>
@@ -11609,7 +11627,7 @@
     </w:docPart>
     <w:docPart>
       <w:docPartPr>
-        <w:name w:val="41F2BDAC22994746AACFB1BB7423863C"/>
+        <w:name w:val="41C7B96E8A2F4CCDB15DF23B381E7609"/>
         <w:category>
           <w:name w:val="Общие"/>
           <w:gallery w:val="placeholder"/>
@@ -11620,12 +11638,12 @@
         <w:behaviors>
           <w:behavior w:val="content"/>
         </w:behaviors>
-        <w:guid w:val="{EB10C279-C1DA-46C6-BE53-6FDFD3E8FC9D}"/>
+        <w:guid w:val="{B9B47EAF-8CC5-4E8A-8459-1B6F903681C1}"/>
       </w:docPartPr>
       <w:docPartBody>
         <w:p>
           <w:pPr>
-            <w:pStyle w:val="41F2BDAC22994746AACFB1BB7423863C1"/>
+            <w:pStyle w:val="41C7B96E8A2F4CCDB15DF23B381E76097"/>
           </w:pPr>
           <w:r>
             <w:rPr>
@@ -11655,7 +11673,7 @@
     <w:charset w:val="CC"/>
     <w:family w:val="roman"/>
     <w:pitch w:val="variable"/>
-    <w:sig w:usb0="E0002AFF" w:usb1="C0007843" w:usb2="00000009" w:usb3="00000000" w:csb0="000001FF" w:csb1="00000000"/>
+    <w:sig w:usb0="E0002EFF" w:usb1="C000785B" w:usb2="00000009" w:usb3="00000000" w:csb0="000001FF" w:csb1="00000000"/>
   </w:font>
   <w:font w:name="Courier New">
     <w:panose1 w:val="02070309020205020404"/>
@@ -11676,14 +11694,14 @@
     <w:charset w:val="CC"/>
     <w:family w:val="swiss"/>
     <w:pitch w:val="variable"/>
-    <w:sig w:usb0="E0002AFF" w:usb1="4000ACFF" w:usb2="00000001" w:usb3="00000000" w:csb0="000001FF" w:csb1="00000000"/>
+    <w:sig w:usb0="E0002AFF" w:usb1="C000247B" w:usb2="00000009" w:usb3="00000000" w:csb0="000001FF" w:csb1="00000000"/>
   </w:font>
   <w:font w:name="Cambria">
     <w:panose1 w:val="02040503050406030204"/>
     <w:charset w:val="CC"/>
     <w:family w:val="roman"/>
     <w:pitch w:val="variable"/>
-    <w:sig w:usb0="A00002EF" w:usb1="4000004B" w:usb2="00000000" w:usb3="00000000" w:csb0="0000019F" w:csb1="00000000"/>
+    <w:sig w:usb0="E00006FF" w:usb1="420024FF" w:usb2="02000000" w:usb3="00000000" w:csb0="0000019F" w:csb1="00000000"/>
   </w:font>
   <w:font w:name="Tahoma">
     <w:panose1 w:val="020B0604030504040204"/>
@@ -11697,7 +11715,7 @@
     <w:charset w:val="CC"/>
     <w:family w:val="swiss"/>
     <w:pitch w:val="variable"/>
-    <w:sig w:usb0="A0002AEF" w:usb1="4000207B" w:usb2="00000000" w:usb3="00000000" w:csb0="000001FF" w:csb1="00000000"/>
+    <w:sig w:usb0="E0002AFF" w:usb1="C000247B" w:usb2="00000009" w:usb3="00000000" w:csb0="000001FF" w:csb1="00000000"/>
   </w:font>
 </w:fonts>
 </file>
@@ -11718,15 +11736,20 @@
   </w:compat>
   <w:rsids>
     <w:rsidRoot w:val="005C0A2F"/>
+    <w:rsid w:val="0006179D"/>
+    <w:rsid w:val="00113541"/>
+    <w:rsid w:val="00163CDD"/>
+    <w:rsid w:val="002E5244"/>
+    <w:rsid w:val="00423FC2"/>
+    <w:rsid w:val="00435E1A"/>
     <w:rsid w:val="004405D4"/>
     <w:rsid w:val="005C0A2F"/>
     <w:rsid w:val="00736CB2"/>
-    <w:rsid w:val="00A046BF"/>
+    <w:rsid w:val="008277EC"/>
     <w:rsid w:val="00B10511"/>
-    <w:rsid w:val="00C5361F"/>
-    <w:rsid w:val="00ED17BD"/>
-    <w:rsid w:val="00F8621F"/>
-    <w:rsid w:val="00FE3AF7"/>
+    <w:rsid w:val="00D422A4"/>
+    <w:rsid w:val="00DB12E6"/>
+    <w:rsid w:val="00F36D6B"/>
   </w:rsids>
   <m:mathPr>
     <m:mathFont m:val="Cambria Math"/>
@@ -12179,7 +12202,7 @@
     <w:basedOn w:val="a0"/>
     <w:uiPriority w:val="99"/>
     <w:semiHidden/>
-    <w:rsid w:val="00C5361F"/>
+    <w:rsid w:val="008277EC"/>
     <w:rPr>
       <w:color w:val="808080"/>
     </w:rPr>
@@ -12582,7 +12605,7 @@
   </w:style>
   <w:style w:type="paragraph" w:customStyle="1" w:styleId="7000F3773B5D45598E24BE2A206B0CB62">
     <w:name w:val="7000F3773B5D45598E24BE2A206B0CB62"/>
-    <w:rsid w:val="00ED17BD"/>
+    <w:rsid w:val="00113541"/>
     <w:pPr>
       <w:suppressAutoHyphens/>
       <w:spacing w:after="120" w:line="480" w:lineRule="auto"/>
@@ -12596,7 +12619,7 @@
   </w:style>
   <w:style w:type="paragraph" w:customStyle="1" w:styleId="EE6A686066A4478B98541DE0ED01880D2">
     <w:name w:val="EE6A686066A4478B98541DE0ED01880D2"/>
-    <w:rsid w:val="00ED17BD"/>
+    <w:rsid w:val="00113541"/>
     <w:pPr>
       <w:suppressAutoHyphens/>
       <w:spacing w:after="120" w:line="480" w:lineRule="auto"/>
@@ -12610,7 +12633,7 @@
   </w:style>
   <w:style w:type="paragraph" w:customStyle="1" w:styleId="98518950C15044288EB55986CD0239E92">
     <w:name w:val="98518950C15044288EB55986CD0239E92"/>
-    <w:rsid w:val="00ED17BD"/>
+    <w:rsid w:val="00113541"/>
     <w:pPr>
       <w:suppressAutoHyphens/>
       <w:spacing w:after="120" w:line="480" w:lineRule="auto"/>
@@ -12624,7 +12647,7 @@
   </w:style>
   <w:style w:type="paragraph" w:customStyle="1" w:styleId="DFE4253A826A41CB86C331DD4083B1042">
     <w:name w:val="DFE4253A826A41CB86C331DD4083B1042"/>
-    <w:rsid w:val="00ED17BD"/>
+    <w:rsid w:val="00113541"/>
     <w:pPr>
       <w:suppressAutoHyphens/>
       <w:spacing w:after="120" w:line="480" w:lineRule="auto"/>
@@ -12638,7 +12661,7 @@
   </w:style>
   <w:style w:type="paragraph" w:customStyle="1" w:styleId="79042A016C5A407A9E7DD96D7EC4B9382">
     <w:name w:val="79042A016C5A407A9E7DD96D7EC4B9382"/>
-    <w:rsid w:val="00ED17BD"/>
+    <w:rsid w:val="00113541"/>
     <w:pPr>
       <w:suppressAutoHyphens/>
       <w:spacing w:after="120" w:line="480" w:lineRule="auto"/>
@@ -12652,7 +12675,7 @@
   </w:style>
   <w:style w:type="paragraph" w:customStyle="1" w:styleId="51EF8E6C5B744057A17BC75C120E1F201">
     <w:name w:val="51EF8E6C5B744057A17BC75C120E1F201"/>
-    <w:rsid w:val="00ED17BD"/>
+    <w:rsid w:val="00113541"/>
     <w:pPr>
       <w:suppressAutoHyphens/>
       <w:spacing w:after="0" w:line="240" w:lineRule="auto"/>
@@ -12667,7 +12690,7 @@
   </w:style>
   <w:style w:type="paragraph" w:customStyle="1" w:styleId="6644C4ECF492402DB7F2BA9B6748E8781">
     <w:name w:val="6644C4ECF492402DB7F2BA9B6748E8781"/>
-    <w:rsid w:val="00ED17BD"/>
+    <w:rsid w:val="00113541"/>
     <w:pPr>
       <w:suppressAutoHyphens/>
       <w:spacing w:after="0" w:line="240" w:lineRule="auto"/>
@@ -12682,7 +12705,7 @@
   </w:style>
   <w:style w:type="paragraph" w:customStyle="1" w:styleId="C02B5CE2A98843C7A134DC3C1BECBCB31">
     <w:name w:val="C02B5CE2A98843C7A134DC3C1BECBCB31"/>
-    <w:rsid w:val="00ED17BD"/>
+    <w:rsid w:val="00113541"/>
     <w:pPr>
       <w:suppressAutoHyphens/>
       <w:spacing w:after="0" w:line="240" w:lineRule="auto"/>
@@ -12697,7 +12720,7 @@
   </w:style>
   <w:style w:type="paragraph" w:customStyle="1" w:styleId="F08CB367DF454DEDA5E6E09941FD86C61">
     <w:name w:val="F08CB367DF454DEDA5E6E09941FD86C61"/>
-    <w:rsid w:val="00ED17BD"/>
+    <w:rsid w:val="00113541"/>
     <w:pPr>
       <w:suppressAutoHyphens/>
       <w:spacing w:after="0" w:line="240" w:lineRule="auto"/>
@@ -12712,7 +12735,7 @@
   </w:style>
   <w:style w:type="paragraph" w:customStyle="1" w:styleId="30B5231132DE4C44B87DC8A4A77312F81">
     <w:name w:val="30B5231132DE4C44B87DC8A4A77312F81"/>
-    <w:rsid w:val="00ED17BD"/>
+    <w:rsid w:val="00113541"/>
     <w:pPr>
       <w:suppressAutoHyphens/>
       <w:spacing w:after="0" w:line="240" w:lineRule="auto"/>
@@ -12726,7 +12749,7 @@
   </w:style>
   <w:style w:type="paragraph" w:customStyle="1" w:styleId="641844EF88A0483585C42633FB27E1471">
     <w:name w:val="641844EF88A0483585C42633FB27E1471"/>
-    <w:rsid w:val="00ED17BD"/>
+    <w:rsid w:val="00113541"/>
     <w:pPr>
       <w:suppressAutoHyphens/>
       <w:spacing w:after="0" w:line="240" w:lineRule="auto"/>
@@ -12740,7 +12763,7 @@
   </w:style>
   <w:style w:type="paragraph" w:customStyle="1" w:styleId="11C5206171604150A0F0E34E3DB6DB7C1">
     <w:name w:val="11C5206171604150A0F0E34E3DB6DB7C1"/>
-    <w:rsid w:val="00ED17BD"/>
+    <w:rsid w:val="00113541"/>
     <w:pPr>
       <w:suppressAutoHyphens/>
       <w:spacing w:after="0" w:line="240" w:lineRule="auto"/>
@@ -12754,7 +12777,7 @@
   </w:style>
   <w:style w:type="paragraph" w:customStyle="1" w:styleId="24D557F4BD1F4680AF94C4A8664941571">
     <w:name w:val="24D557F4BD1F4680AF94C4A8664941571"/>
-    <w:rsid w:val="00ED17BD"/>
+    <w:rsid w:val="00113541"/>
     <w:pPr>
       <w:suppressAutoHyphens/>
       <w:spacing w:after="0" w:line="240" w:lineRule="auto"/>
@@ -12768,7 +12791,7 @@
   </w:style>
   <w:style w:type="paragraph" w:customStyle="1" w:styleId="F2031ECA10CA432EAFAFCC13CBD26CA11">
     <w:name w:val="F2031ECA10CA432EAFAFCC13CBD26CA11"/>
-    <w:rsid w:val="00ED17BD"/>
+    <w:rsid w:val="00113541"/>
     <w:pPr>
       <w:suppressAutoHyphens/>
       <w:spacing w:after="0" w:line="240" w:lineRule="auto"/>
@@ -12782,7 +12805,7 @@
   </w:style>
   <w:style w:type="paragraph" w:customStyle="1" w:styleId="F6D2CF914FB545CFAF75D2C668297D5A1">
     <w:name w:val="F6D2CF914FB545CFAF75D2C668297D5A1"/>
-    <w:rsid w:val="00ED17BD"/>
+    <w:rsid w:val="00113541"/>
     <w:pPr>
       <w:suppressAutoHyphens/>
       <w:spacing w:after="0" w:line="240" w:lineRule="auto"/>
@@ -12796,7 +12819,7 @@
   </w:style>
   <w:style w:type="paragraph" w:customStyle="1" w:styleId="9E9A8FC7DA374C97938206616E58A5441">
     <w:name w:val="9E9A8FC7DA374C97938206616E58A5441"/>
-    <w:rsid w:val="00ED17BD"/>
+    <w:rsid w:val="00113541"/>
     <w:pPr>
       <w:suppressAutoHyphens/>
       <w:spacing w:after="0" w:line="240" w:lineRule="auto"/>
@@ -12810,7 +12833,7 @@
   </w:style>
   <w:style w:type="paragraph" w:customStyle="1" w:styleId="D569733F90D8465780AAFEA9A72292CC1">
     <w:name w:val="D569733F90D8465780AAFEA9A72292CC1"/>
-    <w:rsid w:val="00ED17BD"/>
+    <w:rsid w:val="00113541"/>
     <w:pPr>
       <w:suppressAutoHyphens/>
       <w:spacing w:after="0" w:line="240" w:lineRule="auto"/>
@@ -12824,7 +12847,7 @@
   </w:style>
   <w:style w:type="paragraph" w:customStyle="1" w:styleId="A424099D39AD4CE8A3386ED4CCAB1C511">
     <w:name w:val="A424099D39AD4CE8A3386ED4CCAB1C511"/>
-    <w:rsid w:val="00ED17BD"/>
+    <w:rsid w:val="00113541"/>
     <w:pPr>
       <w:suppressAutoHyphens/>
       <w:spacing w:after="0" w:line="240" w:lineRule="auto"/>
@@ -12838,7 +12861,7 @@
   </w:style>
   <w:style w:type="paragraph" w:customStyle="1" w:styleId="1C25BBCB9E8C458DB55945E1653B7B601">
     <w:name w:val="1C25BBCB9E8C458DB55945E1653B7B601"/>
-    <w:rsid w:val="00ED17BD"/>
+    <w:rsid w:val="00113541"/>
     <w:pPr>
       <w:suppressAutoHyphens/>
       <w:spacing w:after="0" w:line="240" w:lineRule="auto"/>
@@ -12852,7 +12875,7 @@
   </w:style>
   <w:style w:type="paragraph" w:customStyle="1" w:styleId="C4D8D8EBF8FB4F208FCCE4F22312AE581">
     <w:name w:val="C4D8D8EBF8FB4F208FCCE4F22312AE581"/>
-    <w:rsid w:val="00ED17BD"/>
+    <w:rsid w:val="00113541"/>
     <w:pPr>
       <w:suppressAutoHyphens/>
       <w:spacing w:after="0" w:line="240" w:lineRule="auto"/>
@@ -12866,7 +12889,7 @@
   </w:style>
   <w:style w:type="paragraph" w:customStyle="1" w:styleId="334026C924924B0F8F30D585C3574F7F1">
     <w:name w:val="334026C924924B0F8F30D585C3574F7F1"/>
-    <w:rsid w:val="00ED17BD"/>
+    <w:rsid w:val="00113541"/>
     <w:pPr>
       <w:suppressAutoHyphens/>
       <w:spacing w:after="0" w:line="240" w:lineRule="auto"/>
@@ -12880,7 +12903,7 @@
   </w:style>
   <w:style w:type="paragraph" w:customStyle="1" w:styleId="7ADE624015B146EC945C11081BCEF5B11">
     <w:name w:val="7ADE624015B146EC945C11081BCEF5B11"/>
-    <w:rsid w:val="00ED17BD"/>
+    <w:rsid w:val="00113541"/>
     <w:pPr>
       <w:suppressAutoHyphens/>
       <w:spacing w:after="0" w:line="240" w:lineRule="auto"/>
@@ -12894,35 +12917,35 @@
   </w:style>
   <w:style w:type="paragraph" w:customStyle="1" w:styleId="E25F84A56559403AB6E70300BAAE09971">
     <w:name w:val="E25F84A56559403AB6E70300BAAE09971"/>
-    <w:rsid w:val="00ED17BD"/>
-    <w:pPr>
-      <w:suppressAutoHyphens/>
-      <w:spacing w:after="0" w:line="240" w:lineRule="auto"/>
-    </w:pPr>
-    <w:rPr>
-      <w:rFonts w:ascii="Times New Roman" w:eastAsia="Times New Roman" w:hAnsi="Times New Roman" w:cs="Times New Roman"/>
-      <w:sz w:val="24"/>
-      <w:szCs w:val="24"/>
-      <w:lang w:eastAsia="ar-SA"/>
-    </w:rPr>
-  </w:style>
-  <w:style w:type="paragraph" w:customStyle="1" w:styleId="B427A4E7FE4E481ABC0FD7A111803A2A">
-    <w:name w:val="B427A4E7FE4E481ABC0FD7A111803A2A"/>
-    <w:rsid w:val="00ED17BD"/>
-    <w:pPr>
-      <w:suppressAutoHyphens/>
-      <w:spacing w:after="0" w:line="240" w:lineRule="auto"/>
-    </w:pPr>
-    <w:rPr>
-      <w:rFonts w:ascii="Times New Roman" w:eastAsia="Times New Roman" w:hAnsi="Times New Roman" w:cs="Times New Roman"/>
-      <w:sz w:val="24"/>
-      <w:szCs w:val="24"/>
-      <w:lang w:eastAsia="ar-SA"/>
-    </w:rPr>
-  </w:style>
-  <w:style w:type="paragraph" w:customStyle="1" w:styleId="41F2BDAC22994746AACFB1BB7423863C">
-    <w:name w:val="41F2BDAC22994746AACFB1BB7423863C"/>
-    <w:rsid w:val="00ED17BD"/>
+    <w:rsid w:val="00113541"/>
+    <w:pPr>
+      <w:suppressAutoHyphens/>
+      <w:spacing w:after="0" w:line="240" w:lineRule="auto"/>
+    </w:pPr>
+    <w:rPr>
+      <w:rFonts w:ascii="Times New Roman" w:eastAsia="Times New Roman" w:hAnsi="Times New Roman" w:cs="Times New Roman"/>
+      <w:sz w:val="24"/>
+      <w:szCs w:val="24"/>
+      <w:lang w:eastAsia="ar-SA"/>
+    </w:rPr>
+  </w:style>
+  <w:style w:type="paragraph" w:customStyle="1" w:styleId="1C4B464C7C4A4464BA71CE2F2FA80C77">
+    <w:name w:val="1C4B464C7C4A4464BA71CE2F2FA80C77"/>
+    <w:rsid w:val="00113541"/>
+    <w:pPr>
+      <w:suppressAutoHyphens/>
+      <w:spacing w:after="0" w:line="240" w:lineRule="auto"/>
+    </w:pPr>
+    <w:rPr>
+      <w:rFonts w:ascii="Times New Roman" w:eastAsia="Times New Roman" w:hAnsi="Times New Roman" w:cs="Times New Roman"/>
+      <w:sz w:val="24"/>
+      <w:szCs w:val="24"/>
+      <w:lang w:eastAsia="ar-SA"/>
+    </w:rPr>
+  </w:style>
+  <w:style w:type="paragraph" w:customStyle="1" w:styleId="41C7B96E8A2F4CCDB15DF23B381E7609">
+    <w:name w:val="41C7B96E8A2F4CCDB15DF23B381E7609"/>
+    <w:rsid w:val="00113541"/>
     <w:pPr>
       <w:suppressAutoHyphens/>
       <w:spacing w:after="0" w:line="240" w:lineRule="auto"/>
@@ -12936,7 +12959,7 @@
   </w:style>
   <w:style w:type="paragraph" w:customStyle="1" w:styleId="7000F3773B5D45598E24BE2A206B0CB63">
     <w:name w:val="7000F3773B5D45598E24BE2A206B0CB63"/>
-    <w:rsid w:val="00C5361F"/>
+    <w:rsid w:val="00113541"/>
     <w:pPr>
       <w:suppressAutoHyphens/>
       <w:spacing w:after="120" w:line="480" w:lineRule="auto"/>
@@ -12950,7 +12973,7 @@
   </w:style>
   <w:style w:type="paragraph" w:customStyle="1" w:styleId="EE6A686066A4478B98541DE0ED01880D3">
     <w:name w:val="EE6A686066A4478B98541DE0ED01880D3"/>
-    <w:rsid w:val="00C5361F"/>
+    <w:rsid w:val="00113541"/>
     <w:pPr>
       <w:suppressAutoHyphens/>
       <w:spacing w:after="120" w:line="480" w:lineRule="auto"/>
@@ -12964,7 +12987,7 @@
   </w:style>
   <w:style w:type="paragraph" w:customStyle="1" w:styleId="98518950C15044288EB55986CD0239E93">
     <w:name w:val="98518950C15044288EB55986CD0239E93"/>
-    <w:rsid w:val="00C5361F"/>
+    <w:rsid w:val="00113541"/>
     <w:pPr>
       <w:suppressAutoHyphens/>
       <w:spacing w:after="120" w:line="480" w:lineRule="auto"/>
@@ -12978,7 +13001,7 @@
   </w:style>
   <w:style w:type="paragraph" w:customStyle="1" w:styleId="DFE4253A826A41CB86C331DD4083B1043">
     <w:name w:val="DFE4253A826A41CB86C331DD4083B1043"/>
-    <w:rsid w:val="00C5361F"/>
+    <w:rsid w:val="00113541"/>
     <w:pPr>
       <w:suppressAutoHyphens/>
       <w:spacing w:after="120" w:line="480" w:lineRule="auto"/>
@@ -12992,7 +13015,7 @@
   </w:style>
   <w:style w:type="paragraph" w:customStyle="1" w:styleId="79042A016C5A407A9E7DD96D7EC4B9383">
     <w:name w:val="79042A016C5A407A9E7DD96D7EC4B9383"/>
-    <w:rsid w:val="00C5361F"/>
+    <w:rsid w:val="00113541"/>
     <w:pPr>
       <w:suppressAutoHyphens/>
       <w:spacing w:after="120" w:line="480" w:lineRule="auto"/>
@@ -13006,7 +13029,7 @@
   </w:style>
   <w:style w:type="paragraph" w:customStyle="1" w:styleId="51EF8E6C5B744057A17BC75C120E1F202">
     <w:name w:val="51EF8E6C5B744057A17BC75C120E1F202"/>
-    <w:rsid w:val="00C5361F"/>
+    <w:rsid w:val="00113541"/>
     <w:pPr>
       <w:suppressAutoHyphens/>
       <w:spacing w:after="0" w:line="240" w:lineRule="auto"/>
@@ -13021,7 +13044,7 @@
   </w:style>
   <w:style w:type="paragraph" w:customStyle="1" w:styleId="6644C4ECF492402DB7F2BA9B6748E8782">
     <w:name w:val="6644C4ECF492402DB7F2BA9B6748E8782"/>
-    <w:rsid w:val="00C5361F"/>
+    <w:rsid w:val="00113541"/>
     <w:pPr>
       <w:suppressAutoHyphens/>
       <w:spacing w:after="0" w:line="240" w:lineRule="auto"/>
@@ -13036,7 +13059,7 @@
   </w:style>
   <w:style w:type="paragraph" w:customStyle="1" w:styleId="C02B5CE2A98843C7A134DC3C1BECBCB32">
     <w:name w:val="C02B5CE2A98843C7A134DC3C1BECBCB32"/>
-    <w:rsid w:val="00C5361F"/>
+    <w:rsid w:val="00113541"/>
     <w:pPr>
       <w:suppressAutoHyphens/>
       <w:spacing w:after="0" w:line="240" w:lineRule="auto"/>
@@ -13051,7 +13074,7 @@
   </w:style>
   <w:style w:type="paragraph" w:customStyle="1" w:styleId="F08CB367DF454DEDA5E6E09941FD86C62">
     <w:name w:val="F08CB367DF454DEDA5E6E09941FD86C62"/>
-    <w:rsid w:val="00C5361F"/>
+    <w:rsid w:val="00113541"/>
     <w:pPr>
       <w:suppressAutoHyphens/>
       <w:spacing w:after="0" w:line="240" w:lineRule="auto"/>
@@ -13066,7 +13089,7 @@
   </w:style>
   <w:style w:type="paragraph" w:customStyle="1" w:styleId="30B5231132DE4C44B87DC8A4A77312F82">
     <w:name w:val="30B5231132DE4C44B87DC8A4A77312F82"/>
-    <w:rsid w:val="00C5361F"/>
+    <w:rsid w:val="00113541"/>
     <w:pPr>
       <w:suppressAutoHyphens/>
       <w:spacing w:after="0" w:line="240" w:lineRule="auto"/>
@@ -13080,7 +13103,7 @@
   </w:style>
   <w:style w:type="paragraph" w:customStyle="1" w:styleId="641844EF88A0483585C42633FB27E1472">
     <w:name w:val="641844EF88A0483585C42633FB27E1472"/>
-    <w:rsid w:val="00C5361F"/>
+    <w:rsid w:val="00113541"/>
     <w:pPr>
       <w:suppressAutoHyphens/>
       <w:spacing w:after="0" w:line="240" w:lineRule="auto"/>
@@ -13094,7 +13117,7 @@
   </w:style>
   <w:style w:type="paragraph" w:customStyle="1" w:styleId="11C5206171604150A0F0E34E3DB6DB7C2">
     <w:name w:val="11C5206171604150A0F0E34E3DB6DB7C2"/>
-    <w:rsid w:val="00C5361F"/>
+    <w:rsid w:val="00113541"/>
     <w:pPr>
       <w:suppressAutoHyphens/>
       <w:spacing w:after="0" w:line="240" w:lineRule="auto"/>
@@ -13108,7 +13131,7 @@
   </w:style>
   <w:style w:type="paragraph" w:customStyle="1" w:styleId="24D557F4BD1F4680AF94C4A8664941572">
     <w:name w:val="24D557F4BD1F4680AF94C4A8664941572"/>
-    <w:rsid w:val="00C5361F"/>
+    <w:rsid w:val="00113541"/>
     <w:pPr>
       <w:suppressAutoHyphens/>
       <w:spacing w:after="0" w:line="240" w:lineRule="auto"/>
@@ -13122,7 +13145,7 @@
   </w:style>
   <w:style w:type="paragraph" w:customStyle="1" w:styleId="F2031ECA10CA432EAFAFCC13CBD26CA12">
     <w:name w:val="F2031ECA10CA432EAFAFCC13CBD26CA12"/>
-    <w:rsid w:val="00C5361F"/>
+    <w:rsid w:val="00113541"/>
     <w:pPr>
       <w:suppressAutoHyphens/>
       <w:spacing w:after="0" w:line="240" w:lineRule="auto"/>
@@ -13136,7 +13159,7 @@
   </w:style>
   <w:style w:type="paragraph" w:customStyle="1" w:styleId="F6D2CF914FB545CFAF75D2C668297D5A2">
     <w:name w:val="F6D2CF914FB545CFAF75D2C668297D5A2"/>
-    <w:rsid w:val="00C5361F"/>
+    <w:rsid w:val="00113541"/>
     <w:pPr>
       <w:suppressAutoHyphens/>
       <w:spacing w:after="0" w:line="240" w:lineRule="auto"/>
@@ -13150,7 +13173,7 @@
   </w:style>
   <w:style w:type="paragraph" w:customStyle="1" w:styleId="9E9A8FC7DA374C97938206616E58A5442">
     <w:name w:val="9E9A8FC7DA374C97938206616E58A5442"/>
-    <w:rsid w:val="00C5361F"/>
+    <w:rsid w:val="00113541"/>
     <w:pPr>
       <w:suppressAutoHyphens/>
       <w:spacing w:after="0" w:line="240" w:lineRule="auto"/>
@@ -13164,7 +13187,7 @@
   </w:style>
   <w:style w:type="paragraph" w:customStyle="1" w:styleId="D569733F90D8465780AAFEA9A72292CC2">
     <w:name w:val="D569733F90D8465780AAFEA9A72292CC2"/>
-    <w:rsid w:val="00C5361F"/>
+    <w:rsid w:val="00113541"/>
     <w:pPr>
       <w:suppressAutoHyphens/>
       <w:spacing w:after="0" w:line="240" w:lineRule="auto"/>
@@ -13178,7 +13201,7 @@
   </w:style>
   <w:style w:type="paragraph" w:customStyle="1" w:styleId="A424099D39AD4CE8A3386ED4CCAB1C512">
     <w:name w:val="A424099D39AD4CE8A3386ED4CCAB1C512"/>
-    <w:rsid w:val="00C5361F"/>
+    <w:rsid w:val="00113541"/>
     <w:pPr>
       <w:suppressAutoHyphens/>
       <w:spacing w:after="0" w:line="240" w:lineRule="auto"/>
@@ -13192,7 +13215,7 @@
   </w:style>
   <w:style w:type="paragraph" w:customStyle="1" w:styleId="1C25BBCB9E8C458DB55945E1653B7B602">
     <w:name w:val="1C25BBCB9E8C458DB55945E1653B7B602"/>
-    <w:rsid w:val="00C5361F"/>
+    <w:rsid w:val="00113541"/>
     <w:pPr>
       <w:suppressAutoHyphens/>
       <w:spacing w:after="0" w:line="240" w:lineRule="auto"/>
@@ -13206,7 +13229,7 @@
   </w:style>
   <w:style w:type="paragraph" w:customStyle="1" w:styleId="C4D8D8EBF8FB4F208FCCE4F22312AE582">
     <w:name w:val="C4D8D8EBF8FB4F208FCCE4F22312AE582"/>
-    <w:rsid w:val="00C5361F"/>
+    <w:rsid w:val="00113541"/>
     <w:pPr>
       <w:suppressAutoHyphens/>
       <w:spacing w:after="0" w:line="240" w:lineRule="auto"/>
@@ -13220,7 +13243,7 @@
   </w:style>
   <w:style w:type="paragraph" w:customStyle="1" w:styleId="334026C924924B0F8F30D585C3574F7F2">
     <w:name w:val="334026C924924B0F8F30D585C3574F7F2"/>
-    <w:rsid w:val="00C5361F"/>
+    <w:rsid w:val="00113541"/>
     <w:pPr>
       <w:suppressAutoHyphens/>
       <w:spacing w:after="0" w:line="240" w:lineRule="auto"/>
@@ -13234,7 +13257,7 @@
   </w:style>
   <w:style w:type="paragraph" w:customStyle="1" w:styleId="7ADE624015B146EC945C11081BCEF5B12">
     <w:name w:val="7ADE624015B146EC945C11081BCEF5B12"/>
-    <w:rsid w:val="00C5361F"/>
+    <w:rsid w:val="00113541"/>
     <w:pPr>
       <w:suppressAutoHyphens/>
       <w:spacing w:after="0" w:line="240" w:lineRule="auto"/>
@@ -13248,35 +13271,2159 @@
   </w:style>
   <w:style w:type="paragraph" w:customStyle="1" w:styleId="E25F84A56559403AB6E70300BAAE09972">
     <w:name w:val="E25F84A56559403AB6E70300BAAE09972"/>
-    <w:rsid w:val="00C5361F"/>
-    <w:pPr>
-      <w:suppressAutoHyphens/>
-      <w:spacing w:after="0" w:line="240" w:lineRule="auto"/>
-    </w:pPr>
-    <w:rPr>
-      <w:rFonts w:ascii="Times New Roman" w:eastAsia="Times New Roman" w:hAnsi="Times New Roman" w:cs="Times New Roman"/>
-      <w:sz w:val="24"/>
-      <w:szCs w:val="24"/>
-      <w:lang w:eastAsia="ar-SA"/>
-    </w:rPr>
-  </w:style>
-  <w:style w:type="paragraph" w:customStyle="1" w:styleId="B427A4E7FE4E481ABC0FD7A111803A2A1">
-    <w:name w:val="B427A4E7FE4E481ABC0FD7A111803A2A1"/>
-    <w:rsid w:val="00C5361F"/>
-    <w:pPr>
-      <w:suppressAutoHyphens/>
-      <w:spacing w:after="0" w:line="240" w:lineRule="auto"/>
-    </w:pPr>
-    <w:rPr>
-      <w:rFonts w:ascii="Times New Roman" w:eastAsia="Times New Roman" w:hAnsi="Times New Roman" w:cs="Times New Roman"/>
-      <w:sz w:val="24"/>
-      <w:szCs w:val="24"/>
-      <w:lang w:eastAsia="ar-SA"/>
-    </w:rPr>
-  </w:style>
-  <w:style w:type="paragraph" w:customStyle="1" w:styleId="41F2BDAC22994746AACFB1BB7423863C1">
-    <w:name w:val="41F2BDAC22994746AACFB1BB7423863C1"/>
-    <w:rsid w:val="00C5361F"/>
+    <w:rsid w:val="00113541"/>
+    <w:pPr>
+      <w:suppressAutoHyphens/>
+      <w:spacing w:after="0" w:line="240" w:lineRule="auto"/>
+    </w:pPr>
+    <w:rPr>
+      <w:rFonts w:ascii="Times New Roman" w:eastAsia="Times New Roman" w:hAnsi="Times New Roman" w:cs="Times New Roman"/>
+      <w:sz w:val="24"/>
+      <w:szCs w:val="24"/>
+      <w:lang w:eastAsia="ar-SA"/>
+    </w:rPr>
+  </w:style>
+  <w:style w:type="paragraph" w:customStyle="1" w:styleId="1C4B464C7C4A4464BA71CE2F2FA80C771">
+    <w:name w:val="1C4B464C7C4A4464BA71CE2F2FA80C771"/>
+    <w:rsid w:val="00113541"/>
+    <w:pPr>
+      <w:suppressAutoHyphens/>
+      <w:spacing w:after="0" w:line="240" w:lineRule="auto"/>
+    </w:pPr>
+    <w:rPr>
+      <w:rFonts w:ascii="Times New Roman" w:eastAsia="Times New Roman" w:hAnsi="Times New Roman" w:cs="Times New Roman"/>
+      <w:sz w:val="24"/>
+      <w:szCs w:val="24"/>
+      <w:lang w:eastAsia="ar-SA"/>
+    </w:rPr>
+  </w:style>
+  <w:style w:type="paragraph" w:customStyle="1" w:styleId="41C7B96E8A2F4CCDB15DF23B381E76091">
+    <w:name w:val="41C7B96E8A2F4CCDB15DF23B381E76091"/>
+    <w:rsid w:val="00113541"/>
+    <w:pPr>
+      <w:suppressAutoHyphens/>
+      <w:spacing w:after="0" w:line="240" w:lineRule="auto"/>
+    </w:pPr>
+    <w:rPr>
+      <w:rFonts w:ascii="Times New Roman" w:eastAsia="Times New Roman" w:hAnsi="Times New Roman" w:cs="Times New Roman"/>
+      <w:sz w:val="24"/>
+      <w:szCs w:val="24"/>
+      <w:lang w:eastAsia="ar-SA"/>
+    </w:rPr>
+  </w:style>
+  <w:style w:type="paragraph" w:customStyle="1" w:styleId="7000F3773B5D45598E24BE2A206B0CB64">
+    <w:name w:val="7000F3773B5D45598E24BE2A206B0CB64"/>
+    <w:rsid w:val="00113541"/>
+    <w:pPr>
+      <w:suppressAutoHyphens/>
+      <w:spacing w:after="120" w:line="480" w:lineRule="auto"/>
+    </w:pPr>
+    <w:rPr>
+      <w:rFonts w:ascii="Times New Roman" w:eastAsia="Times New Roman" w:hAnsi="Times New Roman" w:cs="Times New Roman"/>
+      <w:sz w:val="24"/>
+      <w:szCs w:val="24"/>
+      <w:lang w:eastAsia="ar-SA"/>
+    </w:rPr>
+  </w:style>
+  <w:style w:type="paragraph" w:customStyle="1" w:styleId="EE6A686066A4478B98541DE0ED01880D4">
+    <w:name w:val="EE6A686066A4478B98541DE0ED01880D4"/>
+    <w:rsid w:val="00113541"/>
+    <w:pPr>
+      <w:suppressAutoHyphens/>
+      <w:spacing w:after="120" w:line="480" w:lineRule="auto"/>
+    </w:pPr>
+    <w:rPr>
+      <w:rFonts w:ascii="Times New Roman" w:eastAsia="Times New Roman" w:hAnsi="Times New Roman" w:cs="Times New Roman"/>
+      <w:sz w:val="24"/>
+      <w:szCs w:val="24"/>
+      <w:lang w:eastAsia="ar-SA"/>
+    </w:rPr>
+  </w:style>
+  <w:style w:type="paragraph" w:customStyle="1" w:styleId="98518950C15044288EB55986CD0239E94">
+    <w:name w:val="98518950C15044288EB55986CD0239E94"/>
+    <w:rsid w:val="00113541"/>
+    <w:pPr>
+      <w:suppressAutoHyphens/>
+      <w:spacing w:after="120" w:line="480" w:lineRule="auto"/>
+    </w:pPr>
+    <w:rPr>
+      <w:rFonts w:ascii="Times New Roman" w:eastAsia="Times New Roman" w:hAnsi="Times New Roman" w:cs="Times New Roman"/>
+      <w:sz w:val="24"/>
+      <w:szCs w:val="24"/>
+      <w:lang w:eastAsia="ar-SA"/>
+    </w:rPr>
+  </w:style>
+  <w:style w:type="paragraph" w:customStyle="1" w:styleId="DFE4253A826A41CB86C331DD4083B1044">
+    <w:name w:val="DFE4253A826A41CB86C331DD4083B1044"/>
+    <w:rsid w:val="00113541"/>
+    <w:pPr>
+      <w:suppressAutoHyphens/>
+      <w:spacing w:after="120" w:line="480" w:lineRule="auto"/>
+    </w:pPr>
+    <w:rPr>
+      <w:rFonts w:ascii="Times New Roman" w:eastAsia="Times New Roman" w:hAnsi="Times New Roman" w:cs="Times New Roman"/>
+      <w:sz w:val="24"/>
+      <w:szCs w:val="24"/>
+      <w:lang w:eastAsia="ar-SA"/>
+    </w:rPr>
+  </w:style>
+  <w:style w:type="paragraph" w:customStyle="1" w:styleId="79042A016C5A407A9E7DD96D7EC4B9384">
+    <w:name w:val="79042A016C5A407A9E7DD96D7EC4B9384"/>
+    <w:rsid w:val="00113541"/>
+    <w:pPr>
+      <w:suppressAutoHyphens/>
+      <w:spacing w:after="120" w:line="480" w:lineRule="auto"/>
+    </w:pPr>
+    <w:rPr>
+      <w:rFonts w:ascii="Times New Roman" w:eastAsia="Times New Roman" w:hAnsi="Times New Roman" w:cs="Times New Roman"/>
+      <w:sz w:val="24"/>
+      <w:szCs w:val="24"/>
+      <w:lang w:eastAsia="ar-SA"/>
+    </w:rPr>
+  </w:style>
+  <w:style w:type="paragraph" w:customStyle="1" w:styleId="51EF8E6C5B744057A17BC75C120E1F203">
+    <w:name w:val="51EF8E6C5B744057A17BC75C120E1F203"/>
+    <w:rsid w:val="00113541"/>
+    <w:pPr>
+      <w:suppressAutoHyphens/>
+      <w:spacing w:after="0" w:line="240" w:lineRule="auto"/>
+      <w:ind w:left="720"/>
+    </w:pPr>
+    <w:rPr>
+      <w:rFonts w:ascii="Times New Roman" w:eastAsia="Times New Roman" w:hAnsi="Times New Roman" w:cs="Times New Roman"/>
+      <w:sz w:val="24"/>
+      <w:szCs w:val="24"/>
+      <w:lang w:eastAsia="ar-SA"/>
+    </w:rPr>
+  </w:style>
+  <w:style w:type="paragraph" w:customStyle="1" w:styleId="6644C4ECF492402DB7F2BA9B6748E8783">
+    <w:name w:val="6644C4ECF492402DB7F2BA9B6748E8783"/>
+    <w:rsid w:val="00113541"/>
+    <w:pPr>
+      <w:suppressAutoHyphens/>
+      <w:spacing w:after="0" w:line="240" w:lineRule="auto"/>
+      <w:ind w:left="720"/>
+    </w:pPr>
+    <w:rPr>
+      <w:rFonts w:ascii="Times New Roman" w:eastAsia="Times New Roman" w:hAnsi="Times New Roman" w:cs="Times New Roman"/>
+      <w:sz w:val="24"/>
+      <w:szCs w:val="24"/>
+      <w:lang w:eastAsia="ar-SA"/>
+    </w:rPr>
+  </w:style>
+  <w:style w:type="paragraph" w:customStyle="1" w:styleId="C02B5CE2A98843C7A134DC3C1BECBCB33">
+    <w:name w:val="C02B5CE2A98843C7A134DC3C1BECBCB33"/>
+    <w:rsid w:val="00113541"/>
+    <w:pPr>
+      <w:suppressAutoHyphens/>
+      <w:spacing w:after="0" w:line="240" w:lineRule="auto"/>
+      <w:ind w:left="720"/>
+    </w:pPr>
+    <w:rPr>
+      <w:rFonts w:ascii="Times New Roman" w:eastAsia="Times New Roman" w:hAnsi="Times New Roman" w:cs="Times New Roman"/>
+      <w:sz w:val="24"/>
+      <w:szCs w:val="24"/>
+      <w:lang w:eastAsia="ar-SA"/>
+    </w:rPr>
+  </w:style>
+  <w:style w:type="paragraph" w:customStyle="1" w:styleId="F08CB367DF454DEDA5E6E09941FD86C63">
+    <w:name w:val="F08CB367DF454DEDA5E6E09941FD86C63"/>
+    <w:rsid w:val="00113541"/>
+    <w:pPr>
+      <w:suppressAutoHyphens/>
+      <w:spacing w:after="0" w:line="240" w:lineRule="auto"/>
+      <w:ind w:left="720"/>
+    </w:pPr>
+    <w:rPr>
+      <w:rFonts w:ascii="Times New Roman" w:eastAsia="Times New Roman" w:hAnsi="Times New Roman" w:cs="Times New Roman"/>
+      <w:sz w:val="24"/>
+      <w:szCs w:val="24"/>
+      <w:lang w:eastAsia="ar-SA"/>
+    </w:rPr>
+  </w:style>
+  <w:style w:type="paragraph" w:customStyle="1" w:styleId="30B5231132DE4C44B87DC8A4A77312F83">
+    <w:name w:val="30B5231132DE4C44B87DC8A4A77312F83"/>
+    <w:rsid w:val="00113541"/>
+    <w:pPr>
+      <w:suppressAutoHyphens/>
+      <w:spacing w:after="0" w:line="240" w:lineRule="auto"/>
+    </w:pPr>
+    <w:rPr>
+      <w:rFonts w:ascii="Times New Roman" w:eastAsia="Times New Roman" w:hAnsi="Times New Roman" w:cs="Times New Roman"/>
+      <w:sz w:val="24"/>
+      <w:szCs w:val="24"/>
+      <w:lang w:eastAsia="ar-SA"/>
+    </w:rPr>
+  </w:style>
+  <w:style w:type="paragraph" w:customStyle="1" w:styleId="641844EF88A0483585C42633FB27E1473">
+    <w:name w:val="641844EF88A0483585C42633FB27E1473"/>
+    <w:rsid w:val="00113541"/>
+    <w:pPr>
+      <w:suppressAutoHyphens/>
+      <w:spacing w:after="0" w:line="240" w:lineRule="auto"/>
+    </w:pPr>
+    <w:rPr>
+      <w:rFonts w:ascii="Times New Roman" w:eastAsia="Times New Roman" w:hAnsi="Times New Roman" w:cs="Times New Roman"/>
+      <w:sz w:val="24"/>
+      <w:szCs w:val="24"/>
+      <w:lang w:eastAsia="ar-SA"/>
+    </w:rPr>
+  </w:style>
+  <w:style w:type="paragraph" w:customStyle="1" w:styleId="11C5206171604150A0F0E34E3DB6DB7C3">
+    <w:name w:val="11C5206171604150A0F0E34E3DB6DB7C3"/>
+    <w:rsid w:val="00113541"/>
+    <w:pPr>
+      <w:suppressAutoHyphens/>
+      <w:spacing w:after="0" w:line="240" w:lineRule="auto"/>
+    </w:pPr>
+    <w:rPr>
+      <w:rFonts w:ascii="Times New Roman" w:eastAsia="Times New Roman" w:hAnsi="Times New Roman" w:cs="Times New Roman"/>
+      <w:sz w:val="24"/>
+      <w:szCs w:val="24"/>
+      <w:lang w:eastAsia="ar-SA"/>
+    </w:rPr>
+  </w:style>
+  <w:style w:type="paragraph" w:customStyle="1" w:styleId="24D557F4BD1F4680AF94C4A8664941573">
+    <w:name w:val="24D557F4BD1F4680AF94C4A8664941573"/>
+    <w:rsid w:val="00113541"/>
+    <w:pPr>
+      <w:suppressAutoHyphens/>
+      <w:spacing w:after="0" w:line="240" w:lineRule="auto"/>
+    </w:pPr>
+    <w:rPr>
+      <w:rFonts w:ascii="Times New Roman" w:eastAsia="Times New Roman" w:hAnsi="Times New Roman" w:cs="Times New Roman"/>
+      <w:sz w:val="24"/>
+      <w:szCs w:val="24"/>
+      <w:lang w:eastAsia="ar-SA"/>
+    </w:rPr>
+  </w:style>
+  <w:style w:type="paragraph" w:customStyle="1" w:styleId="F2031ECA10CA432EAFAFCC13CBD26CA13">
+    <w:name w:val="F2031ECA10CA432EAFAFCC13CBD26CA13"/>
+    <w:rsid w:val="00113541"/>
+    <w:pPr>
+      <w:suppressAutoHyphens/>
+      <w:spacing w:after="0" w:line="240" w:lineRule="auto"/>
+    </w:pPr>
+    <w:rPr>
+      <w:rFonts w:ascii="Times New Roman" w:eastAsia="Times New Roman" w:hAnsi="Times New Roman" w:cs="Times New Roman"/>
+      <w:sz w:val="24"/>
+      <w:szCs w:val="24"/>
+      <w:lang w:eastAsia="ar-SA"/>
+    </w:rPr>
+  </w:style>
+  <w:style w:type="paragraph" w:customStyle="1" w:styleId="F6D2CF914FB545CFAF75D2C668297D5A3">
+    <w:name w:val="F6D2CF914FB545CFAF75D2C668297D5A3"/>
+    <w:rsid w:val="00113541"/>
+    <w:pPr>
+      <w:suppressAutoHyphens/>
+      <w:spacing w:after="0" w:line="240" w:lineRule="auto"/>
+    </w:pPr>
+    <w:rPr>
+      <w:rFonts w:ascii="Times New Roman" w:eastAsia="Times New Roman" w:hAnsi="Times New Roman" w:cs="Times New Roman"/>
+      <w:sz w:val="24"/>
+      <w:szCs w:val="24"/>
+      <w:lang w:eastAsia="ar-SA"/>
+    </w:rPr>
+  </w:style>
+  <w:style w:type="paragraph" w:customStyle="1" w:styleId="9E9A8FC7DA374C97938206616E58A5443">
+    <w:name w:val="9E9A8FC7DA374C97938206616E58A5443"/>
+    <w:rsid w:val="00113541"/>
+    <w:pPr>
+      <w:suppressAutoHyphens/>
+      <w:spacing w:after="0" w:line="240" w:lineRule="auto"/>
+    </w:pPr>
+    <w:rPr>
+      <w:rFonts w:ascii="Times New Roman" w:eastAsia="Times New Roman" w:hAnsi="Times New Roman" w:cs="Times New Roman"/>
+      <w:sz w:val="24"/>
+      <w:szCs w:val="24"/>
+      <w:lang w:eastAsia="ar-SA"/>
+    </w:rPr>
+  </w:style>
+  <w:style w:type="paragraph" w:customStyle="1" w:styleId="D569733F90D8465780AAFEA9A72292CC3">
+    <w:name w:val="D569733F90D8465780AAFEA9A72292CC3"/>
+    <w:rsid w:val="00113541"/>
+    <w:pPr>
+      <w:suppressAutoHyphens/>
+      <w:spacing w:after="0" w:line="240" w:lineRule="auto"/>
+    </w:pPr>
+    <w:rPr>
+      <w:rFonts w:ascii="Times New Roman" w:eastAsia="Times New Roman" w:hAnsi="Times New Roman" w:cs="Times New Roman"/>
+      <w:sz w:val="24"/>
+      <w:szCs w:val="24"/>
+      <w:lang w:eastAsia="ar-SA"/>
+    </w:rPr>
+  </w:style>
+  <w:style w:type="paragraph" w:customStyle="1" w:styleId="A424099D39AD4CE8A3386ED4CCAB1C513">
+    <w:name w:val="A424099D39AD4CE8A3386ED4CCAB1C513"/>
+    <w:rsid w:val="00113541"/>
+    <w:pPr>
+      <w:suppressAutoHyphens/>
+      <w:spacing w:after="0" w:line="240" w:lineRule="auto"/>
+    </w:pPr>
+    <w:rPr>
+      <w:rFonts w:ascii="Times New Roman" w:eastAsia="Times New Roman" w:hAnsi="Times New Roman" w:cs="Times New Roman"/>
+      <w:sz w:val="24"/>
+      <w:szCs w:val="24"/>
+      <w:lang w:eastAsia="ar-SA"/>
+    </w:rPr>
+  </w:style>
+  <w:style w:type="paragraph" w:customStyle="1" w:styleId="1C25BBCB9E8C458DB55945E1653B7B603">
+    <w:name w:val="1C25BBCB9E8C458DB55945E1653B7B603"/>
+    <w:rsid w:val="00113541"/>
+    <w:pPr>
+      <w:suppressAutoHyphens/>
+      <w:spacing w:after="0" w:line="240" w:lineRule="auto"/>
+    </w:pPr>
+    <w:rPr>
+      <w:rFonts w:ascii="Times New Roman" w:eastAsia="Times New Roman" w:hAnsi="Times New Roman" w:cs="Times New Roman"/>
+      <w:sz w:val="24"/>
+      <w:szCs w:val="24"/>
+      <w:lang w:eastAsia="ar-SA"/>
+    </w:rPr>
+  </w:style>
+  <w:style w:type="paragraph" w:customStyle="1" w:styleId="C4D8D8EBF8FB4F208FCCE4F22312AE583">
+    <w:name w:val="C4D8D8EBF8FB4F208FCCE4F22312AE583"/>
+    <w:rsid w:val="00113541"/>
+    <w:pPr>
+      <w:suppressAutoHyphens/>
+      <w:spacing w:after="0" w:line="240" w:lineRule="auto"/>
+    </w:pPr>
+    <w:rPr>
+      <w:rFonts w:ascii="Times New Roman" w:eastAsia="Times New Roman" w:hAnsi="Times New Roman" w:cs="Times New Roman"/>
+      <w:sz w:val="24"/>
+      <w:szCs w:val="24"/>
+      <w:lang w:eastAsia="ar-SA"/>
+    </w:rPr>
+  </w:style>
+  <w:style w:type="paragraph" w:customStyle="1" w:styleId="334026C924924B0F8F30D585C3574F7F3">
+    <w:name w:val="334026C924924B0F8F30D585C3574F7F3"/>
+    <w:rsid w:val="00113541"/>
+    <w:pPr>
+      <w:suppressAutoHyphens/>
+      <w:spacing w:after="0" w:line="240" w:lineRule="auto"/>
+    </w:pPr>
+    <w:rPr>
+      <w:rFonts w:ascii="Times New Roman" w:eastAsia="Times New Roman" w:hAnsi="Times New Roman" w:cs="Times New Roman"/>
+      <w:sz w:val="24"/>
+      <w:szCs w:val="24"/>
+      <w:lang w:eastAsia="ar-SA"/>
+    </w:rPr>
+  </w:style>
+  <w:style w:type="paragraph" w:customStyle="1" w:styleId="7ADE624015B146EC945C11081BCEF5B13">
+    <w:name w:val="7ADE624015B146EC945C11081BCEF5B13"/>
+    <w:rsid w:val="00113541"/>
+    <w:pPr>
+      <w:suppressAutoHyphens/>
+      <w:spacing w:after="0" w:line="240" w:lineRule="auto"/>
+    </w:pPr>
+    <w:rPr>
+      <w:rFonts w:ascii="Times New Roman" w:eastAsia="Times New Roman" w:hAnsi="Times New Roman" w:cs="Times New Roman"/>
+      <w:sz w:val="24"/>
+      <w:szCs w:val="24"/>
+      <w:lang w:eastAsia="ar-SA"/>
+    </w:rPr>
+  </w:style>
+  <w:style w:type="paragraph" w:customStyle="1" w:styleId="E25F84A56559403AB6E70300BAAE09973">
+    <w:name w:val="E25F84A56559403AB6E70300BAAE09973"/>
+    <w:rsid w:val="00113541"/>
+    <w:pPr>
+      <w:suppressAutoHyphens/>
+      <w:spacing w:after="0" w:line="240" w:lineRule="auto"/>
+    </w:pPr>
+    <w:rPr>
+      <w:rFonts w:ascii="Times New Roman" w:eastAsia="Times New Roman" w:hAnsi="Times New Roman" w:cs="Times New Roman"/>
+      <w:sz w:val="24"/>
+      <w:szCs w:val="24"/>
+      <w:lang w:eastAsia="ar-SA"/>
+    </w:rPr>
+  </w:style>
+  <w:style w:type="paragraph" w:customStyle="1" w:styleId="1C4B464C7C4A4464BA71CE2F2FA80C772">
+    <w:name w:val="1C4B464C7C4A4464BA71CE2F2FA80C772"/>
+    <w:rsid w:val="00113541"/>
+    <w:pPr>
+      <w:suppressAutoHyphens/>
+      <w:spacing w:after="0" w:line="240" w:lineRule="auto"/>
+    </w:pPr>
+    <w:rPr>
+      <w:rFonts w:ascii="Times New Roman" w:eastAsia="Times New Roman" w:hAnsi="Times New Roman" w:cs="Times New Roman"/>
+      <w:sz w:val="24"/>
+      <w:szCs w:val="24"/>
+      <w:lang w:eastAsia="ar-SA"/>
+    </w:rPr>
+  </w:style>
+  <w:style w:type="paragraph" w:customStyle="1" w:styleId="41C7B96E8A2F4CCDB15DF23B381E76092">
+    <w:name w:val="41C7B96E8A2F4CCDB15DF23B381E76092"/>
+    <w:rsid w:val="00113541"/>
+    <w:pPr>
+      <w:suppressAutoHyphens/>
+      <w:spacing w:after="0" w:line="240" w:lineRule="auto"/>
+    </w:pPr>
+    <w:rPr>
+      <w:rFonts w:ascii="Times New Roman" w:eastAsia="Times New Roman" w:hAnsi="Times New Roman" w:cs="Times New Roman"/>
+      <w:sz w:val="24"/>
+      <w:szCs w:val="24"/>
+      <w:lang w:eastAsia="ar-SA"/>
+    </w:rPr>
+  </w:style>
+  <w:style w:type="paragraph" w:customStyle="1" w:styleId="7000F3773B5D45598E24BE2A206B0CB65">
+    <w:name w:val="7000F3773B5D45598E24BE2A206B0CB65"/>
+    <w:rsid w:val="00113541"/>
+    <w:pPr>
+      <w:suppressAutoHyphens/>
+      <w:spacing w:after="120" w:line="480" w:lineRule="auto"/>
+    </w:pPr>
+    <w:rPr>
+      <w:rFonts w:ascii="Times New Roman" w:eastAsia="Times New Roman" w:hAnsi="Times New Roman" w:cs="Times New Roman"/>
+      <w:sz w:val="24"/>
+      <w:szCs w:val="24"/>
+      <w:lang w:eastAsia="ar-SA"/>
+    </w:rPr>
+  </w:style>
+  <w:style w:type="paragraph" w:customStyle="1" w:styleId="EE6A686066A4478B98541DE0ED01880D5">
+    <w:name w:val="EE6A686066A4478B98541DE0ED01880D5"/>
+    <w:rsid w:val="00113541"/>
+    <w:pPr>
+      <w:suppressAutoHyphens/>
+      <w:spacing w:after="120" w:line="480" w:lineRule="auto"/>
+    </w:pPr>
+    <w:rPr>
+      <w:rFonts w:ascii="Times New Roman" w:eastAsia="Times New Roman" w:hAnsi="Times New Roman" w:cs="Times New Roman"/>
+      <w:sz w:val="24"/>
+      <w:szCs w:val="24"/>
+      <w:lang w:eastAsia="ar-SA"/>
+    </w:rPr>
+  </w:style>
+  <w:style w:type="paragraph" w:customStyle="1" w:styleId="98518950C15044288EB55986CD0239E95">
+    <w:name w:val="98518950C15044288EB55986CD0239E95"/>
+    <w:rsid w:val="00113541"/>
+    <w:pPr>
+      <w:suppressAutoHyphens/>
+      <w:spacing w:after="120" w:line="480" w:lineRule="auto"/>
+    </w:pPr>
+    <w:rPr>
+      <w:rFonts w:ascii="Times New Roman" w:eastAsia="Times New Roman" w:hAnsi="Times New Roman" w:cs="Times New Roman"/>
+      <w:sz w:val="24"/>
+      <w:szCs w:val="24"/>
+      <w:lang w:eastAsia="ar-SA"/>
+    </w:rPr>
+  </w:style>
+  <w:style w:type="paragraph" w:customStyle="1" w:styleId="DFE4253A826A41CB86C331DD4083B1045">
+    <w:name w:val="DFE4253A826A41CB86C331DD4083B1045"/>
+    <w:rsid w:val="00113541"/>
+    <w:pPr>
+      <w:suppressAutoHyphens/>
+      <w:spacing w:after="120" w:line="480" w:lineRule="auto"/>
+    </w:pPr>
+    <w:rPr>
+      <w:rFonts w:ascii="Times New Roman" w:eastAsia="Times New Roman" w:hAnsi="Times New Roman" w:cs="Times New Roman"/>
+      <w:sz w:val="24"/>
+      <w:szCs w:val="24"/>
+      <w:lang w:eastAsia="ar-SA"/>
+    </w:rPr>
+  </w:style>
+  <w:style w:type="paragraph" w:customStyle="1" w:styleId="79042A016C5A407A9E7DD96D7EC4B9385">
+    <w:name w:val="79042A016C5A407A9E7DD96D7EC4B9385"/>
+    <w:rsid w:val="00113541"/>
+    <w:pPr>
+      <w:suppressAutoHyphens/>
+      <w:spacing w:after="120" w:line="480" w:lineRule="auto"/>
+    </w:pPr>
+    <w:rPr>
+      <w:rFonts w:ascii="Times New Roman" w:eastAsia="Times New Roman" w:hAnsi="Times New Roman" w:cs="Times New Roman"/>
+      <w:sz w:val="24"/>
+      <w:szCs w:val="24"/>
+      <w:lang w:eastAsia="ar-SA"/>
+    </w:rPr>
+  </w:style>
+  <w:style w:type="paragraph" w:customStyle="1" w:styleId="51EF8E6C5B744057A17BC75C120E1F204">
+    <w:name w:val="51EF8E6C5B744057A17BC75C120E1F204"/>
+    <w:rsid w:val="00113541"/>
+    <w:pPr>
+      <w:suppressAutoHyphens/>
+      <w:spacing w:after="0" w:line="240" w:lineRule="auto"/>
+      <w:ind w:left="720"/>
+    </w:pPr>
+    <w:rPr>
+      <w:rFonts w:ascii="Times New Roman" w:eastAsia="Times New Roman" w:hAnsi="Times New Roman" w:cs="Times New Roman"/>
+      <w:sz w:val="24"/>
+      <w:szCs w:val="24"/>
+      <w:lang w:eastAsia="ar-SA"/>
+    </w:rPr>
+  </w:style>
+  <w:style w:type="paragraph" w:customStyle="1" w:styleId="6644C4ECF492402DB7F2BA9B6748E8784">
+    <w:name w:val="6644C4ECF492402DB7F2BA9B6748E8784"/>
+    <w:rsid w:val="00113541"/>
+    <w:pPr>
+      <w:suppressAutoHyphens/>
+      <w:spacing w:after="0" w:line="240" w:lineRule="auto"/>
+      <w:ind w:left="720"/>
+    </w:pPr>
+    <w:rPr>
+      <w:rFonts w:ascii="Times New Roman" w:eastAsia="Times New Roman" w:hAnsi="Times New Roman" w:cs="Times New Roman"/>
+      <w:sz w:val="24"/>
+      <w:szCs w:val="24"/>
+      <w:lang w:eastAsia="ar-SA"/>
+    </w:rPr>
+  </w:style>
+  <w:style w:type="paragraph" w:customStyle="1" w:styleId="C02B5CE2A98843C7A134DC3C1BECBCB34">
+    <w:name w:val="C02B5CE2A98843C7A134DC3C1BECBCB34"/>
+    <w:rsid w:val="00113541"/>
+    <w:pPr>
+      <w:suppressAutoHyphens/>
+      <w:spacing w:after="0" w:line="240" w:lineRule="auto"/>
+      <w:ind w:left="720"/>
+    </w:pPr>
+    <w:rPr>
+      <w:rFonts w:ascii="Times New Roman" w:eastAsia="Times New Roman" w:hAnsi="Times New Roman" w:cs="Times New Roman"/>
+      <w:sz w:val="24"/>
+      <w:szCs w:val="24"/>
+      <w:lang w:eastAsia="ar-SA"/>
+    </w:rPr>
+  </w:style>
+  <w:style w:type="paragraph" w:customStyle="1" w:styleId="F08CB367DF454DEDA5E6E09941FD86C64">
+    <w:name w:val="F08CB367DF454DEDA5E6E09941FD86C64"/>
+    <w:rsid w:val="00113541"/>
+    <w:pPr>
+      <w:suppressAutoHyphens/>
+      <w:spacing w:after="0" w:line="240" w:lineRule="auto"/>
+      <w:ind w:left="720"/>
+    </w:pPr>
+    <w:rPr>
+      <w:rFonts w:ascii="Times New Roman" w:eastAsia="Times New Roman" w:hAnsi="Times New Roman" w:cs="Times New Roman"/>
+      <w:sz w:val="24"/>
+      <w:szCs w:val="24"/>
+      <w:lang w:eastAsia="ar-SA"/>
+    </w:rPr>
+  </w:style>
+  <w:style w:type="paragraph" w:customStyle="1" w:styleId="30B5231132DE4C44B87DC8A4A77312F84">
+    <w:name w:val="30B5231132DE4C44B87DC8A4A77312F84"/>
+    <w:rsid w:val="00113541"/>
+    <w:pPr>
+      <w:suppressAutoHyphens/>
+      <w:spacing w:after="0" w:line="240" w:lineRule="auto"/>
+    </w:pPr>
+    <w:rPr>
+      <w:rFonts w:ascii="Times New Roman" w:eastAsia="Times New Roman" w:hAnsi="Times New Roman" w:cs="Times New Roman"/>
+      <w:sz w:val="24"/>
+      <w:szCs w:val="24"/>
+      <w:lang w:eastAsia="ar-SA"/>
+    </w:rPr>
+  </w:style>
+  <w:style w:type="paragraph" w:customStyle="1" w:styleId="641844EF88A0483585C42633FB27E1474">
+    <w:name w:val="641844EF88A0483585C42633FB27E1474"/>
+    <w:rsid w:val="00113541"/>
+    <w:pPr>
+      <w:suppressAutoHyphens/>
+      <w:spacing w:after="0" w:line="240" w:lineRule="auto"/>
+    </w:pPr>
+    <w:rPr>
+      <w:rFonts w:ascii="Times New Roman" w:eastAsia="Times New Roman" w:hAnsi="Times New Roman" w:cs="Times New Roman"/>
+      <w:sz w:val="24"/>
+      <w:szCs w:val="24"/>
+      <w:lang w:eastAsia="ar-SA"/>
+    </w:rPr>
+  </w:style>
+  <w:style w:type="paragraph" w:customStyle="1" w:styleId="11C5206171604150A0F0E34E3DB6DB7C4">
+    <w:name w:val="11C5206171604150A0F0E34E3DB6DB7C4"/>
+    <w:rsid w:val="00113541"/>
+    <w:pPr>
+      <w:suppressAutoHyphens/>
+      <w:spacing w:after="0" w:line="240" w:lineRule="auto"/>
+    </w:pPr>
+    <w:rPr>
+      <w:rFonts w:ascii="Times New Roman" w:eastAsia="Times New Roman" w:hAnsi="Times New Roman" w:cs="Times New Roman"/>
+      <w:sz w:val="24"/>
+      <w:szCs w:val="24"/>
+      <w:lang w:eastAsia="ar-SA"/>
+    </w:rPr>
+  </w:style>
+  <w:style w:type="paragraph" w:customStyle="1" w:styleId="24D557F4BD1F4680AF94C4A8664941574">
+    <w:name w:val="24D557F4BD1F4680AF94C4A8664941574"/>
+    <w:rsid w:val="00113541"/>
+    <w:pPr>
+      <w:suppressAutoHyphens/>
+      <w:spacing w:after="0" w:line="240" w:lineRule="auto"/>
+    </w:pPr>
+    <w:rPr>
+      <w:rFonts w:ascii="Times New Roman" w:eastAsia="Times New Roman" w:hAnsi="Times New Roman" w:cs="Times New Roman"/>
+      <w:sz w:val="24"/>
+      <w:szCs w:val="24"/>
+      <w:lang w:eastAsia="ar-SA"/>
+    </w:rPr>
+  </w:style>
+  <w:style w:type="paragraph" w:customStyle="1" w:styleId="F2031ECA10CA432EAFAFCC13CBD26CA14">
+    <w:name w:val="F2031ECA10CA432EAFAFCC13CBD26CA14"/>
+    <w:rsid w:val="00113541"/>
+    <w:pPr>
+      <w:suppressAutoHyphens/>
+      <w:spacing w:after="0" w:line="240" w:lineRule="auto"/>
+    </w:pPr>
+    <w:rPr>
+      <w:rFonts w:ascii="Times New Roman" w:eastAsia="Times New Roman" w:hAnsi="Times New Roman" w:cs="Times New Roman"/>
+      <w:sz w:val="24"/>
+      <w:szCs w:val="24"/>
+      <w:lang w:eastAsia="ar-SA"/>
+    </w:rPr>
+  </w:style>
+  <w:style w:type="paragraph" w:customStyle="1" w:styleId="F6D2CF914FB545CFAF75D2C668297D5A4">
+    <w:name w:val="F6D2CF914FB545CFAF75D2C668297D5A4"/>
+    <w:rsid w:val="00113541"/>
+    <w:pPr>
+      <w:suppressAutoHyphens/>
+      <w:spacing w:after="0" w:line="240" w:lineRule="auto"/>
+    </w:pPr>
+    <w:rPr>
+      <w:rFonts w:ascii="Times New Roman" w:eastAsia="Times New Roman" w:hAnsi="Times New Roman" w:cs="Times New Roman"/>
+      <w:sz w:val="24"/>
+      <w:szCs w:val="24"/>
+      <w:lang w:eastAsia="ar-SA"/>
+    </w:rPr>
+  </w:style>
+  <w:style w:type="paragraph" w:customStyle="1" w:styleId="9E9A8FC7DA374C97938206616E58A5444">
+    <w:name w:val="9E9A8FC7DA374C97938206616E58A5444"/>
+    <w:rsid w:val="00113541"/>
+    <w:pPr>
+      <w:suppressAutoHyphens/>
+      <w:spacing w:after="0" w:line="240" w:lineRule="auto"/>
+    </w:pPr>
+    <w:rPr>
+      <w:rFonts w:ascii="Times New Roman" w:eastAsia="Times New Roman" w:hAnsi="Times New Roman" w:cs="Times New Roman"/>
+      <w:sz w:val="24"/>
+      <w:szCs w:val="24"/>
+      <w:lang w:eastAsia="ar-SA"/>
+    </w:rPr>
+  </w:style>
+  <w:style w:type="paragraph" w:customStyle="1" w:styleId="D569733F90D8465780AAFEA9A72292CC4">
+    <w:name w:val="D569733F90D8465780AAFEA9A72292CC4"/>
+    <w:rsid w:val="00113541"/>
+    <w:pPr>
+      <w:suppressAutoHyphens/>
+      <w:spacing w:after="0" w:line="240" w:lineRule="auto"/>
+    </w:pPr>
+    <w:rPr>
+      <w:rFonts w:ascii="Times New Roman" w:eastAsia="Times New Roman" w:hAnsi="Times New Roman" w:cs="Times New Roman"/>
+      <w:sz w:val="24"/>
+      <w:szCs w:val="24"/>
+      <w:lang w:eastAsia="ar-SA"/>
+    </w:rPr>
+  </w:style>
+  <w:style w:type="paragraph" w:customStyle="1" w:styleId="A424099D39AD4CE8A3386ED4CCAB1C514">
+    <w:name w:val="A424099D39AD4CE8A3386ED4CCAB1C514"/>
+    <w:rsid w:val="00113541"/>
+    <w:pPr>
+      <w:suppressAutoHyphens/>
+      <w:spacing w:after="0" w:line="240" w:lineRule="auto"/>
+    </w:pPr>
+    <w:rPr>
+      <w:rFonts w:ascii="Times New Roman" w:eastAsia="Times New Roman" w:hAnsi="Times New Roman" w:cs="Times New Roman"/>
+      <w:sz w:val="24"/>
+      <w:szCs w:val="24"/>
+      <w:lang w:eastAsia="ar-SA"/>
+    </w:rPr>
+  </w:style>
+  <w:style w:type="paragraph" w:customStyle="1" w:styleId="1C25BBCB9E8C458DB55945E1653B7B604">
+    <w:name w:val="1C25BBCB9E8C458DB55945E1653B7B604"/>
+    <w:rsid w:val="00113541"/>
+    <w:pPr>
+      <w:suppressAutoHyphens/>
+      <w:spacing w:after="0" w:line="240" w:lineRule="auto"/>
+    </w:pPr>
+    <w:rPr>
+      <w:rFonts w:ascii="Times New Roman" w:eastAsia="Times New Roman" w:hAnsi="Times New Roman" w:cs="Times New Roman"/>
+      <w:sz w:val="24"/>
+      <w:szCs w:val="24"/>
+      <w:lang w:eastAsia="ar-SA"/>
+    </w:rPr>
+  </w:style>
+  <w:style w:type="paragraph" w:customStyle="1" w:styleId="C4D8D8EBF8FB4F208FCCE4F22312AE584">
+    <w:name w:val="C4D8D8EBF8FB4F208FCCE4F22312AE584"/>
+    <w:rsid w:val="00113541"/>
+    <w:pPr>
+      <w:suppressAutoHyphens/>
+      <w:spacing w:after="0" w:line="240" w:lineRule="auto"/>
+    </w:pPr>
+    <w:rPr>
+      <w:rFonts w:ascii="Times New Roman" w:eastAsia="Times New Roman" w:hAnsi="Times New Roman" w:cs="Times New Roman"/>
+      <w:sz w:val="24"/>
+      <w:szCs w:val="24"/>
+      <w:lang w:eastAsia="ar-SA"/>
+    </w:rPr>
+  </w:style>
+  <w:style w:type="paragraph" w:customStyle="1" w:styleId="334026C924924B0F8F30D585C3574F7F4">
+    <w:name w:val="334026C924924B0F8F30D585C3574F7F4"/>
+    <w:rsid w:val="00113541"/>
+    <w:pPr>
+      <w:suppressAutoHyphens/>
+      <w:spacing w:after="0" w:line="240" w:lineRule="auto"/>
+    </w:pPr>
+    <w:rPr>
+      <w:rFonts w:ascii="Times New Roman" w:eastAsia="Times New Roman" w:hAnsi="Times New Roman" w:cs="Times New Roman"/>
+      <w:sz w:val="24"/>
+      <w:szCs w:val="24"/>
+      <w:lang w:eastAsia="ar-SA"/>
+    </w:rPr>
+  </w:style>
+  <w:style w:type="paragraph" w:customStyle="1" w:styleId="7ADE624015B146EC945C11081BCEF5B14">
+    <w:name w:val="7ADE624015B146EC945C11081BCEF5B14"/>
+    <w:rsid w:val="00113541"/>
+    <w:pPr>
+      <w:suppressAutoHyphens/>
+      <w:spacing w:after="0" w:line="240" w:lineRule="auto"/>
+    </w:pPr>
+    <w:rPr>
+      <w:rFonts w:ascii="Times New Roman" w:eastAsia="Times New Roman" w:hAnsi="Times New Roman" w:cs="Times New Roman"/>
+      <w:sz w:val="24"/>
+      <w:szCs w:val="24"/>
+      <w:lang w:eastAsia="ar-SA"/>
+    </w:rPr>
+  </w:style>
+  <w:style w:type="paragraph" w:customStyle="1" w:styleId="E25F84A56559403AB6E70300BAAE09974">
+    <w:name w:val="E25F84A56559403AB6E70300BAAE09974"/>
+    <w:rsid w:val="00113541"/>
+    <w:pPr>
+      <w:suppressAutoHyphens/>
+      <w:spacing w:after="0" w:line="240" w:lineRule="auto"/>
+    </w:pPr>
+    <w:rPr>
+      <w:rFonts w:ascii="Times New Roman" w:eastAsia="Times New Roman" w:hAnsi="Times New Roman" w:cs="Times New Roman"/>
+      <w:sz w:val="24"/>
+      <w:szCs w:val="24"/>
+      <w:lang w:eastAsia="ar-SA"/>
+    </w:rPr>
+  </w:style>
+  <w:style w:type="paragraph" w:customStyle="1" w:styleId="1C4B464C7C4A4464BA71CE2F2FA80C773">
+    <w:name w:val="1C4B464C7C4A4464BA71CE2F2FA80C773"/>
+    <w:rsid w:val="00113541"/>
+    <w:pPr>
+      <w:suppressAutoHyphens/>
+      <w:spacing w:after="0" w:line="240" w:lineRule="auto"/>
+    </w:pPr>
+    <w:rPr>
+      <w:rFonts w:ascii="Times New Roman" w:eastAsia="Times New Roman" w:hAnsi="Times New Roman" w:cs="Times New Roman"/>
+      <w:sz w:val="24"/>
+      <w:szCs w:val="24"/>
+      <w:lang w:eastAsia="ar-SA"/>
+    </w:rPr>
+  </w:style>
+  <w:style w:type="paragraph" w:customStyle="1" w:styleId="41C7B96E8A2F4CCDB15DF23B381E76093">
+    <w:name w:val="41C7B96E8A2F4CCDB15DF23B381E76093"/>
+    <w:rsid w:val="00113541"/>
+    <w:pPr>
+      <w:suppressAutoHyphens/>
+      <w:spacing w:after="0" w:line="240" w:lineRule="auto"/>
+    </w:pPr>
+    <w:rPr>
+      <w:rFonts w:ascii="Times New Roman" w:eastAsia="Times New Roman" w:hAnsi="Times New Roman" w:cs="Times New Roman"/>
+      <w:sz w:val="24"/>
+      <w:szCs w:val="24"/>
+      <w:lang w:eastAsia="ar-SA"/>
+    </w:rPr>
+  </w:style>
+  <w:style w:type="paragraph" w:customStyle="1" w:styleId="7000F3773B5D45598E24BE2A206B0CB66">
+    <w:name w:val="7000F3773B5D45598E24BE2A206B0CB66"/>
+    <w:rsid w:val="008277EC"/>
+    <w:pPr>
+      <w:suppressAutoHyphens/>
+      <w:spacing w:after="120" w:line="480" w:lineRule="auto"/>
+    </w:pPr>
+    <w:rPr>
+      <w:rFonts w:ascii="Times New Roman" w:eastAsia="Times New Roman" w:hAnsi="Times New Roman" w:cs="Times New Roman"/>
+      <w:sz w:val="24"/>
+      <w:szCs w:val="24"/>
+      <w:lang w:eastAsia="ar-SA"/>
+    </w:rPr>
+  </w:style>
+  <w:style w:type="paragraph" w:customStyle="1" w:styleId="EE6A686066A4478B98541DE0ED01880D6">
+    <w:name w:val="EE6A686066A4478B98541DE0ED01880D6"/>
+    <w:rsid w:val="008277EC"/>
+    <w:pPr>
+      <w:suppressAutoHyphens/>
+      <w:spacing w:after="120" w:line="480" w:lineRule="auto"/>
+    </w:pPr>
+    <w:rPr>
+      <w:rFonts w:ascii="Times New Roman" w:eastAsia="Times New Roman" w:hAnsi="Times New Roman" w:cs="Times New Roman"/>
+      <w:sz w:val="24"/>
+      <w:szCs w:val="24"/>
+      <w:lang w:eastAsia="ar-SA"/>
+    </w:rPr>
+  </w:style>
+  <w:style w:type="paragraph" w:customStyle="1" w:styleId="98518950C15044288EB55986CD0239E96">
+    <w:name w:val="98518950C15044288EB55986CD0239E96"/>
+    <w:rsid w:val="008277EC"/>
+    <w:pPr>
+      <w:suppressAutoHyphens/>
+      <w:spacing w:after="120" w:line="480" w:lineRule="auto"/>
+    </w:pPr>
+    <w:rPr>
+      <w:rFonts w:ascii="Times New Roman" w:eastAsia="Times New Roman" w:hAnsi="Times New Roman" w:cs="Times New Roman"/>
+      <w:sz w:val="24"/>
+      <w:szCs w:val="24"/>
+      <w:lang w:eastAsia="ar-SA"/>
+    </w:rPr>
+  </w:style>
+  <w:style w:type="paragraph" w:customStyle="1" w:styleId="DFE4253A826A41CB86C331DD4083B1046">
+    <w:name w:val="DFE4253A826A41CB86C331DD4083B1046"/>
+    <w:rsid w:val="008277EC"/>
+    <w:pPr>
+      <w:suppressAutoHyphens/>
+      <w:spacing w:after="120" w:line="480" w:lineRule="auto"/>
+    </w:pPr>
+    <w:rPr>
+      <w:rFonts w:ascii="Times New Roman" w:eastAsia="Times New Roman" w:hAnsi="Times New Roman" w:cs="Times New Roman"/>
+      <w:sz w:val="24"/>
+      <w:szCs w:val="24"/>
+      <w:lang w:eastAsia="ar-SA"/>
+    </w:rPr>
+  </w:style>
+  <w:style w:type="paragraph" w:customStyle="1" w:styleId="79042A016C5A407A9E7DD96D7EC4B9386">
+    <w:name w:val="79042A016C5A407A9E7DD96D7EC4B9386"/>
+    <w:rsid w:val="008277EC"/>
+    <w:pPr>
+      <w:suppressAutoHyphens/>
+      <w:spacing w:after="120" w:line="480" w:lineRule="auto"/>
+    </w:pPr>
+    <w:rPr>
+      <w:rFonts w:ascii="Times New Roman" w:eastAsia="Times New Roman" w:hAnsi="Times New Roman" w:cs="Times New Roman"/>
+      <w:sz w:val="24"/>
+      <w:szCs w:val="24"/>
+      <w:lang w:eastAsia="ar-SA"/>
+    </w:rPr>
+  </w:style>
+  <w:style w:type="paragraph" w:customStyle="1" w:styleId="51EF8E6C5B744057A17BC75C120E1F205">
+    <w:name w:val="51EF8E6C5B744057A17BC75C120E1F205"/>
+    <w:rsid w:val="008277EC"/>
+    <w:pPr>
+      <w:suppressAutoHyphens/>
+      <w:spacing w:after="0" w:line="240" w:lineRule="auto"/>
+      <w:ind w:left="720"/>
+    </w:pPr>
+    <w:rPr>
+      <w:rFonts w:ascii="Times New Roman" w:eastAsia="Times New Roman" w:hAnsi="Times New Roman" w:cs="Times New Roman"/>
+      <w:sz w:val="24"/>
+      <w:szCs w:val="24"/>
+      <w:lang w:eastAsia="ar-SA"/>
+    </w:rPr>
+  </w:style>
+  <w:style w:type="paragraph" w:customStyle="1" w:styleId="6644C4ECF492402DB7F2BA9B6748E8785">
+    <w:name w:val="6644C4ECF492402DB7F2BA9B6748E8785"/>
+    <w:rsid w:val="008277EC"/>
+    <w:pPr>
+      <w:suppressAutoHyphens/>
+      <w:spacing w:after="0" w:line="240" w:lineRule="auto"/>
+      <w:ind w:left="720"/>
+    </w:pPr>
+    <w:rPr>
+      <w:rFonts w:ascii="Times New Roman" w:eastAsia="Times New Roman" w:hAnsi="Times New Roman" w:cs="Times New Roman"/>
+      <w:sz w:val="24"/>
+      <w:szCs w:val="24"/>
+      <w:lang w:eastAsia="ar-SA"/>
+    </w:rPr>
+  </w:style>
+  <w:style w:type="paragraph" w:customStyle="1" w:styleId="C02B5CE2A98843C7A134DC3C1BECBCB35">
+    <w:name w:val="C02B5CE2A98843C7A134DC3C1BECBCB35"/>
+    <w:rsid w:val="008277EC"/>
+    <w:pPr>
+      <w:suppressAutoHyphens/>
+      <w:spacing w:after="0" w:line="240" w:lineRule="auto"/>
+      <w:ind w:left="720"/>
+    </w:pPr>
+    <w:rPr>
+      <w:rFonts w:ascii="Times New Roman" w:eastAsia="Times New Roman" w:hAnsi="Times New Roman" w:cs="Times New Roman"/>
+      <w:sz w:val="24"/>
+      <w:szCs w:val="24"/>
+      <w:lang w:eastAsia="ar-SA"/>
+    </w:rPr>
+  </w:style>
+  <w:style w:type="paragraph" w:customStyle="1" w:styleId="F08CB367DF454DEDA5E6E09941FD86C65">
+    <w:name w:val="F08CB367DF454DEDA5E6E09941FD86C65"/>
+    <w:rsid w:val="008277EC"/>
+    <w:pPr>
+      <w:suppressAutoHyphens/>
+      <w:spacing w:after="0" w:line="240" w:lineRule="auto"/>
+      <w:ind w:left="720"/>
+    </w:pPr>
+    <w:rPr>
+      <w:rFonts w:ascii="Times New Roman" w:eastAsia="Times New Roman" w:hAnsi="Times New Roman" w:cs="Times New Roman"/>
+      <w:sz w:val="24"/>
+      <w:szCs w:val="24"/>
+      <w:lang w:eastAsia="ar-SA"/>
+    </w:rPr>
+  </w:style>
+  <w:style w:type="paragraph" w:customStyle="1" w:styleId="30B5231132DE4C44B87DC8A4A77312F85">
+    <w:name w:val="30B5231132DE4C44B87DC8A4A77312F85"/>
+    <w:rsid w:val="008277EC"/>
+    <w:pPr>
+      <w:suppressAutoHyphens/>
+      <w:spacing w:after="0" w:line="240" w:lineRule="auto"/>
+    </w:pPr>
+    <w:rPr>
+      <w:rFonts w:ascii="Times New Roman" w:eastAsia="Times New Roman" w:hAnsi="Times New Roman" w:cs="Times New Roman"/>
+      <w:sz w:val="24"/>
+      <w:szCs w:val="24"/>
+      <w:lang w:eastAsia="ar-SA"/>
+    </w:rPr>
+  </w:style>
+  <w:style w:type="paragraph" w:customStyle="1" w:styleId="641844EF88A0483585C42633FB27E1475">
+    <w:name w:val="641844EF88A0483585C42633FB27E1475"/>
+    <w:rsid w:val="008277EC"/>
+    <w:pPr>
+      <w:suppressAutoHyphens/>
+      <w:spacing w:after="0" w:line="240" w:lineRule="auto"/>
+    </w:pPr>
+    <w:rPr>
+      <w:rFonts w:ascii="Times New Roman" w:eastAsia="Times New Roman" w:hAnsi="Times New Roman" w:cs="Times New Roman"/>
+      <w:sz w:val="24"/>
+      <w:szCs w:val="24"/>
+      <w:lang w:eastAsia="ar-SA"/>
+    </w:rPr>
+  </w:style>
+  <w:style w:type="paragraph" w:customStyle="1" w:styleId="11C5206171604150A0F0E34E3DB6DB7C5">
+    <w:name w:val="11C5206171604150A0F0E34E3DB6DB7C5"/>
+    <w:rsid w:val="008277EC"/>
+    <w:pPr>
+      <w:suppressAutoHyphens/>
+      <w:spacing w:after="0" w:line="240" w:lineRule="auto"/>
+    </w:pPr>
+    <w:rPr>
+      <w:rFonts w:ascii="Times New Roman" w:eastAsia="Times New Roman" w:hAnsi="Times New Roman" w:cs="Times New Roman"/>
+      <w:sz w:val="24"/>
+      <w:szCs w:val="24"/>
+      <w:lang w:eastAsia="ar-SA"/>
+    </w:rPr>
+  </w:style>
+  <w:style w:type="paragraph" w:customStyle="1" w:styleId="24D557F4BD1F4680AF94C4A8664941575">
+    <w:name w:val="24D557F4BD1F4680AF94C4A8664941575"/>
+    <w:rsid w:val="008277EC"/>
+    <w:pPr>
+      <w:suppressAutoHyphens/>
+      <w:spacing w:after="0" w:line="240" w:lineRule="auto"/>
+    </w:pPr>
+    <w:rPr>
+      <w:rFonts w:ascii="Times New Roman" w:eastAsia="Times New Roman" w:hAnsi="Times New Roman" w:cs="Times New Roman"/>
+      <w:sz w:val="24"/>
+      <w:szCs w:val="24"/>
+      <w:lang w:eastAsia="ar-SA"/>
+    </w:rPr>
+  </w:style>
+  <w:style w:type="paragraph" w:customStyle="1" w:styleId="F2031ECA10CA432EAFAFCC13CBD26CA15">
+    <w:name w:val="F2031ECA10CA432EAFAFCC13CBD26CA15"/>
+    <w:rsid w:val="008277EC"/>
+    <w:pPr>
+      <w:suppressAutoHyphens/>
+      <w:spacing w:after="0" w:line="240" w:lineRule="auto"/>
+    </w:pPr>
+    <w:rPr>
+      <w:rFonts w:ascii="Times New Roman" w:eastAsia="Times New Roman" w:hAnsi="Times New Roman" w:cs="Times New Roman"/>
+      <w:sz w:val="24"/>
+      <w:szCs w:val="24"/>
+      <w:lang w:eastAsia="ar-SA"/>
+    </w:rPr>
+  </w:style>
+  <w:style w:type="paragraph" w:customStyle="1" w:styleId="F6D2CF914FB545CFAF75D2C668297D5A5">
+    <w:name w:val="F6D2CF914FB545CFAF75D2C668297D5A5"/>
+    <w:rsid w:val="008277EC"/>
+    <w:pPr>
+      <w:suppressAutoHyphens/>
+      <w:spacing w:after="0" w:line="240" w:lineRule="auto"/>
+    </w:pPr>
+    <w:rPr>
+      <w:rFonts w:ascii="Times New Roman" w:eastAsia="Times New Roman" w:hAnsi="Times New Roman" w:cs="Times New Roman"/>
+      <w:sz w:val="24"/>
+      <w:szCs w:val="24"/>
+      <w:lang w:eastAsia="ar-SA"/>
+    </w:rPr>
+  </w:style>
+  <w:style w:type="paragraph" w:customStyle="1" w:styleId="9E9A8FC7DA374C97938206616E58A5445">
+    <w:name w:val="9E9A8FC7DA374C97938206616E58A5445"/>
+    <w:rsid w:val="008277EC"/>
+    <w:pPr>
+      <w:suppressAutoHyphens/>
+      <w:spacing w:after="0" w:line="240" w:lineRule="auto"/>
+    </w:pPr>
+    <w:rPr>
+      <w:rFonts w:ascii="Times New Roman" w:eastAsia="Times New Roman" w:hAnsi="Times New Roman" w:cs="Times New Roman"/>
+      <w:sz w:val="24"/>
+      <w:szCs w:val="24"/>
+      <w:lang w:eastAsia="ar-SA"/>
+    </w:rPr>
+  </w:style>
+  <w:style w:type="paragraph" w:customStyle="1" w:styleId="D569733F90D8465780AAFEA9A72292CC5">
+    <w:name w:val="D569733F90D8465780AAFEA9A72292CC5"/>
+    <w:rsid w:val="008277EC"/>
+    <w:pPr>
+      <w:suppressAutoHyphens/>
+      <w:spacing w:after="0" w:line="240" w:lineRule="auto"/>
+    </w:pPr>
+    <w:rPr>
+      <w:rFonts w:ascii="Times New Roman" w:eastAsia="Times New Roman" w:hAnsi="Times New Roman" w:cs="Times New Roman"/>
+      <w:sz w:val="24"/>
+      <w:szCs w:val="24"/>
+      <w:lang w:eastAsia="ar-SA"/>
+    </w:rPr>
+  </w:style>
+  <w:style w:type="paragraph" w:customStyle="1" w:styleId="A424099D39AD4CE8A3386ED4CCAB1C515">
+    <w:name w:val="A424099D39AD4CE8A3386ED4CCAB1C515"/>
+    <w:rsid w:val="008277EC"/>
+    <w:pPr>
+      <w:suppressAutoHyphens/>
+      <w:spacing w:after="0" w:line="240" w:lineRule="auto"/>
+    </w:pPr>
+    <w:rPr>
+      <w:rFonts w:ascii="Times New Roman" w:eastAsia="Times New Roman" w:hAnsi="Times New Roman" w:cs="Times New Roman"/>
+      <w:sz w:val="24"/>
+      <w:szCs w:val="24"/>
+      <w:lang w:eastAsia="ar-SA"/>
+    </w:rPr>
+  </w:style>
+  <w:style w:type="paragraph" w:customStyle="1" w:styleId="1C25BBCB9E8C458DB55945E1653B7B605">
+    <w:name w:val="1C25BBCB9E8C458DB55945E1653B7B605"/>
+    <w:rsid w:val="008277EC"/>
+    <w:pPr>
+      <w:suppressAutoHyphens/>
+      <w:spacing w:after="0" w:line="240" w:lineRule="auto"/>
+    </w:pPr>
+    <w:rPr>
+      <w:rFonts w:ascii="Times New Roman" w:eastAsia="Times New Roman" w:hAnsi="Times New Roman" w:cs="Times New Roman"/>
+      <w:sz w:val="24"/>
+      <w:szCs w:val="24"/>
+      <w:lang w:eastAsia="ar-SA"/>
+    </w:rPr>
+  </w:style>
+  <w:style w:type="paragraph" w:customStyle="1" w:styleId="C4D8D8EBF8FB4F208FCCE4F22312AE585">
+    <w:name w:val="C4D8D8EBF8FB4F208FCCE4F22312AE585"/>
+    <w:rsid w:val="008277EC"/>
+    <w:pPr>
+      <w:suppressAutoHyphens/>
+      <w:spacing w:after="0" w:line="240" w:lineRule="auto"/>
+    </w:pPr>
+    <w:rPr>
+      <w:rFonts w:ascii="Times New Roman" w:eastAsia="Times New Roman" w:hAnsi="Times New Roman" w:cs="Times New Roman"/>
+      <w:sz w:val="24"/>
+      <w:szCs w:val="24"/>
+      <w:lang w:eastAsia="ar-SA"/>
+    </w:rPr>
+  </w:style>
+  <w:style w:type="paragraph" w:customStyle="1" w:styleId="334026C924924B0F8F30D585C3574F7F5">
+    <w:name w:val="334026C924924B0F8F30D585C3574F7F5"/>
+    <w:rsid w:val="008277EC"/>
+    <w:pPr>
+      <w:suppressAutoHyphens/>
+      <w:spacing w:after="0" w:line="240" w:lineRule="auto"/>
+    </w:pPr>
+    <w:rPr>
+      <w:rFonts w:ascii="Times New Roman" w:eastAsia="Times New Roman" w:hAnsi="Times New Roman" w:cs="Times New Roman"/>
+      <w:sz w:val="24"/>
+      <w:szCs w:val="24"/>
+      <w:lang w:eastAsia="ar-SA"/>
+    </w:rPr>
+  </w:style>
+  <w:style w:type="paragraph" w:customStyle="1" w:styleId="7ADE624015B146EC945C11081BCEF5B15">
+    <w:name w:val="7ADE624015B146EC945C11081BCEF5B15"/>
+    <w:rsid w:val="008277EC"/>
+    <w:pPr>
+      <w:suppressAutoHyphens/>
+      <w:spacing w:after="0" w:line="240" w:lineRule="auto"/>
+    </w:pPr>
+    <w:rPr>
+      <w:rFonts w:ascii="Times New Roman" w:eastAsia="Times New Roman" w:hAnsi="Times New Roman" w:cs="Times New Roman"/>
+      <w:sz w:val="24"/>
+      <w:szCs w:val="24"/>
+      <w:lang w:eastAsia="ar-SA"/>
+    </w:rPr>
+  </w:style>
+  <w:style w:type="paragraph" w:customStyle="1" w:styleId="E25F84A56559403AB6E70300BAAE09975">
+    <w:name w:val="E25F84A56559403AB6E70300BAAE09975"/>
+    <w:rsid w:val="008277EC"/>
+    <w:pPr>
+      <w:suppressAutoHyphens/>
+      <w:spacing w:after="0" w:line="240" w:lineRule="auto"/>
+    </w:pPr>
+    <w:rPr>
+      <w:rFonts w:ascii="Times New Roman" w:eastAsia="Times New Roman" w:hAnsi="Times New Roman" w:cs="Times New Roman"/>
+      <w:sz w:val="24"/>
+      <w:szCs w:val="24"/>
+      <w:lang w:eastAsia="ar-SA"/>
+    </w:rPr>
+  </w:style>
+  <w:style w:type="paragraph" w:customStyle="1" w:styleId="1C4B464C7C4A4464BA71CE2F2FA80C774">
+    <w:name w:val="1C4B464C7C4A4464BA71CE2F2FA80C774"/>
+    <w:rsid w:val="008277EC"/>
+    <w:pPr>
+      <w:suppressAutoHyphens/>
+      <w:spacing w:after="0" w:line="240" w:lineRule="auto"/>
+    </w:pPr>
+    <w:rPr>
+      <w:rFonts w:ascii="Times New Roman" w:eastAsia="Times New Roman" w:hAnsi="Times New Roman" w:cs="Times New Roman"/>
+      <w:sz w:val="24"/>
+      <w:szCs w:val="24"/>
+      <w:lang w:eastAsia="ar-SA"/>
+    </w:rPr>
+  </w:style>
+  <w:style w:type="paragraph" w:customStyle="1" w:styleId="41C7B96E8A2F4CCDB15DF23B381E76094">
+    <w:name w:val="41C7B96E8A2F4CCDB15DF23B381E76094"/>
+    <w:rsid w:val="008277EC"/>
+    <w:pPr>
+      <w:suppressAutoHyphens/>
+      <w:spacing w:after="0" w:line="240" w:lineRule="auto"/>
+    </w:pPr>
+    <w:rPr>
+      <w:rFonts w:ascii="Times New Roman" w:eastAsia="Times New Roman" w:hAnsi="Times New Roman" w:cs="Times New Roman"/>
+      <w:sz w:val="24"/>
+      <w:szCs w:val="24"/>
+      <w:lang w:eastAsia="ar-SA"/>
+    </w:rPr>
+  </w:style>
+  <w:style w:type="paragraph" w:customStyle="1" w:styleId="7000F3773B5D45598E24BE2A206B0CB67">
+    <w:name w:val="7000F3773B5D45598E24BE2A206B0CB67"/>
+    <w:rsid w:val="008277EC"/>
+    <w:pPr>
+      <w:suppressAutoHyphens/>
+      <w:spacing w:after="120" w:line="480" w:lineRule="auto"/>
+    </w:pPr>
+    <w:rPr>
+      <w:rFonts w:ascii="Times New Roman" w:eastAsia="Times New Roman" w:hAnsi="Times New Roman" w:cs="Times New Roman"/>
+      <w:sz w:val="24"/>
+      <w:szCs w:val="24"/>
+      <w:lang w:eastAsia="ar-SA"/>
+    </w:rPr>
+  </w:style>
+  <w:style w:type="paragraph" w:customStyle="1" w:styleId="EE6A686066A4478B98541DE0ED01880D7">
+    <w:name w:val="EE6A686066A4478B98541DE0ED01880D7"/>
+    <w:rsid w:val="008277EC"/>
+    <w:pPr>
+      <w:suppressAutoHyphens/>
+      <w:spacing w:after="120" w:line="480" w:lineRule="auto"/>
+    </w:pPr>
+    <w:rPr>
+      <w:rFonts w:ascii="Times New Roman" w:eastAsia="Times New Roman" w:hAnsi="Times New Roman" w:cs="Times New Roman"/>
+      <w:sz w:val="24"/>
+      <w:szCs w:val="24"/>
+      <w:lang w:eastAsia="ar-SA"/>
+    </w:rPr>
+  </w:style>
+  <w:style w:type="paragraph" w:customStyle="1" w:styleId="98518950C15044288EB55986CD0239E97">
+    <w:name w:val="98518950C15044288EB55986CD0239E97"/>
+    <w:rsid w:val="008277EC"/>
+    <w:pPr>
+      <w:suppressAutoHyphens/>
+      <w:spacing w:after="120" w:line="480" w:lineRule="auto"/>
+    </w:pPr>
+    <w:rPr>
+      <w:rFonts w:ascii="Times New Roman" w:eastAsia="Times New Roman" w:hAnsi="Times New Roman" w:cs="Times New Roman"/>
+      <w:sz w:val="24"/>
+      <w:szCs w:val="24"/>
+      <w:lang w:eastAsia="ar-SA"/>
+    </w:rPr>
+  </w:style>
+  <w:style w:type="paragraph" w:customStyle="1" w:styleId="DFE4253A826A41CB86C331DD4083B1047">
+    <w:name w:val="DFE4253A826A41CB86C331DD4083B1047"/>
+    <w:rsid w:val="008277EC"/>
+    <w:pPr>
+      <w:suppressAutoHyphens/>
+      <w:spacing w:after="120" w:line="480" w:lineRule="auto"/>
+    </w:pPr>
+    <w:rPr>
+      <w:rFonts w:ascii="Times New Roman" w:eastAsia="Times New Roman" w:hAnsi="Times New Roman" w:cs="Times New Roman"/>
+      <w:sz w:val="24"/>
+      <w:szCs w:val="24"/>
+      <w:lang w:eastAsia="ar-SA"/>
+    </w:rPr>
+  </w:style>
+  <w:style w:type="paragraph" w:customStyle="1" w:styleId="79042A016C5A407A9E7DD96D7EC4B9387">
+    <w:name w:val="79042A016C5A407A9E7DD96D7EC4B9387"/>
+    <w:rsid w:val="008277EC"/>
+    <w:pPr>
+      <w:suppressAutoHyphens/>
+      <w:spacing w:after="120" w:line="480" w:lineRule="auto"/>
+    </w:pPr>
+    <w:rPr>
+      <w:rFonts w:ascii="Times New Roman" w:eastAsia="Times New Roman" w:hAnsi="Times New Roman" w:cs="Times New Roman"/>
+      <w:sz w:val="24"/>
+      <w:szCs w:val="24"/>
+      <w:lang w:eastAsia="ar-SA"/>
+    </w:rPr>
+  </w:style>
+  <w:style w:type="paragraph" w:customStyle="1" w:styleId="51EF8E6C5B744057A17BC75C120E1F206">
+    <w:name w:val="51EF8E6C5B744057A17BC75C120E1F206"/>
+    <w:rsid w:val="008277EC"/>
+    <w:pPr>
+      <w:suppressAutoHyphens/>
+      <w:spacing w:after="0" w:line="240" w:lineRule="auto"/>
+      <w:ind w:left="720"/>
+    </w:pPr>
+    <w:rPr>
+      <w:rFonts w:ascii="Times New Roman" w:eastAsia="Times New Roman" w:hAnsi="Times New Roman" w:cs="Times New Roman"/>
+      <w:sz w:val="24"/>
+      <w:szCs w:val="24"/>
+      <w:lang w:eastAsia="ar-SA"/>
+    </w:rPr>
+  </w:style>
+  <w:style w:type="paragraph" w:customStyle="1" w:styleId="6644C4ECF492402DB7F2BA9B6748E8786">
+    <w:name w:val="6644C4ECF492402DB7F2BA9B6748E8786"/>
+    <w:rsid w:val="008277EC"/>
+    <w:pPr>
+      <w:suppressAutoHyphens/>
+      <w:spacing w:after="0" w:line="240" w:lineRule="auto"/>
+      <w:ind w:left="720"/>
+    </w:pPr>
+    <w:rPr>
+      <w:rFonts w:ascii="Times New Roman" w:eastAsia="Times New Roman" w:hAnsi="Times New Roman" w:cs="Times New Roman"/>
+      <w:sz w:val="24"/>
+      <w:szCs w:val="24"/>
+      <w:lang w:eastAsia="ar-SA"/>
+    </w:rPr>
+  </w:style>
+  <w:style w:type="paragraph" w:customStyle="1" w:styleId="C02B5CE2A98843C7A134DC3C1BECBCB36">
+    <w:name w:val="C02B5CE2A98843C7A134DC3C1BECBCB36"/>
+    <w:rsid w:val="008277EC"/>
+    <w:pPr>
+      <w:suppressAutoHyphens/>
+      <w:spacing w:after="0" w:line="240" w:lineRule="auto"/>
+      <w:ind w:left="720"/>
+    </w:pPr>
+    <w:rPr>
+      <w:rFonts w:ascii="Times New Roman" w:eastAsia="Times New Roman" w:hAnsi="Times New Roman" w:cs="Times New Roman"/>
+      <w:sz w:val="24"/>
+      <w:szCs w:val="24"/>
+      <w:lang w:eastAsia="ar-SA"/>
+    </w:rPr>
+  </w:style>
+  <w:style w:type="paragraph" w:customStyle="1" w:styleId="F08CB367DF454DEDA5E6E09941FD86C66">
+    <w:name w:val="F08CB367DF454DEDA5E6E09941FD86C66"/>
+    <w:rsid w:val="008277EC"/>
+    <w:pPr>
+      <w:suppressAutoHyphens/>
+      <w:spacing w:after="0" w:line="240" w:lineRule="auto"/>
+      <w:ind w:left="720"/>
+    </w:pPr>
+    <w:rPr>
+      <w:rFonts w:ascii="Times New Roman" w:eastAsia="Times New Roman" w:hAnsi="Times New Roman" w:cs="Times New Roman"/>
+      <w:sz w:val="24"/>
+      <w:szCs w:val="24"/>
+      <w:lang w:eastAsia="ar-SA"/>
+    </w:rPr>
+  </w:style>
+  <w:style w:type="paragraph" w:customStyle="1" w:styleId="30B5231132DE4C44B87DC8A4A77312F86">
+    <w:name w:val="30B5231132DE4C44B87DC8A4A77312F86"/>
+    <w:rsid w:val="008277EC"/>
+    <w:pPr>
+      <w:suppressAutoHyphens/>
+      <w:spacing w:after="0" w:line="240" w:lineRule="auto"/>
+    </w:pPr>
+    <w:rPr>
+      <w:rFonts w:ascii="Times New Roman" w:eastAsia="Times New Roman" w:hAnsi="Times New Roman" w:cs="Times New Roman"/>
+      <w:sz w:val="24"/>
+      <w:szCs w:val="24"/>
+      <w:lang w:eastAsia="ar-SA"/>
+    </w:rPr>
+  </w:style>
+  <w:style w:type="paragraph" w:customStyle="1" w:styleId="641844EF88A0483585C42633FB27E1476">
+    <w:name w:val="641844EF88A0483585C42633FB27E1476"/>
+    <w:rsid w:val="008277EC"/>
+    <w:pPr>
+      <w:suppressAutoHyphens/>
+      <w:spacing w:after="0" w:line="240" w:lineRule="auto"/>
+    </w:pPr>
+    <w:rPr>
+      <w:rFonts w:ascii="Times New Roman" w:eastAsia="Times New Roman" w:hAnsi="Times New Roman" w:cs="Times New Roman"/>
+      <w:sz w:val="24"/>
+      <w:szCs w:val="24"/>
+      <w:lang w:eastAsia="ar-SA"/>
+    </w:rPr>
+  </w:style>
+  <w:style w:type="paragraph" w:customStyle="1" w:styleId="11C5206171604150A0F0E34E3DB6DB7C6">
+    <w:name w:val="11C5206171604150A0F0E34E3DB6DB7C6"/>
+    <w:rsid w:val="008277EC"/>
+    <w:pPr>
+      <w:suppressAutoHyphens/>
+      <w:spacing w:after="0" w:line="240" w:lineRule="auto"/>
+    </w:pPr>
+    <w:rPr>
+      <w:rFonts w:ascii="Times New Roman" w:eastAsia="Times New Roman" w:hAnsi="Times New Roman" w:cs="Times New Roman"/>
+      <w:sz w:val="24"/>
+      <w:szCs w:val="24"/>
+      <w:lang w:eastAsia="ar-SA"/>
+    </w:rPr>
+  </w:style>
+  <w:style w:type="paragraph" w:customStyle="1" w:styleId="24D557F4BD1F4680AF94C4A8664941576">
+    <w:name w:val="24D557F4BD1F4680AF94C4A8664941576"/>
+    <w:rsid w:val="008277EC"/>
+    <w:pPr>
+      <w:suppressAutoHyphens/>
+      <w:spacing w:after="0" w:line="240" w:lineRule="auto"/>
+    </w:pPr>
+    <w:rPr>
+      <w:rFonts w:ascii="Times New Roman" w:eastAsia="Times New Roman" w:hAnsi="Times New Roman" w:cs="Times New Roman"/>
+      <w:sz w:val="24"/>
+      <w:szCs w:val="24"/>
+      <w:lang w:eastAsia="ar-SA"/>
+    </w:rPr>
+  </w:style>
+  <w:style w:type="paragraph" w:customStyle="1" w:styleId="F2031ECA10CA432EAFAFCC13CBD26CA16">
+    <w:name w:val="F2031ECA10CA432EAFAFCC13CBD26CA16"/>
+    <w:rsid w:val="008277EC"/>
+    <w:pPr>
+      <w:suppressAutoHyphens/>
+      <w:spacing w:after="0" w:line="240" w:lineRule="auto"/>
+    </w:pPr>
+    <w:rPr>
+      <w:rFonts w:ascii="Times New Roman" w:eastAsia="Times New Roman" w:hAnsi="Times New Roman" w:cs="Times New Roman"/>
+      <w:sz w:val="24"/>
+      <w:szCs w:val="24"/>
+      <w:lang w:eastAsia="ar-SA"/>
+    </w:rPr>
+  </w:style>
+  <w:style w:type="paragraph" w:customStyle="1" w:styleId="F6D2CF914FB545CFAF75D2C668297D5A6">
+    <w:name w:val="F6D2CF914FB545CFAF75D2C668297D5A6"/>
+    <w:rsid w:val="008277EC"/>
+    <w:pPr>
+      <w:suppressAutoHyphens/>
+      <w:spacing w:after="0" w:line="240" w:lineRule="auto"/>
+    </w:pPr>
+    <w:rPr>
+      <w:rFonts w:ascii="Times New Roman" w:eastAsia="Times New Roman" w:hAnsi="Times New Roman" w:cs="Times New Roman"/>
+      <w:sz w:val="24"/>
+      <w:szCs w:val="24"/>
+      <w:lang w:eastAsia="ar-SA"/>
+    </w:rPr>
+  </w:style>
+  <w:style w:type="paragraph" w:customStyle="1" w:styleId="9E9A8FC7DA374C97938206616E58A5446">
+    <w:name w:val="9E9A8FC7DA374C97938206616E58A5446"/>
+    <w:rsid w:val="008277EC"/>
+    <w:pPr>
+      <w:suppressAutoHyphens/>
+      <w:spacing w:after="0" w:line="240" w:lineRule="auto"/>
+    </w:pPr>
+    <w:rPr>
+      <w:rFonts w:ascii="Times New Roman" w:eastAsia="Times New Roman" w:hAnsi="Times New Roman" w:cs="Times New Roman"/>
+      <w:sz w:val="24"/>
+      <w:szCs w:val="24"/>
+      <w:lang w:eastAsia="ar-SA"/>
+    </w:rPr>
+  </w:style>
+  <w:style w:type="paragraph" w:customStyle="1" w:styleId="D569733F90D8465780AAFEA9A72292CC6">
+    <w:name w:val="D569733F90D8465780AAFEA9A72292CC6"/>
+    <w:rsid w:val="008277EC"/>
+    <w:pPr>
+      <w:suppressAutoHyphens/>
+      <w:spacing w:after="0" w:line="240" w:lineRule="auto"/>
+    </w:pPr>
+    <w:rPr>
+      <w:rFonts w:ascii="Times New Roman" w:eastAsia="Times New Roman" w:hAnsi="Times New Roman" w:cs="Times New Roman"/>
+      <w:sz w:val="24"/>
+      <w:szCs w:val="24"/>
+      <w:lang w:eastAsia="ar-SA"/>
+    </w:rPr>
+  </w:style>
+  <w:style w:type="paragraph" w:customStyle="1" w:styleId="A424099D39AD4CE8A3386ED4CCAB1C516">
+    <w:name w:val="A424099D39AD4CE8A3386ED4CCAB1C516"/>
+    <w:rsid w:val="008277EC"/>
+    <w:pPr>
+      <w:suppressAutoHyphens/>
+      <w:spacing w:after="0" w:line="240" w:lineRule="auto"/>
+    </w:pPr>
+    <w:rPr>
+      <w:rFonts w:ascii="Times New Roman" w:eastAsia="Times New Roman" w:hAnsi="Times New Roman" w:cs="Times New Roman"/>
+      <w:sz w:val="24"/>
+      <w:szCs w:val="24"/>
+      <w:lang w:eastAsia="ar-SA"/>
+    </w:rPr>
+  </w:style>
+  <w:style w:type="paragraph" w:customStyle="1" w:styleId="1C25BBCB9E8C458DB55945E1653B7B606">
+    <w:name w:val="1C25BBCB9E8C458DB55945E1653B7B606"/>
+    <w:rsid w:val="008277EC"/>
+    <w:pPr>
+      <w:suppressAutoHyphens/>
+      <w:spacing w:after="0" w:line="240" w:lineRule="auto"/>
+    </w:pPr>
+    <w:rPr>
+      <w:rFonts w:ascii="Times New Roman" w:eastAsia="Times New Roman" w:hAnsi="Times New Roman" w:cs="Times New Roman"/>
+      <w:sz w:val="24"/>
+      <w:szCs w:val="24"/>
+      <w:lang w:eastAsia="ar-SA"/>
+    </w:rPr>
+  </w:style>
+  <w:style w:type="paragraph" w:customStyle="1" w:styleId="C4D8D8EBF8FB4F208FCCE4F22312AE586">
+    <w:name w:val="C4D8D8EBF8FB4F208FCCE4F22312AE586"/>
+    <w:rsid w:val="008277EC"/>
+    <w:pPr>
+      <w:suppressAutoHyphens/>
+      <w:spacing w:after="0" w:line="240" w:lineRule="auto"/>
+    </w:pPr>
+    <w:rPr>
+      <w:rFonts w:ascii="Times New Roman" w:eastAsia="Times New Roman" w:hAnsi="Times New Roman" w:cs="Times New Roman"/>
+      <w:sz w:val="24"/>
+      <w:szCs w:val="24"/>
+      <w:lang w:eastAsia="ar-SA"/>
+    </w:rPr>
+  </w:style>
+  <w:style w:type="paragraph" w:customStyle="1" w:styleId="334026C924924B0F8F30D585C3574F7F6">
+    <w:name w:val="334026C924924B0F8F30D585C3574F7F6"/>
+    <w:rsid w:val="008277EC"/>
+    <w:pPr>
+      <w:suppressAutoHyphens/>
+      <w:spacing w:after="0" w:line="240" w:lineRule="auto"/>
+    </w:pPr>
+    <w:rPr>
+      <w:rFonts w:ascii="Times New Roman" w:eastAsia="Times New Roman" w:hAnsi="Times New Roman" w:cs="Times New Roman"/>
+      <w:sz w:val="24"/>
+      <w:szCs w:val="24"/>
+      <w:lang w:eastAsia="ar-SA"/>
+    </w:rPr>
+  </w:style>
+  <w:style w:type="paragraph" w:customStyle="1" w:styleId="7ADE624015B146EC945C11081BCEF5B16">
+    <w:name w:val="7ADE624015B146EC945C11081BCEF5B16"/>
+    <w:rsid w:val="008277EC"/>
+    <w:pPr>
+      <w:suppressAutoHyphens/>
+      <w:spacing w:after="0" w:line="240" w:lineRule="auto"/>
+    </w:pPr>
+    <w:rPr>
+      <w:rFonts w:ascii="Times New Roman" w:eastAsia="Times New Roman" w:hAnsi="Times New Roman" w:cs="Times New Roman"/>
+      <w:sz w:val="24"/>
+      <w:szCs w:val="24"/>
+      <w:lang w:eastAsia="ar-SA"/>
+    </w:rPr>
+  </w:style>
+  <w:style w:type="paragraph" w:customStyle="1" w:styleId="E25F84A56559403AB6E70300BAAE09976">
+    <w:name w:val="E25F84A56559403AB6E70300BAAE09976"/>
+    <w:rsid w:val="008277EC"/>
+    <w:pPr>
+      <w:suppressAutoHyphens/>
+      <w:spacing w:after="0" w:line="240" w:lineRule="auto"/>
+    </w:pPr>
+    <w:rPr>
+      <w:rFonts w:ascii="Times New Roman" w:eastAsia="Times New Roman" w:hAnsi="Times New Roman" w:cs="Times New Roman"/>
+      <w:sz w:val="24"/>
+      <w:szCs w:val="24"/>
+      <w:lang w:eastAsia="ar-SA"/>
+    </w:rPr>
+  </w:style>
+  <w:style w:type="paragraph" w:customStyle="1" w:styleId="1C4B464C7C4A4464BA71CE2F2FA80C775">
+    <w:name w:val="1C4B464C7C4A4464BA71CE2F2FA80C775"/>
+    <w:rsid w:val="008277EC"/>
+    <w:pPr>
+      <w:suppressAutoHyphens/>
+      <w:spacing w:after="0" w:line="240" w:lineRule="auto"/>
+    </w:pPr>
+    <w:rPr>
+      <w:rFonts w:ascii="Times New Roman" w:eastAsia="Times New Roman" w:hAnsi="Times New Roman" w:cs="Times New Roman"/>
+      <w:sz w:val="24"/>
+      <w:szCs w:val="24"/>
+      <w:lang w:eastAsia="ar-SA"/>
+    </w:rPr>
+  </w:style>
+  <w:style w:type="paragraph" w:customStyle="1" w:styleId="41C7B96E8A2F4CCDB15DF23B381E76095">
+    <w:name w:val="41C7B96E8A2F4CCDB15DF23B381E76095"/>
+    <w:rsid w:val="008277EC"/>
+    <w:pPr>
+      <w:suppressAutoHyphens/>
+      <w:spacing w:after="0" w:line="240" w:lineRule="auto"/>
+    </w:pPr>
+    <w:rPr>
+      <w:rFonts w:ascii="Times New Roman" w:eastAsia="Times New Roman" w:hAnsi="Times New Roman" w:cs="Times New Roman"/>
+      <w:sz w:val="24"/>
+      <w:szCs w:val="24"/>
+      <w:lang w:eastAsia="ar-SA"/>
+    </w:rPr>
+  </w:style>
+  <w:style w:type="paragraph" w:customStyle="1" w:styleId="7000F3773B5D45598E24BE2A206B0CB68">
+    <w:name w:val="7000F3773B5D45598E24BE2A206B0CB68"/>
+    <w:rsid w:val="008277EC"/>
+    <w:pPr>
+      <w:suppressAutoHyphens/>
+      <w:spacing w:after="120" w:line="480" w:lineRule="auto"/>
+    </w:pPr>
+    <w:rPr>
+      <w:rFonts w:ascii="Times New Roman" w:eastAsia="Times New Roman" w:hAnsi="Times New Roman" w:cs="Times New Roman"/>
+      <w:sz w:val="24"/>
+      <w:szCs w:val="24"/>
+      <w:lang w:eastAsia="ar-SA"/>
+    </w:rPr>
+  </w:style>
+  <w:style w:type="paragraph" w:customStyle="1" w:styleId="EE6A686066A4478B98541DE0ED01880D8">
+    <w:name w:val="EE6A686066A4478B98541DE0ED01880D8"/>
+    <w:rsid w:val="008277EC"/>
+    <w:pPr>
+      <w:suppressAutoHyphens/>
+      <w:spacing w:after="120" w:line="480" w:lineRule="auto"/>
+    </w:pPr>
+    <w:rPr>
+      <w:rFonts w:ascii="Times New Roman" w:eastAsia="Times New Roman" w:hAnsi="Times New Roman" w:cs="Times New Roman"/>
+      <w:sz w:val="24"/>
+      <w:szCs w:val="24"/>
+      <w:lang w:eastAsia="ar-SA"/>
+    </w:rPr>
+  </w:style>
+  <w:style w:type="paragraph" w:customStyle="1" w:styleId="98518950C15044288EB55986CD0239E98">
+    <w:name w:val="98518950C15044288EB55986CD0239E98"/>
+    <w:rsid w:val="008277EC"/>
+    <w:pPr>
+      <w:suppressAutoHyphens/>
+      <w:spacing w:after="120" w:line="480" w:lineRule="auto"/>
+    </w:pPr>
+    <w:rPr>
+      <w:rFonts w:ascii="Times New Roman" w:eastAsia="Times New Roman" w:hAnsi="Times New Roman" w:cs="Times New Roman"/>
+      <w:sz w:val="24"/>
+      <w:szCs w:val="24"/>
+      <w:lang w:eastAsia="ar-SA"/>
+    </w:rPr>
+  </w:style>
+  <w:style w:type="paragraph" w:customStyle="1" w:styleId="DFE4253A826A41CB86C331DD4083B1048">
+    <w:name w:val="DFE4253A826A41CB86C331DD4083B1048"/>
+    <w:rsid w:val="008277EC"/>
+    <w:pPr>
+      <w:suppressAutoHyphens/>
+      <w:spacing w:after="120" w:line="480" w:lineRule="auto"/>
+    </w:pPr>
+    <w:rPr>
+      <w:rFonts w:ascii="Times New Roman" w:eastAsia="Times New Roman" w:hAnsi="Times New Roman" w:cs="Times New Roman"/>
+      <w:sz w:val="24"/>
+      <w:szCs w:val="24"/>
+      <w:lang w:eastAsia="ar-SA"/>
+    </w:rPr>
+  </w:style>
+  <w:style w:type="paragraph" w:customStyle="1" w:styleId="79042A016C5A407A9E7DD96D7EC4B9388">
+    <w:name w:val="79042A016C5A407A9E7DD96D7EC4B9388"/>
+    <w:rsid w:val="008277EC"/>
+    <w:pPr>
+      <w:suppressAutoHyphens/>
+      <w:spacing w:after="120" w:line="480" w:lineRule="auto"/>
+    </w:pPr>
+    <w:rPr>
+      <w:rFonts w:ascii="Times New Roman" w:eastAsia="Times New Roman" w:hAnsi="Times New Roman" w:cs="Times New Roman"/>
+      <w:sz w:val="24"/>
+      <w:szCs w:val="24"/>
+      <w:lang w:eastAsia="ar-SA"/>
+    </w:rPr>
+  </w:style>
+  <w:style w:type="paragraph" w:customStyle="1" w:styleId="51EF8E6C5B744057A17BC75C120E1F207">
+    <w:name w:val="51EF8E6C5B744057A17BC75C120E1F207"/>
+    <w:rsid w:val="008277EC"/>
+    <w:pPr>
+      <w:suppressAutoHyphens/>
+      <w:spacing w:after="0" w:line="240" w:lineRule="auto"/>
+      <w:ind w:left="720"/>
+    </w:pPr>
+    <w:rPr>
+      <w:rFonts w:ascii="Times New Roman" w:eastAsia="Times New Roman" w:hAnsi="Times New Roman" w:cs="Times New Roman"/>
+      <w:sz w:val="24"/>
+      <w:szCs w:val="24"/>
+      <w:lang w:eastAsia="ar-SA"/>
+    </w:rPr>
+  </w:style>
+  <w:style w:type="paragraph" w:customStyle="1" w:styleId="6644C4ECF492402DB7F2BA9B6748E8787">
+    <w:name w:val="6644C4ECF492402DB7F2BA9B6748E8787"/>
+    <w:rsid w:val="008277EC"/>
+    <w:pPr>
+      <w:suppressAutoHyphens/>
+      <w:spacing w:after="0" w:line="240" w:lineRule="auto"/>
+      <w:ind w:left="720"/>
+    </w:pPr>
+    <w:rPr>
+      <w:rFonts w:ascii="Times New Roman" w:eastAsia="Times New Roman" w:hAnsi="Times New Roman" w:cs="Times New Roman"/>
+      <w:sz w:val="24"/>
+      <w:szCs w:val="24"/>
+      <w:lang w:eastAsia="ar-SA"/>
+    </w:rPr>
+  </w:style>
+  <w:style w:type="paragraph" w:customStyle="1" w:styleId="C02B5CE2A98843C7A134DC3C1BECBCB37">
+    <w:name w:val="C02B5CE2A98843C7A134DC3C1BECBCB37"/>
+    <w:rsid w:val="008277EC"/>
+    <w:pPr>
+      <w:suppressAutoHyphens/>
+      <w:spacing w:after="0" w:line="240" w:lineRule="auto"/>
+      <w:ind w:left="720"/>
+    </w:pPr>
+    <w:rPr>
+      <w:rFonts w:ascii="Times New Roman" w:eastAsia="Times New Roman" w:hAnsi="Times New Roman" w:cs="Times New Roman"/>
+      <w:sz w:val="24"/>
+      <w:szCs w:val="24"/>
+      <w:lang w:eastAsia="ar-SA"/>
+    </w:rPr>
+  </w:style>
+  <w:style w:type="paragraph" w:customStyle="1" w:styleId="F08CB367DF454DEDA5E6E09941FD86C67">
+    <w:name w:val="F08CB367DF454DEDA5E6E09941FD86C67"/>
+    <w:rsid w:val="008277EC"/>
+    <w:pPr>
+      <w:suppressAutoHyphens/>
+      <w:spacing w:after="0" w:line="240" w:lineRule="auto"/>
+      <w:ind w:left="720"/>
+    </w:pPr>
+    <w:rPr>
+      <w:rFonts w:ascii="Times New Roman" w:eastAsia="Times New Roman" w:hAnsi="Times New Roman" w:cs="Times New Roman"/>
+      <w:sz w:val="24"/>
+      <w:szCs w:val="24"/>
+      <w:lang w:eastAsia="ar-SA"/>
+    </w:rPr>
+  </w:style>
+  <w:style w:type="paragraph" w:customStyle="1" w:styleId="30B5231132DE4C44B87DC8A4A77312F87">
+    <w:name w:val="30B5231132DE4C44B87DC8A4A77312F87"/>
+    <w:rsid w:val="008277EC"/>
+    <w:pPr>
+      <w:suppressAutoHyphens/>
+      <w:spacing w:after="0" w:line="240" w:lineRule="auto"/>
+    </w:pPr>
+    <w:rPr>
+      <w:rFonts w:ascii="Times New Roman" w:eastAsia="Times New Roman" w:hAnsi="Times New Roman" w:cs="Times New Roman"/>
+      <w:sz w:val="24"/>
+      <w:szCs w:val="24"/>
+      <w:lang w:eastAsia="ar-SA"/>
+    </w:rPr>
+  </w:style>
+  <w:style w:type="paragraph" w:customStyle="1" w:styleId="641844EF88A0483585C42633FB27E1477">
+    <w:name w:val="641844EF88A0483585C42633FB27E1477"/>
+    <w:rsid w:val="008277EC"/>
+    <w:pPr>
+      <w:suppressAutoHyphens/>
+      <w:spacing w:after="0" w:line="240" w:lineRule="auto"/>
+    </w:pPr>
+    <w:rPr>
+      <w:rFonts w:ascii="Times New Roman" w:eastAsia="Times New Roman" w:hAnsi="Times New Roman" w:cs="Times New Roman"/>
+      <w:sz w:val="24"/>
+      <w:szCs w:val="24"/>
+      <w:lang w:eastAsia="ar-SA"/>
+    </w:rPr>
+  </w:style>
+  <w:style w:type="paragraph" w:customStyle="1" w:styleId="11C5206171604150A0F0E34E3DB6DB7C7">
+    <w:name w:val="11C5206171604150A0F0E34E3DB6DB7C7"/>
+    <w:rsid w:val="008277EC"/>
+    <w:pPr>
+      <w:suppressAutoHyphens/>
+      <w:spacing w:after="0" w:line="240" w:lineRule="auto"/>
+    </w:pPr>
+    <w:rPr>
+      <w:rFonts w:ascii="Times New Roman" w:eastAsia="Times New Roman" w:hAnsi="Times New Roman" w:cs="Times New Roman"/>
+      <w:sz w:val="24"/>
+      <w:szCs w:val="24"/>
+      <w:lang w:eastAsia="ar-SA"/>
+    </w:rPr>
+  </w:style>
+  <w:style w:type="paragraph" w:customStyle="1" w:styleId="24D557F4BD1F4680AF94C4A8664941577">
+    <w:name w:val="24D557F4BD1F4680AF94C4A8664941577"/>
+    <w:rsid w:val="008277EC"/>
+    <w:pPr>
+      <w:suppressAutoHyphens/>
+      <w:spacing w:after="0" w:line="240" w:lineRule="auto"/>
+    </w:pPr>
+    <w:rPr>
+      <w:rFonts w:ascii="Times New Roman" w:eastAsia="Times New Roman" w:hAnsi="Times New Roman" w:cs="Times New Roman"/>
+      <w:sz w:val="24"/>
+      <w:szCs w:val="24"/>
+      <w:lang w:eastAsia="ar-SA"/>
+    </w:rPr>
+  </w:style>
+  <w:style w:type="paragraph" w:customStyle="1" w:styleId="F2031ECA10CA432EAFAFCC13CBD26CA17">
+    <w:name w:val="F2031ECA10CA432EAFAFCC13CBD26CA17"/>
+    <w:rsid w:val="008277EC"/>
+    <w:pPr>
+      <w:suppressAutoHyphens/>
+      <w:spacing w:after="0" w:line="240" w:lineRule="auto"/>
+    </w:pPr>
+    <w:rPr>
+      <w:rFonts w:ascii="Times New Roman" w:eastAsia="Times New Roman" w:hAnsi="Times New Roman" w:cs="Times New Roman"/>
+      <w:sz w:val="24"/>
+      <w:szCs w:val="24"/>
+      <w:lang w:eastAsia="ar-SA"/>
+    </w:rPr>
+  </w:style>
+  <w:style w:type="paragraph" w:customStyle="1" w:styleId="F6D2CF914FB545CFAF75D2C668297D5A7">
+    <w:name w:val="F6D2CF914FB545CFAF75D2C668297D5A7"/>
+    <w:rsid w:val="008277EC"/>
+    <w:pPr>
+      <w:suppressAutoHyphens/>
+      <w:spacing w:after="0" w:line="240" w:lineRule="auto"/>
+    </w:pPr>
+    <w:rPr>
+      <w:rFonts w:ascii="Times New Roman" w:eastAsia="Times New Roman" w:hAnsi="Times New Roman" w:cs="Times New Roman"/>
+      <w:sz w:val="24"/>
+      <w:szCs w:val="24"/>
+      <w:lang w:eastAsia="ar-SA"/>
+    </w:rPr>
+  </w:style>
+  <w:style w:type="paragraph" w:customStyle="1" w:styleId="9E9A8FC7DA374C97938206616E58A5447">
+    <w:name w:val="9E9A8FC7DA374C97938206616E58A5447"/>
+    <w:rsid w:val="008277EC"/>
+    <w:pPr>
+      <w:suppressAutoHyphens/>
+      <w:spacing w:after="0" w:line="240" w:lineRule="auto"/>
+    </w:pPr>
+    <w:rPr>
+      <w:rFonts w:ascii="Times New Roman" w:eastAsia="Times New Roman" w:hAnsi="Times New Roman" w:cs="Times New Roman"/>
+      <w:sz w:val="24"/>
+      <w:szCs w:val="24"/>
+      <w:lang w:eastAsia="ar-SA"/>
+    </w:rPr>
+  </w:style>
+  <w:style w:type="paragraph" w:customStyle="1" w:styleId="D569733F90D8465780AAFEA9A72292CC7">
+    <w:name w:val="D569733F90D8465780AAFEA9A72292CC7"/>
+    <w:rsid w:val="008277EC"/>
+    <w:pPr>
+      <w:suppressAutoHyphens/>
+      <w:spacing w:after="0" w:line="240" w:lineRule="auto"/>
+    </w:pPr>
+    <w:rPr>
+      <w:rFonts w:ascii="Times New Roman" w:eastAsia="Times New Roman" w:hAnsi="Times New Roman" w:cs="Times New Roman"/>
+      <w:sz w:val="24"/>
+      <w:szCs w:val="24"/>
+      <w:lang w:eastAsia="ar-SA"/>
+    </w:rPr>
+  </w:style>
+  <w:style w:type="paragraph" w:customStyle="1" w:styleId="A424099D39AD4CE8A3386ED4CCAB1C517">
+    <w:name w:val="A424099D39AD4CE8A3386ED4CCAB1C517"/>
+    <w:rsid w:val="008277EC"/>
+    <w:pPr>
+      <w:suppressAutoHyphens/>
+      <w:spacing w:after="0" w:line="240" w:lineRule="auto"/>
+    </w:pPr>
+    <w:rPr>
+      <w:rFonts w:ascii="Times New Roman" w:eastAsia="Times New Roman" w:hAnsi="Times New Roman" w:cs="Times New Roman"/>
+      <w:sz w:val="24"/>
+      <w:szCs w:val="24"/>
+      <w:lang w:eastAsia="ar-SA"/>
+    </w:rPr>
+  </w:style>
+  <w:style w:type="paragraph" w:customStyle="1" w:styleId="1C25BBCB9E8C458DB55945E1653B7B607">
+    <w:name w:val="1C25BBCB9E8C458DB55945E1653B7B607"/>
+    <w:rsid w:val="008277EC"/>
+    <w:pPr>
+      <w:suppressAutoHyphens/>
+      <w:spacing w:after="0" w:line="240" w:lineRule="auto"/>
+    </w:pPr>
+    <w:rPr>
+      <w:rFonts w:ascii="Times New Roman" w:eastAsia="Times New Roman" w:hAnsi="Times New Roman" w:cs="Times New Roman"/>
+      <w:sz w:val="24"/>
+      <w:szCs w:val="24"/>
+      <w:lang w:eastAsia="ar-SA"/>
+    </w:rPr>
+  </w:style>
+  <w:style w:type="paragraph" w:customStyle="1" w:styleId="C4D8D8EBF8FB4F208FCCE4F22312AE587">
+    <w:name w:val="C4D8D8EBF8FB4F208FCCE4F22312AE587"/>
+    <w:rsid w:val="008277EC"/>
+    <w:pPr>
+      <w:suppressAutoHyphens/>
+      <w:spacing w:after="0" w:line="240" w:lineRule="auto"/>
+    </w:pPr>
+    <w:rPr>
+      <w:rFonts w:ascii="Times New Roman" w:eastAsia="Times New Roman" w:hAnsi="Times New Roman" w:cs="Times New Roman"/>
+      <w:sz w:val="24"/>
+      <w:szCs w:val="24"/>
+      <w:lang w:eastAsia="ar-SA"/>
+    </w:rPr>
+  </w:style>
+  <w:style w:type="paragraph" w:customStyle="1" w:styleId="334026C924924B0F8F30D585C3574F7F7">
+    <w:name w:val="334026C924924B0F8F30D585C3574F7F7"/>
+    <w:rsid w:val="008277EC"/>
+    <w:pPr>
+      <w:suppressAutoHyphens/>
+      <w:spacing w:after="0" w:line="240" w:lineRule="auto"/>
+    </w:pPr>
+    <w:rPr>
+      <w:rFonts w:ascii="Times New Roman" w:eastAsia="Times New Roman" w:hAnsi="Times New Roman" w:cs="Times New Roman"/>
+      <w:sz w:val="24"/>
+      <w:szCs w:val="24"/>
+      <w:lang w:eastAsia="ar-SA"/>
+    </w:rPr>
+  </w:style>
+  <w:style w:type="paragraph" w:customStyle="1" w:styleId="7ADE624015B146EC945C11081BCEF5B17">
+    <w:name w:val="7ADE624015B146EC945C11081BCEF5B17"/>
+    <w:rsid w:val="008277EC"/>
+    <w:pPr>
+      <w:suppressAutoHyphens/>
+      <w:spacing w:after="0" w:line="240" w:lineRule="auto"/>
+    </w:pPr>
+    <w:rPr>
+      <w:rFonts w:ascii="Times New Roman" w:eastAsia="Times New Roman" w:hAnsi="Times New Roman" w:cs="Times New Roman"/>
+      <w:sz w:val="24"/>
+      <w:szCs w:val="24"/>
+      <w:lang w:eastAsia="ar-SA"/>
+    </w:rPr>
+  </w:style>
+  <w:style w:type="paragraph" w:customStyle="1" w:styleId="E25F84A56559403AB6E70300BAAE09977">
+    <w:name w:val="E25F84A56559403AB6E70300BAAE09977"/>
+    <w:rsid w:val="008277EC"/>
+    <w:pPr>
+      <w:suppressAutoHyphens/>
+      <w:spacing w:after="0" w:line="240" w:lineRule="auto"/>
+    </w:pPr>
+    <w:rPr>
+      <w:rFonts w:ascii="Times New Roman" w:eastAsia="Times New Roman" w:hAnsi="Times New Roman" w:cs="Times New Roman"/>
+      <w:sz w:val="24"/>
+      <w:szCs w:val="24"/>
+      <w:lang w:eastAsia="ar-SA"/>
+    </w:rPr>
+  </w:style>
+  <w:style w:type="paragraph" w:customStyle="1" w:styleId="1C4B464C7C4A4464BA71CE2F2FA80C776">
+    <w:name w:val="1C4B464C7C4A4464BA71CE2F2FA80C776"/>
+    <w:rsid w:val="008277EC"/>
+    <w:pPr>
+      <w:suppressAutoHyphens/>
+      <w:spacing w:after="0" w:line="240" w:lineRule="auto"/>
+    </w:pPr>
+    <w:rPr>
+      <w:rFonts w:ascii="Times New Roman" w:eastAsia="Times New Roman" w:hAnsi="Times New Roman" w:cs="Times New Roman"/>
+      <w:sz w:val="24"/>
+      <w:szCs w:val="24"/>
+      <w:lang w:eastAsia="ar-SA"/>
+    </w:rPr>
+  </w:style>
+  <w:style w:type="paragraph" w:customStyle="1" w:styleId="41C7B96E8A2F4CCDB15DF23B381E76096">
+    <w:name w:val="41C7B96E8A2F4CCDB15DF23B381E76096"/>
+    <w:rsid w:val="008277EC"/>
+    <w:pPr>
+      <w:suppressAutoHyphens/>
+      <w:spacing w:after="0" w:line="240" w:lineRule="auto"/>
+    </w:pPr>
+    <w:rPr>
+      <w:rFonts w:ascii="Times New Roman" w:eastAsia="Times New Roman" w:hAnsi="Times New Roman" w:cs="Times New Roman"/>
+      <w:sz w:val="24"/>
+      <w:szCs w:val="24"/>
+      <w:lang w:eastAsia="ar-SA"/>
+    </w:rPr>
+  </w:style>
+  <w:style w:type="paragraph" w:customStyle="1" w:styleId="7000F3773B5D45598E24BE2A206B0CB69">
+    <w:name w:val="7000F3773B5D45598E24BE2A206B0CB69"/>
+    <w:rsid w:val="008277EC"/>
+    <w:pPr>
+      <w:suppressAutoHyphens/>
+      <w:spacing w:after="120" w:line="480" w:lineRule="auto"/>
+    </w:pPr>
+    <w:rPr>
+      <w:rFonts w:ascii="Times New Roman" w:eastAsia="Times New Roman" w:hAnsi="Times New Roman" w:cs="Times New Roman"/>
+      <w:sz w:val="24"/>
+      <w:szCs w:val="24"/>
+      <w:lang w:eastAsia="ar-SA"/>
+    </w:rPr>
+  </w:style>
+  <w:style w:type="paragraph" w:customStyle="1" w:styleId="EE6A686066A4478B98541DE0ED01880D9">
+    <w:name w:val="EE6A686066A4478B98541DE0ED01880D9"/>
+    <w:rsid w:val="008277EC"/>
+    <w:pPr>
+      <w:suppressAutoHyphens/>
+      <w:spacing w:after="120" w:line="480" w:lineRule="auto"/>
+    </w:pPr>
+    <w:rPr>
+      <w:rFonts w:ascii="Times New Roman" w:eastAsia="Times New Roman" w:hAnsi="Times New Roman" w:cs="Times New Roman"/>
+      <w:sz w:val="24"/>
+      <w:szCs w:val="24"/>
+      <w:lang w:eastAsia="ar-SA"/>
+    </w:rPr>
+  </w:style>
+  <w:style w:type="paragraph" w:customStyle="1" w:styleId="98518950C15044288EB55986CD0239E99">
+    <w:name w:val="98518950C15044288EB55986CD0239E99"/>
+    <w:rsid w:val="008277EC"/>
+    <w:pPr>
+      <w:suppressAutoHyphens/>
+      <w:spacing w:after="120" w:line="480" w:lineRule="auto"/>
+    </w:pPr>
+    <w:rPr>
+      <w:rFonts w:ascii="Times New Roman" w:eastAsia="Times New Roman" w:hAnsi="Times New Roman" w:cs="Times New Roman"/>
+      <w:sz w:val="24"/>
+      <w:szCs w:val="24"/>
+      <w:lang w:eastAsia="ar-SA"/>
+    </w:rPr>
+  </w:style>
+  <w:style w:type="paragraph" w:customStyle="1" w:styleId="DFE4253A826A41CB86C331DD4083B1049">
+    <w:name w:val="DFE4253A826A41CB86C331DD4083B1049"/>
+    <w:rsid w:val="008277EC"/>
+    <w:pPr>
+      <w:suppressAutoHyphens/>
+      <w:spacing w:after="120" w:line="480" w:lineRule="auto"/>
+    </w:pPr>
+    <w:rPr>
+      <w:rFonts w:ascii="Times New Roman" w:eastAsia="Times New Roman" w:hAnsi="Times New Roman" w:cs="Times New Roman"/>
+      <w:sz w:val="24"/>
+      <w:szCs w:val="24"/>
+      <w:lang w:eastAsia="ar-SA"/>
+    </w:rPr>
+  </w:style>
+  <w:style w:type="paragraph" w:customStyle="1" w:styleId="79042A016C5A407A9E7DD96D7EC4B9389">
+    <w:name w:val="79042A016C5A407A9E7DD96D7EC4B9389"/>
+    <w:rsid w:val="008277EC"/>
+    <w:pPr>
+      <w:suppressAutoHyphens/>
+      <w:spacing w:after="120" w:line="480" w:lineRule="auto"/>
+    </w:pPr>
+    <w:rPr>
+      <w:rFonts w:ascii="Times New Roman" w:eastAsia="Times New Roman" w:hAnsi="Times New Roman" w:cs="Times New Roman"/>
+      <w:sz w:val="24"/>
+      <w:szCs w:val="24"/>
+      <w:lang w:eastAsia="ar-SA"/>
+    </w:rPr>
+  </w:style>
+  <w:style w:type="paragraph" w:customStyle="1" w:styleId="51EF8E6C5B744057A17BC75C120E1F208">
+    <w:name w:val="51EF8E6C5B744057A17BC75C120E1F208"/>
+    <w:rsid w:val="008277EC"/>
+    <w:pPr>
+      <w:suppressAutoHyphens/>
+      <w:spacing w:after="0" w:line="240" w:lineRule="auto"/>
+      <w:ind w:left="720"/>
+    </w:pPr>
+    <w:rPr>
+      <w:rFonts w:ascii="Times New Roman" w:eastAsia="Times New Roman" w:hAnsi="Times New Roman" w:cs="Times New Roman"/>
+      <w:sz w:val="24"/>
+      <w:szCs w:val="24"/>
+      <w:lang w:eastAsia="ar-SA"/>
+    </w:rPr>
+  </w:style>
+  <w:style w:type="paragraph" w:customStyle="1" w:styleId="6644C4ECF492402DB7F2BA9B6748E8788">
+    <w:name w:val="6644C4ECF492402DB7F2BA9B6748E8788"/>
+    <w:rsid w:val="008277EC"/>
+    <w:pPr>
+      <w:suppressAutoHyphens/>
+      <w:spacing w:after="0" w:line="240" w:lineRule="auto"/>
+      <w:ind w:left="720"/>
+    </w:pPr>
+    <w:rPr>
+      <w:rFonts w:ascii="Times New Roman" w:eastAsia="Times New Roman" w:hAnsi="Times New Roman" w:cs="Times New Roman"/>
+      <w:sz w:val="24"/>
+      <w:szCs w:val="24"/>
+      <w:lang w:eastAsia="ar-SA"/>
+    </w:rPr>
+  </w:style>
+  <w:style w:type="paragraph" w:customStyle="1" w:styleId="C02B5CE2A98843C7A134DC3C1BECBCB38">
+    <w:name w:val="C02B5CE2A98843C7A134DC3C1BECBCB38"/>
+    <w:rsid w:val="008277EC"/>
+    <w:pPr>
+      <w:suppressAutoHyphens/>
+      <w:spacing w:after="0" w:line="240" w:lineRule="auto"/>
+      <w:ind w:left="720"/>
+    </w:pPr>
+    <w:rPr>
+      <w:rFonts w:ascii="Times New Roman" w:eastAsia="Times New Roman" w:hAnsi="Times New Roman" w:cs="Times New Roman"/>
+      <w:sz w:val="24"/>
+      <w:szCs w:val="24"/>
+      <w:lang w:eastAsia="ar-SA"/>
+    </w:rPr>
+  </w:style>
+  <w:style w:type="paragraph" w:customStyle="1" w:styleId="F08CB367DF454DEDA5E6E09941FD86C68">
+    <w:name w:val="F08CB367DF454DEDA5E6E09941FD86C68"/>
+    <w:rsid w:val="008277EC"/>
+    <w:pPr>
+      <w:suppressAutoHyphens/>
+      <w:spacing w:after="0" w:line="240" w:lineRule="auto"/>
+      <w:ind w:left="720"/>
+    </w:pPr>
+    <w:rPr>
+      <w:rFonts w:ascii="Times New Roman" w:eastAsia="Times New Roman" w:hAnsi="Times New Roman" w:cs="Times New Roman"/>
+      <w:sz w:val="24"/>
+      <w:szCs w:val="24"/>
+      <w:lang w:eastAsia="ar-SA"/>
+    </w:rPr>
+  </w:style>
+  <w:style w:type="paragraph" w:customStyle="1" w:styleId="30B5231132DE4C44B87DC8A4A77312F88">
+    <w:name w:val="30B5231132DE4C44B87DC8A4A77312F88"/>
+    <w:rsid w:val="008277EC"/>
+    <w:pPr>
+      <w:suppressAutoHyphens/>
+      <w:spacing w:after="0" w:line="240" w:lineRule="auto"/>
+    </w:pPr>
+    <w:rPr>
+      <w:rFonts w:ascii="Times New Roman" w:eastAsia="Times New Roman" w:hAnsi="Times New Roman" w:cs="Times New Roman"/>
+      <w:sz w:val="24"/>
+      <w:szCs w:val="24"/>
+      <w:lang w:eastAsia="ar-SA"/>
+    </w:rPr>
+  </w:style>
+  <w:style w:type="paragraph" w:customStyle="1" w:styleId="641844EF88A0483585C42633FB27E1478">
+    <w:name w:val="641844EF88A0483585C42633FB27E1478"/>
+    <w:rsid w:val="008277EC"/>
+    <w:pPr>
+      <w:suppressAutoHyphens/>
+      <w:spacing w:after="0" w:line="240" w:lineRule="auto"/>
+    </w:pPr>
+    <w:rPr>
+      <w:rFonts w:ascii="Times New Roman" w:eastAsia="Times New Roman" w:hAnsi="Times New Roman" w:cs="Times New Roman"/>
+      <w:sz w:val="24"/>
+      <w:szCs w:val="24"/>
+      <w:lang w:eastAsia="ar-SA"/>
+    </w:rPr>
+  </w:style>
+  <w:style w:type="paragraph" w:customStyle="1" w:styleId="11C5206171604150A0F0E34E3DB6DB7C8">
+    <w:name w:val="11C5206171604150A0F0E34E3DB6DB7C8"/>
+    <w:rsid w:val="008277EC"/>
+    <w:pPr>
+      <w:suppressAutoHyphens/>
+      <w:spacing w:after="0" w:line="240" w:lineRule="auto"/>
+    </w:pPr>
+    <w:rPr>
+      <w:rFonts w:ascii="Times New Roman" w:eastAsia="Times New Roman" w:hAnsi="Times New Roman" w:cs="Times New Roman"/>
+      <w:sz w:val="24"/>
+      <w:szCs w:val="24"/>
+      <w:lang w:eastAsia="ar-SA"/>
+    </w:rPr>
+  </w:style>
+  <w:style w:type="paragraph" w:customStyle="1" w:styleId="24D557F4BD1F4680AF94C4A8664941578">
+    <w:name w:val="24D557F4BD1F4680AF94C4A8664941578"/>
+    <w:rsid w:val="008277EC"/>
+    <w:pPr>
+      <w:suppressAutoHyphens/>
+      <w:spacing w:after="0" w:line="240" w:lineRule="auto"/>
+    </w:pPr>
+    <w:rPr>
+      <w:rFonts w:ascii="Times New Roman" w:eastAsia="Times New Roman" w:hAnsi="Times New Roman" w:cs="Times New Roman"/>
+      <w:sz w:val="24"/>
+      <w:szCs w:val="24"/>
+      <w:lang w:eastAsia="ar-SA"/>
+    </w:rPr>
+  </w:style>
+  <w:style w:type="paragraph" w:customStyle="1" w:styleId="F2031ECA10CA432EAFAFCC13CBD26CA18">
+    <w:name w:val="F2031ECA10CA432EAFAFCC13CBD26CA18"/>
+    <w:rsid w:val="008277EC"/>
+    <w:pPr>
+      <w:suppressAutoHyphens/>
+      <w:spacing w:after="0" w:line="240" w:lineRule="auto"/>
+    </w:pPr>
+    <w:rPr>
+      <w:rFonts w:ascii="Times New Roman" w:eastAsia="Times New Roman" w:hAnsi="Times New Roman" w:cs="Times New Roman"/>
+      <w:sz w:val="24"/>
+      <w:szCs w:val="24"/>
+      <w:lang w:eastAsia="ar-SA"/>
+    </w:rPr>
+  </w:style>
+  <w:style w:type="paragraph" w:customStyle="1" w:styleId="F6D2CF914FB545CFAF75D2C668297D5A8">
+    <w:name w:val="F6D2CF914FB545CFAF75D2C668297D5A8"/>
+    <w:rsid w:val="008277EC"/>
+    <w:pPr>
+      <w:suppressAutoHyphens/>
+      <w:spacing w:after="0" w:line="240" w:lineRule="auto"/>
+    </w:pPr>
+    <w:rPr>
+      <w:rFonts w:ascii="Times New Roman" w:eastAsia="Times New Roman" w:hAnsi="Times New Roman" w:cs="Times New Roman"/>
+      <w:sz w:val="24"/>
+      <w:szCs w:val="24"/>
+      <w:lang w:eastAsia="ar-SA"/>
+    </w:rPr>
+  </w:style>
+  <w:style w:type="paragraph" w:customStyle="1" w:styleId="9E9A8FC7DA374C97938206616E58A5448">
+    <w:name w:val="9E9A8FC7DA374C97938206616E58A5448"/>
+    <w:rsid w:val="008277EC"/>
+    <w:pPr>
+      <w:suppressAutoHyphens/>
+      <w:spacing w:after="0" w:line="240" w:lineRule="auto"/>
+    </w:pPr>
+    <w:rPr>
+      <w:rFonts w:ascii="Times New Roman" w:eastAsia="Times New Roman" w:hAnsi="Times New Roman" w:cs="Times New Roman"/>
+      <w:sz w:val="24"/>
+      <w:szCs w:val="24"/>
+      <w:lang w:eastAsia="ar-SA"/>
+    </w:rPr>
+  </w:style>
+  <w:style w:type="paragraph" w:customStyle="1" w:styleId="D569733F90D8465780AAFEA9A72292CC8">
+    <w:name w:val="D569733F90D8465780AAFEA9A72292CC8"/>
+    <w:rsid w:val="008277EC"/>
+    <w:pPr>
+      <w:suppressAutoHyphens/>
+      <w:spacing w:after="0" w:line="240" w:lineRule="auto"/>
+    </w:pPr>
+    <w:rPr>
+      <w:rFonts w:ascii="Times New Roman" w:eastAsia="Times New Roman" w:hAnsi="Times New Roman" w:cs="Times New Roman"/>
+      <w:sz w:val="24"/>
+      <w:szCs w:val="24"/>
+      <w:lang w:eastAsia="ar-SA"/>
+    </w:rPr>
+  </w:style>
+  <w:style w:type="paragraph" w:customStyle="1" w:styleId="A424099D39AD4CE8A3386ED4CCAB1C518">
+    <w:name w:val="A424099D39AD4CE8A3386ED4CCAB1C518"/>
+    <w:rsid w:val="008277EC"/>
+    <w:pPr>
+      <w:suppressAutoHyphens/>
+      <w:spacing w:after="0" w:line="240" w:lineRule="auto"/>
+    </w:pPr>
+    <w:rPr>
+      <w:rFonts w:ascii="Times New Roman" w:eastAsia="Times New Roman" w:hAnsi="Times New Roman" w:cs="Times New Roman"/>
+      <w:sz w:val="24"/>
+      <w:szCs w:val="24"/>
+      <w:lang w:eastAsia="ar-SA"/>
+    </w:rPr>
+  </w:style>
+  <w:style w:type="paragraph" w:customStyle="1" w:styleId="1C25BBCB9E8C458DB55945E1653B7B608">
+    <w:name w:val="1C25BBCB9E8C458DB55945E1653B7B608"/>
+    <w:rsid w:val="008277EC"/>
+    <w:pPr>
+      <w:suppressAutoHyphens/>
+      <w:spacing w:after="0" w:line="240" w:lineRule="auto"/>
+    </w:pPr>
+    <w:rPr>
+      <w:rFonts w:ascii="Times New Roman" w:eastAsia="Times New Roman" w:hAnsi="Times New Roman" w:cs="Times New Roman"/>
+      <w:sz w:val="24"/>
+      <w:szCs w:val="24"/>
+      <w:lang w:eastAsia="ar-SA"/>
+    </w:rPr>
+  </w:style>
+  <w:style w:type="paragraph" w:customStyle="1" w:styleId="C4D8D8EBF8FB4F208FCCE4F22312AE588">
+    <w:name w:val="C4D8D8EBF8FB4F208FCCE4F22312AE588"/>
+    <w:rsid w:val="008277EC"/>
+    <w:pPr>
+      <w:suppressAutoHyphens/>
+      <w:spacing w:after="0" w:line="240" w:lineRule="auto"/>
+    </w:pPr>
+    <w:rPr>
+      <w:rFonts w:ascii="Times New Roman" w:eastAsia="Times New Roman" w:hAnsi="Times New Roman" w:cs="Times New Roman"/>
+      <w:sz w:val="24"/>
+      <w:szCs w:val="24"/>
+      <w:lang w:eastAsia="ar-SA"/>
+    </w:rPr>
+  </w:style>
+  <w:style w:type="paragraph" w:customStyle="1" w:styleId="334026C924924B0F8F30D585C3574F7F8">
+    <w:name w:val="334026C924924B0F8F30D585C3574F7F8"/>
+    <w:rsid w:val="008277EC"/>
+    <w:pPr>
+      <w:suppressAutoHyphens/>
+      <w:spacing w:after="0" w:line="240" w:lineRule="auto"/>
+    </w:pPr>
+    <w:rPr>
+      <w:rFonts w:ascii="Times New Roman" w:eastAsia="Times New Roman" w:hAnsi="Times New Roman" w:cs="Times New Roman"/>
+      <w:sz w:val="24"/>
+      <w:szCs w:val="24"/>
+      <w:lang w:eastAsia="ar-SA"/>
+    </w:rPr>
+  </w:style>
+  <w:style w:type="paragraph" w:customStyle="1" w:styleId="7ADE624015B146EC945C11081BCEF5B18">
+    <w:name w:val="7ADE624015B146EC945C11081BCEF5B18"/>
+    <w:rsid w:val="008277EC"/>
+    <w:pPr>
+      <w:suppressAutoHyphens/>
+      <w:spacing w:after="0" w:line="240" w:lineRule="auto"/>
+    </w:pPr>
+    <w:rPr>
+      <w:rFonts w:ascii="Times New Roman" w:eastAsia="Times New Roman" w:hAnsi="Times New Roman" w:cs="Times New Roman"/>
+      <w:sz w:val="24"/>
+      <w:szCs w:val="24"/>
+      <w:lang w:eastAsia="ar-SA"/>
+    </w:rPr>
+  </w:style>
+  <w:style w:type="paragraph" w:customStyle="1" w:styleId="E25F84A56559403AB6E70300BAAE09978">
+    <w:name w:val="E25F84A56559403AB6E70300BAAE09978"/>
+    <w:rsid w:val="008277EC"/>
+    <w:pPr>
+      <w:suppressAutoHyphens/>
+      <w:spacing w:after="0" w:line="240" w:lineRule="auto"/>
+    </w:pPr>
+    <w:rPr>
+      <w:rFonts w:ascii="Times New Roman" w:eastAsia="Times New Roman" w:hAnsi="Times New Roman" w:cs="Times New Roman"/>
+      <w:sz w:val="24"/>
+      <w:szCs w:val="24"/>
+      <w:lang w:eastAsia="ar-SA"/>
+    </w:rPr>
+  </w:style>
+  <w:style w:type="paragraph" w:customStyle="1" w:styleId="1C4B464C7C4A4464BA71CE2F2FA80C777">
+    <w:name w:val="1C4B464C7C4A4464BA71CE2F2FA80C777"/>
+    <w:rsid w:val="008277EC"/>
+    <w:pPr>
+      <w:suppressAutoHyphens/>
+      <w:spacing w:after="0" w:line="240" w:lineRule="auto"/>
+    </w:pPr>
+    <w:rPr>
+      <w:rFonts w:ascii="Times New Roman" w:eastAsia="Times New Roman" w:hAnsi="Times New Roman" w:cs="Times New Roman"/>
+      <w:sz w:val="24"/>
+      <w:szCs w:val="24"/>
+      <w:lang w:eastAsia="ar-SA"/>
+    </w:rPr>
+  </w:style>
+  <w:style w:type="paragraph" w:customStyle="1" w:styleId="41C7B96E8A2F4CCDB15DF23B381E76097">
+    <w:name w:val="41C7B96E8A2F4CCDB15DF23B381E76097"/>
+    <w:rsid w:val="008277EC"/>
     <w:pPr>
       <w:suppressAutoHyphens/>
       <w:spacing w:after="0" w:line="240" w:lineRule="auto"/>
@@ -13586,7 +15733,7 @@
 </file>
 
 <file path=customXml/itemProps1.xml><?xml version="1.0" encoding="utf-8"?>
-<ds:datastoreItem xmlns:ds="http://schemas.openxmlformats.org/officeDocument/2006/customXml" ds:itemID="{FBCCFCE3-BBE8-4332-9015-909C5EF4DC66}">
+<ds:datastoreItem xmlns:ds="http://schemas.openxmlformats.org/officeDocument/2006/customXml" ds:itemID="{D5DCFE06-11BB-4A75-8194-E3A31C1B5188}">
   <ds:schemaRefs>
     <ds:schemaRef ds:uri="http://schemas.openxmlformats.org/officeDocument/2006/bibliography"/>
   </ds:schemaRefs>
